--- a/docs/handover/word/DU_LIEU_MAU.docx
+++ b/docs/handover/word/DU_LIEU_MAU.docx
@@ -7,7 +7,7 @@
         <w:pStyle w:val="Title"/>
       </w:pPr>
       <w:r>
-        <w:t>Dữ liệu mẫu cho ITAM Prototype</w:t>
+        <w:t>DỮ LIỆU MẪU CHO ITAM PROTOTYPE</w:t>
       </w:r>
     </w:p>
     <w:p>
@@ -20,7 +20,7 @@
         <w:pStyle w:val="Heading1"/>
       </w:pPr>
       <w:r>
-        <w:t>1. Dữ liệu được tạo bởi migration</w:t>
+        <w:t>1. DỮ LIỆU ĐƯỢC TẠO BỞI MIGRATION</w:t>
       </w:r>
     </w:p>
     <w:p>
@@ -28,7 +28,7 @@
         <w:pStyle w:val="Heading2"/>
       </w:pPr>
       <w:r>
-        <w:t>Tài khoản demo</w:t>
+        <w:t>TÀI KHOẢN DEMO</w:t>
       </w:r>
     </w:p>
     <w:tbl>
@@ -72,6 +72,7 @@
             </w:pPr>
             <w:r>
               <w:rPr>
+                <w:rFonts w:ascii="Times New Roman" w:hAnsi="Times New Roman" w:cs="Times New Roman" w:eastAsia="Times New Roman"/>
                 <w:b/>
                 <w:sz w:val="18"/>
               </w:rPr>
@@ -103,6 +104,7 @@
             </w:pPr>
             <w:r>
               <w:rPr>
+                <w:rFonts w:ascii="Times New Roman" w:hAnsi="Times New Roman" w:cs="Times New Roman" w:eastAsia="Times New Roman"/>
                 <w:b/>
                 <w:sz w:val="18"/>
               </w:rPr>
@@ -134,6 +136,7 @@
             </w:pPr>
             <w:r>
               <w:rPr>
+                <w:rFonts w:ascii="Times New Roman" w:hAnsi="Times New Roman" w:cs="Times New Roman" w:eastAsia="Times New Roman"/>
                 <w:b/>
                 <w:sz w:val="18"/>
               </w:rPr>
@@ -165,6 +168,7 @@
             </w:pPr>
             <w:r>
               <w:rPr>
+                <w:rFonts w:ascii="Times New Roman" w:hAnsi="Times New Roman" w:cs="Times New Roman" w:eastAsia="Times New Roman"/>
                 <w:b/>
                 <w:sz w:val="18"/>
               </w:rPr>
@@ -198,6 +202,7 @@
             </w:pPr>
             <w:r>
               <w:rPr>
+                <w:rFonts w:ascii="Times New Roman" w:hAnsi="Times New Roman" w:cs="Times New Roman" w:eastAsia="Times New Roman"/>
                 <w:b w:val="0"/>
                 <w:sz w:val="18"/>
               </w:rPr>
@@ -229,6 +234,7 @@
             </w:pPr>
             <w:r>
               <w:rPr>
+                <w:rFonts w:ascii="Times New Roman" w:hAnsi="Times New Roman" w:cs="Times New Roman" w:eastAsia="Times New Roman"/>
                 <w:b w:val="0"/>
                 <w:sz w:val="18"/>
               </w:rPr>
@@ -260,6 +266,7 @@
             </w:pPr>
             <w:r>
               <w:rPr>
+                <w:rFonts w:ascii="Times New Roman" w:hAnsi="Times New Roman" w:cs="Times New Roman" w:eastAsia="Times New Roman"/>
                 <w:b w:val="0"/>
                 <w:sz w:val="18"/>
               </w:rPr>
@@ -291,6 +298,7 @@
             </w:pPr>
             <w:r>
               <w:rPr>
+                <w:rFonts w:ascii="Times New Roman" w:hAnsi="Times New Roman" w:cs="Times New Roman" w:eastAsia="Times New Roman"/>
                 <w:b w:val="0"/>
                 <w:sz w:val="18"/>
               </w:rPr>
@@ -324,6 +332,7 @@
             </w:pPr>
             <w:r>
               <w:rPr>
+                <w:rFonts w:ascii="Times New Roman" w:hAnsi="Times New Roman" w:cs="Times New Roman" w:eastAsia="Times New Roman"/>
                 <w:b w:val="0"/>
                 <w:sz w:val="18"/>
               </w:rPr>
@@ -355,6 +364,7 @@
             </w:pPr>
             <w:r>
               <w:rPr>
+                <w:rFonts w:ascii="Times New Roman" w:hAnsi="Times New Roman" w:cs="Times New Roman" w:eastAsia="Times New Roman"/>
                 <w:b w:val="0"/>
                 <w:sz w:val="18"/>
               </w:rPr>
@@ -386,6 +396,7 @@
             </w:pPr>
             <w:r>
               <w:rPr>
+                <w:rFonts w:ascii="Times New Roman" w:hAnsi="Times New Roman" w:cs="Times New Roman" w:eastAsia="Times New Roman"/>
                 <w:b w:val="0"/>
                 <w:sz w:val="18"/>
               </w:rPr>
@@ -417,6 +428,7 @@
             </w:pPr>
             <w:r>
               <w:rPr>
+                <w:rFonts w:ascii="Times New Roman" w:hAnsi="Times New Roman" w:cs="Times New Roman" w:eastAsia="Times New Roman"/>
                 <w:b w:val="0"/>
                 <w:sz w:val="18"/>
               </w:rPr>
@@ -450,6 +462,7 @@
             </w:pPr>
             <w:r>
               <w:rPr>
+                <w:rFonts w:ascii="Times New Roman" w:hAnsi="Times New Roman" w:cs="Times New Roman" w:eastAsia="Times New Roman"/>
                 <w:b w:val="0"/>
                 <w:sz w:val="18"/>
               </w:rPr>
@@ -481,6 +494,7 @@
             </w:pPr>
             <w:r>
               <w:rPr>
+                <w:rFonts w:ascii="Times New Roman" w:hAnsi="Times New Roman" w:cs="Times New Roman" w:eastAsia="Times New Roman"/>
                 <w:b w:val="0"/>
                 <w:sz w:val="18"/>
               </w:rPr>
@@ -512,6 +526,7 @@
             </w:pPr>
             <w:r>
               <w:rPr>
+                <w:rFonts w:ascii="Times New Roman" w:hAnsi="Times New Roman" w:cs="Times New Roman" w:eastAsia="Times New Roman"/>
                 <w:b w:val="0"/>
                 <w:sz w:val="18"/>
               </w:rPr>
@@ -543,6 +558,7 @@
             </w:pPr>
             <w:r>
               <w:rPr>
+                <w:rFonts w:ascii="Times New Roman" w:hAnsi="Times New Roman" w:cs="Times New Roman" w:eastAsia="Times New Roman"/>
                 <w:b w:val="0"/>
                 <w:sz w:val="18"/>
               </w:rPr>
@@ -576,6 +592,7 @@
             </w:pPr>
             <w:r>
               <w:rPr>
+                <w:rFonts w:ascii="Times New Roman" w:hAnsi="Times New Roman" w:cs="Times New Roman" w:eastAsia="Times New Roman"/>
                 <w:b w:val="0"/>
                 <w:sz w:val="18"/>
               </w:rPr>
@@ -607,6 +624,7 @@
             </w:pPr>
             <w:r>
               <w:rPr>
+                <w:rFonts w:ascii="Times New Roman" w:hAnsi="Times New Roman" w:cs="Times New Roman" w:eastAsia="Times New Roman"/>
                 <w:b w:val="0"/>
                 <w:sz w:val="18"/>
               </w:rPr>
@@ -638,6 +656,7 @@
             </w:pPr>
             <w:r>
               <w:rPr>
+                <w:rFonts w:ascii="Times New Roman" w:hAnsi="Times New Roman" w:cs="Times New Roman" w:eastAsia="Times New Roman"/>
                 <w:b w:val="0"/>
                 <w:sz w:val="18"/>
               </w:rPr>
@@ -669,6 +688,7 @@
             </w:pPr>
             <w:r>
               <w:rPr>
+                <w:rFonts w:ascii="Times New Roman" w:hAnsi="Times New Roman" w:cs="Times New Roman" w:eastAsia="Times New Roman"/>
                 <w:b w:val="0"/>
                 <w:sz w:val="18"/>
               </w:rPr>
@@ -693,7 +713,7 @@
         <w:pStyle w:val="Heading2"/>
       </w:pPr>
       <w:r>
-        <w:t>Danh mục hệ thống seed sẵn</w:t>
+        <w:t>DANH MỤC HỆ THỐNG SEED SẴN</w:t>
       </w:r>
     </w:p>
     <w:p>
@@ -762,7 +782,7 @@
         <w:pStyle w:val="Heading1"/>
       </w:pPr>
       <w:r>
-        <w:t>2. Bộ danh mục tổng hợp đề xuất</w:t>
+        <w:t>2. BỘ DANH MỤC TỔNG HỢP ĐỀ XUẤT</w:t>
       </w:r>
     </w:p>
     <w:p>
@@ -775,7 +795,7 @@
         <w:pStyle w:val="Heading2"/>
       </w:pPr>
       <w:r>
-        <w:t>Phòng ban</w:t>
+        <w:t>PHÒNG BAN</w:t>
       </w:r>
     </w:p>
     <w:tbl>
@@ -817,6 +837,7 @@
             </w:pPr>
             <w:r>
               <w:rPr>
+                <w:rFonts w:ascii="Times New Roman" w:hAnsi="Times New Roman" w:cs="Times New Roman" w:eastAsia="Times New Roman"/>
                 <w:b/>
                 <w:sz w:val="18"/>
               </w:rPr>
@@ -848,6 +869,7 @@
             </w:pPr>
             <w:r>
               <w:rPr>
+                <w:rFonts w:ascii="Times New Roman" w:hAnsi="Times New Roman" w:cs="Times New Roman" w:eastAsia="Times New Roman"/>
                 <w:b/>
                 <w:sz w:val="18"/>
               </w:rPr>
@@ -881,6 +903,7 @@
             </w:pPr>
             <w:r>
               <w:rPr>
+                <w:rFonts w:ascii="Times New Roman" w:hAnsi="Times New Roman" w:cs="Times New Roman" w:eastAsia="Times New Roman"/>
                 <w:b w:val="0"/>
                 <w:sz w:val="18"/>
               </w:rPr>
@@ -912,6 +935,7 @@
             </w:pPr>
             <w:r>
               <w:rPr>
+                <w:rFonts w:ascii="Times New Roman" w:hAnsi="Times New Roman" w:cs="Times New Roman" w:eastAsia="Times New Roman"/>
                 <w:b w:val="0"/>
                 <w:sz w:val="18"/>
               </w:rPr>
@@ -945,6 +969,7 @@
             </w:pPr>
             <w:r>
               <w:rPr>
+                <w:rFonts w:ascii="Times New Roman" w:hAnsi="Times New Roman" w:cs="Times New Roman" w:eastAsia="Times New Roman"/>
                 <w:b w:val="0"/>
                 <w:sz w:val="18"/>
               </w:rPr>
@@ -976,6 +1001,7 @@
             </w:pPr>
             <w:r>
               <w:rPr>
+                <w:rFonts w:ascii="Times New Roman" w:hAnsi="Times New Roman" w:cs="Times New Roman" w:eastAsia="Times New Roman"/>
                 <w:b w:val="0"/>
                 <w:sz w:val="18"/>
               </w:rPr>
@@ -1009,6 +1035,7 @@
             </w:pPr>
             <w:r>
               <w:rPr>
+                <w:rFonts w:ascii="Times New Roman" w:hAnsi="Times New Roman" w:cs="Times New Roman" w:eastAsia="Times New Roman"/>
                 <w:b w:val="0"/>
                 <w:sz w:val="18"/>
               </w:rPr>
@@ -1040,6 +1067,7 @@
             </w:pPr>
             <w:r>
               <w:rPr>
+                <w:rFonts w:ascii="Times New Roman" w:hAnsi="Times New Roman" w:cs="Times New Roman" w:eastAsia="Times New Roman"/>
                 <w:b w:val="0"/>
                 <w:sz w:val="18"/>
               </w:rPr>
@@ -1059,7 +1087,7 @@
         <w:pStyle w:val="Heading2"/>
       </w:pPr>
       <w:r>
-        <w:t>Vị trí</w:t>
+        <w:t>VỊ TRÍ</w:t>
       </w:r>
     </w:p>
     <w:tbl>
@@ -1102,6 +1130,7 @@
             </w:pPr>
             <w:r>
               <w:rPr>
+                <w:rFonts w:ascii="Times New Roman" w:hAnsi="Times New Roman" w:cs="Times New Roman" w:eastAsia="Times New Roman"/>
                 <w:b/>
                 <w:sz w:val="18"/>
               </w:rPr>
@@ -1133,6 +1162,7 @@
             </w:pPr>
             <w:r>
               <w:rPr>
+                <w:rFonts w:ascii="Times New Roman" w:hAnsi="Times New Roman" w:cs="Times New Roman" w:eastAsia="Times New Roman"/>
                 <w:b/>
                 <w:sz w:val="18"/>
               </w:rPr>
@@ -1164,6 +1194,7 @@
             </w:pPr>
             <w:r>
               <w:rPr>
+                <w:rFonts w:ascii="Times New Roman" w:hAnsi="Times New Roman" w:cs="Times New Roman" w:eastAsia="Times New Roman"/>
                 <w:b/>
                 <w:sz w:val="18"/>
               </w:rPr>
@@ -1197,6 +1228,7 @@
             </w:pPr>
             <w:r>
               <w:rPr>
+                <w:rFonts w:ascii="Times New Roman" w:hAnsi="Times New Roman" w:cs="Times New Roman" w:eastAsia="Times New Roman"/>
                 <w:b w:val="0"/>
                 <w:sz w:val="18"/>
               </w:rPr>
@@ -1228,6 +1260,7 @@
             </w:pPr>
             <w:r>
               <w:rPr>
+                <w:rFonts w:ascii="Times New Roman" w:hAnsi="Times New Roman" w:cs="Times New Roman" w:eastAsia="Times New Roman"/>
                 <w:b w:val="0"/>
                 <w:sz w:val="18"/>
               </w:rPr>
@@ -1259,6 +1292,7 @@
             </w:pPr>
             <w:r>
               <w:rPr>
+                <w:rFonts w:ascii="Times New Roman" w:hAnsi="Times New Roman" w:cs="Times New Roman" w:eastAsia="Times New Roman"/>
                 <w:b w:val="0"/>
                 <w:sz w:val="18"/>
               </w:rPr>
@@ -1292,6 +1326,7 @@
             </w:pPr>
             <w:r>
               <w:rPr>
+                <w:rFonts w:ascii="Times New Roman" w:hAnsi="Times New Roman" w:cs="Times New Roman" w:eastAsia="Times New Roman"/>
                 <w:b w:val="0"/>
                 <w:sz w:val="18"/>
               </w:rPr>
@@ -1323,6 +1358,7 @@
             </w:pPr>
             <w:r>
               <w:rPr>
+                <w:rFonts w:ascii="Times New Roman" w:hAnsi="Times New Roman" w:cs="Times New Roman" w:eastAsia="Times New Roman"/>
                 <w:b w:val="0"/>
                 <w:sz w:val="18"/>
               </w:rPr>
@@ -1354,6 +1390,7 @@
             </w:pPr>
             <w:r>
               <w:rPr>
+                <w:rFonts w:ascii="Times New Roman" w:hAnsi="Times New Roman" w:cs="Times New Roman" w:eastAsia="Times New Roman"/>
                 <w:b w:val="0"/>
                 <w:sz w:val="18"/>
               </w:rPr>
@@ -1373,7 +1410,7 @@
         <w:pStyle w:val="Heading2"/>
       </w:pPr>
       <w:r>
-        <w:t>Nhà cung cấp và liên hệ</w:t>
+        <w:t>NHÀ CUNG CẤP VÀ LIÊN HỆ</w:t>
       </w:r>
     </w:p>
     <w:tbl>
@@ -1417,6 +1454,7 @@
             </w:pPr>
             <w:r>
               <w:rPr>
+                <w:rFonts w:ascii="Times New Roman" w:hAnsi="Times New Roman" w:cs="Times New Roman" w:eastAsia="Times New Roman"/>
                 <w:b/>
                 <w:sz w:val="18"/>
               </w:rPr>
@@ -1448,6 +1486,7 @@
             </w:pPr>
             <w:r>
               <w:rPr>
+                <w:rFonts w:ascii="Times New Roman" w:hAnsi="Times New Roman" w:cs="Times New Roman" w:eastAsia="Times New Roman"/>
                 <w:b/>
                 <w:sz w:val="18"/>
               </w:rPr>
@@ -1479,6 +1518,7 @@
             </w:pPr>
             <w:r>
               <w:rPr>
+                <w:rFonts w:ascii="Times New Roman" w:hAnsi="Times New Roman" w:cs="Times New Roman" w:eastAsia="Times New Roman"/>
                 <w:b/>
                 <w:sz w:val="18"/>
               </w:rPr>
@@ -1510,6 +1550,7 @@
             </w:pPr>
             <w:r>
               <w:rPr>
+                <w:rFonts w:ascii="Times New Roman" w:hAnsi="Times New Roman" w:cs="Times New Roman" w:eastAsia="Times New Roman"/>
                 <w:b/>
                 <w:sz w:val="18"/>
               </w:rPr>
@@ -1543,6 +1584,7 @@
             </w:pPr>
             <w:r>
               <w:rPr>
+                <w:rFonts w:ascii="Times New Roman" w:hAnsi="Times New Roman" w:cs="Times New Roman" w:eastAsia="Times New Roman"/>
                 <w:b w:val="0"/>
                 <w:sz w:val="18"/>
               </w:rPr>
@@ -1574,6 +1616,7 @@
             </w:pPr>
             <w:r>
               <w:rPr>
+                <w:rFonts w:ascii="Times New Roman" w:hAnsi="Times New Roman" w:cs="Times New Roman" w:eastAsia="Times New Roman"/>
                 <w:b w:val="0"/>
                 <w:sz w:val="18"/>
               </w:rPr>
@@ -1605,6 +1648,7 @@
             </w:pPr>
             <w:r>
               <w:rPr>
+                <w:rFonts w:ascii="Times New Roman" w:hAnsi="Times New Roman" w:cs="Times New Roman" w:eastAsia="Times New Roman"/>
                 <w:b w:val="0"/>
                 <w:sz w:val="18"/>
               </w:rPr>
@@ -1636,6 +1680,7 @@
             </w:pPr>
             <w:r>
               <w:rPr>
+                <w:rFonts w:ascii="Times New Roman" w:hAnsi="Times New Roman" w:cs="Times New Roman" w:eastAsia="Times New Roman"/>
                 <w:b w:val="0"/>
                 <w:sz w:val="18"/>
               </w:rPr>
@@ -1660,7 +1705,7 @@
         <w:pStyle w:val="Heading2"/>
       </w:pPr>
       <w:r>
-        <w:t>Model</w:t>
+        <w:t>MODEL</w:t>
       </w:r>
     </w:p>
     <w:p>
@@ -1707,6 +1752,7 @@
             </w:pPr>
             <w:r>
               <w:rPr>
+                <w:rFonts w:ascii="Times New Roman" w:hAnsi="Times New Roman" w:cs="Times New Roman" w:eastAsia="Times New Roman"/>
                 <w:b/>
                 <w:sz w:val="18"/>
               </w:rPr>
@@ -1738,6 +1784,7 @@
             </w:pPr>
             <w:r>
               <w:rPr>
+                <w:rFonts w:ascii="Times New Roman" w:hAnsi="Times New Roman" w:cs="Times New Roman" w:eastAsia="Times New Roman"/>
                 <w:b/>
                 <w:sz w:val="18"/>
               </w:rPr>
@@ -1771,6 +1818,7 @@
             </w:pPr>
             <w:r>
               <w:rPr>
+                <w:rFonts w:ascii="Times New Roman" w:hAnsi="Times New Roman" w:cs="Times New Roman" w:eastAsia="Times New Roman"/>
                 <w:b w:val="0"/>
                 <w:sz w:val="18"/>
               </w:rPr>
@@ -1802,6 +1850,7 @@
             </w:pPr>
             <w:r>
               <w:rPr>
+                <w:rFonts w:ascii="Times New Roman" w:hAnsi="Times New Roman" w:cs="Times New Roman" w:eastAsia="Times New Roman"/>
                 <w:b w:val="0"/>
                 <w:sz w:val="18"/>
               </w:rPr>
@@ -1835,6 +1884,7 @@
             </w:pPr>
             <w:r>
               <w:rPr>
+                <w:rFonts w:ascii="Times New Roman" w:hAnsi="Times New Roman" w:cs="Times New Roman" w:eastAsia="Times New Roman"/>
                 <w:b w:val="0"/>
                 <w:sz w:val="18"/>
               </w:rPr>
@@ -1866,6 +1916,7 @@
             </w:pPr>
             <w:r>
               <w:rPr>
+                <w:rFonts w:ascii="Times New Roman" w:hAnsi="Times New Roman" w:cs="Times New Roman" w:eastAsia="Times New Roman"/>
                 <w:b w:val="0"/>
                 <w:sz w:val="18"/>
               </w:rPr>
@@ -1899,6 +1950,7 @@
             </w:pPr>
             <w:r>
               <w:rPr>
+                <w:rFonts w:ascii="Times New Roman" w:hAnsi="Times New Roman" w:cs="Times New Roman" w:eastAsia="Times New Roman"/>
                 <w:b w:val="0"/>
                 <w:sz w:val="18"/>
               </w:rPr>
@@ -1930,6 +1982,7 @@
             </w:pPr>
             <w:r>
               <w:rPr>
+                <w:rFonts w:ascii="Times New Roman" w:hAnsi="Times New Roman" w:cs="Times New Roman" w:eastAsia="Times New Roman"/>
                 <w:b w:val="0"/>
                 <w:sz w:val="18"/>
               </w:rPr>
@@ -1963,6 +2016,7 @@
             </w:pPr>
             <w:r>
               <w:rPr>
+                <w:rFonts w:ascii="Times New Roman" w:hAnsi="Times New Roman" w:cs="Times New Roman" w:eastAsia="Times New Roman"/>
                 <w:b w:val="0"/>
                 <w:sz w:val="18"/>
               </w:rPr>
@@ -1994,6 +2048,7 @@
             </w:pPr>
             <w:r>
               <w:rPr>
+                <w:rFonts w:ascii="Times New Roman" w:hAnsi="Times New Roman" w:cs="Times New Roman" w:eastAsia="Times New Roman"/>
                 <w:b w:val="0"/>
                 <w:sz w:val="18"/>
               </w:rPr>
@@ -2027,6 +2082,7 @@
             </w:pPr>
             <w:r>
               <w:rPr>
+                <w:rFonts w:ascii="Times New Roman" w:hAnsi="Times New Roman" w:cs="Times New Roman" w:eastAsia="Times New Roman"/>
                 <w:b w:val="0"/>
                 <w:sz w:val="18"/>
               </w:rPr>
@@ -2058,6 +2114,7 @@
             </w:pPr>
             <w:r>
               <w:rPr>
+                <w:rFonts w:ascii="Times New Roman" w:hAnsi="Times New Roman" w:cs="Times New Roman" w:eastAsia="Times New Roman"/>
                 <w:b w:val="0"/>
                 <w:sz w:val="18"/>
               </w:rPr>
@@ -2091,6 +2148,7 @@
             </w:pPr>
             <w:r>
               <w:rPr>
+                <w:rFonts w:ascii="Times New Roman" w:hAnsi="Times New Roman" w:cs="Times New Roman" w:eastAsia="Times New Roman"/>
                 <w:b w:val="0"/>
                 <w:sz w:val="18"/>
               </w:rPr>
@@ -2122,6 +2180,7 @@
             </w:pPr>
             <w:r>
               <w:rPr>
+                <w:rFonts w:ascii="Times New Roman" w:hAnsi="Times New Roman" w:cs="Times New Roman" w:eastAsia="Times New Roman"/>
                 <w:b w:val="0"/>
                 <w:sz w:val="18"/>
               </w:rPr>
@@ -2155,6 +2214,7 @@
             </w:pPr>
             <w:r>
               <w:rPr>
+                <w:rFonts w:ascii="Times New Roman" w:hAnsi="Times New Roman" w:cs="Times New Roman" w:eastAsia="Times New Roman"/>
                 <w:b w:val="0"/>
                 <w:sz w:val="18"/>
               </w:rPr>
@@ -2186,6 +2246,7 @@
             </w:pPr>
             <w:r>
               <w:rPr>
+                <w:rFonts w:ascii="Times New Roman" w:hAnsi="Times New Roman" w:cs="Times New Roman" w:eastAsia="Times New Roman"/>
                 <w:b w:val="0"/>
                 <w:sz w:val="18"/>
               </w:rPr>
@@ -2244,6 +2305,7 @@
             </w:pPr>
             <w:r>
               <w:rPr>
+                <w:rFonts w:ascii="Times New Roman" w:hAnsi="Times New Roman" w:cs="Times New Roman" w:eastAsia="Times New Roman"/>
                 <w:b/>
                 <w:sz w:val="18"/>
               </w:rPr>
@@ -2275,6 +2337,7 @@
             </w:pPr>
             <w:r>
               <w:rPr>
+                <w:rFonts w:ascii="Times New Roman" w:hAnsi="Times New Roman" w:cs="Times New Roman" w:eastAsia="Times New Roman"/>
                 <w:b/>
                 <w:sz w:val="18"/>
               </w:rPr>
@@ -2308,6 +2371,7 @@
             </w:pPr>
             <w:r>
               <w:rPr>
+                <w:rFonts w:ascii="Times New Roman" w:hAnsi="Times New Roman" w:cs="Times New Roman" w:eastAsia="Times New Roman"/>
                 <w:b w:val="0"/>
                 <w:sz w:val="18"/>
               </w:rPr>
@@ -2339,6 +2403,7 @@
             </w:pPr>
             <w:r>
               <w:rPr>
+                <w:rFonts w:ascii="Times New Roman" w:hAnsi="Times New Roman" w:cs="Times New Roman" w:eastAsia="Times New Roman"/>
                 <w:b w:val="0"/>
                 <w:sz w:val="18"/>
               </w:rPr>
@@ -2372,6 +2437,7 @@
             </w:pPr>
             <w:r>
               <w:rPr>
+                <w:rFonts w:ascii="Times New Roman" w:hAnsi="Times New Roman" w:cs="Times New Roman" w:eastAsia="Times New Roman"/>
                 <w:b w:val="0"/>
                 <w:sz w:val="18"/>
               </w:rPr>
@@ -2403,6 +2469,7 @@
             </w:pPr>
             <w:r>
               <w:rPr>
+                <w:rFonts w:ascii="Times New Roman" w:hAnsi="Times New Roman" w:cs="Times New Roman" w:eastAsia="Times New Roman"/>
                 <w:b w:val="0"/>
                 <w:sz w:val="18"/>
               </w:rPr>
@@ -2436,6 +2503,7 @@
             </w:pPr>
             <w:r>
               <w:rPr>
+                <w:rFonts w:ascii="Times New Roman" w:hAnsi="Times New Roman" w:cs="Times New Roman" w:eastAsia="Times New Roman"/>
                 <w:b w:val="0"/>
                 <w:sz w:val="18"/>
               </w:rPr>
@@ -2467,6 +2535,7 @@
             </w:pPr>
             <w:r>
               <w:rPr>
+                <w:rFonts w:ascii="Times New Roman" w:hAnsi="Times New Roman" w:cs="Times New Roman" w:eastAsia="Times New Roman"/>
                 <w:b w:val="0"/>
                 <w:sz w:val="18"/>
               </w:rPr>
@@ -2500,6 +2569,7 @@
             </w:pPr>
             <w:r>
               <w:rPr>
+                <w:rFonts w:ascii="Times New Roman" w:hAnsi="Times New Roman" w:cs="Times New Roman" w:eastAsia="Times New Roman"/>
                 <w:b w:val="0"/>
                 <w:sz w:val="18"/>
               </w:rPr>
@@ -2531,6 +2601,7 @@
             </w:pPr>
             <w:r>
               <w:rPr>
+                <w:rFonts w:ascii="Times New Roman" w:hAnsi="Times New Roman" w:cs="Times New Roman" w:eastAsia="Times New Roman"/>
                 <w:b w:val="0"/>
                 <w:sz w:val="18"/>
               </w:rPr>
@@ -2563,6 +2634,7 @@
             </w:pPr>
             <w:r>
               <w:rPr>
+                <w:rFonts w:ascii="Times New Roman" w:hAnsi="Times New Roman" w:cs="Times New Roman" w:eastAsia="Times New Roman"/>
                 <w:b w:val="0"/>
                 <w:sz w:val="18"/>
               </w:rPr>
@@ -2594,6 +2666,7 @@
             </w:pPr>
             <w:r>
               <w:rPr>
+                <w:rFonts w:ascii="Times New Roman" w:hAnsi="Times New Roman" w:cs="Times New Roman" w:eastAsia="Times New Roman"/>
                 <w:b w:val="0"/>
                 <w:sz w:val="18"/>
               </w:rPr>
@@ -2626,6 +2699,7 @@
             </w:pPr>
             <w:r>
               <w:rPr>
+                <w:rFonts w:ascii="Times New Roman" w:hAnsi="Times New Roman" w:cs="Times New Roman" w:eastAsia="Times New Roman"/>
                 <w:b w:val="0"/>
                 <w:sz w:val="18"/>
               </w:rPr>
@@ -2657,6 +2731,7 @@
             </w:pPr>
             <w:r>
               <w:rPr>
+                <w:rFonts w:ascii="Times New Roman" w:hAnsi="Times New Roman" w:cs="Times New Roman" w:eastAsia="Times New Roman"/>
                 <w:b w:val="0"/>
                 <w:sz w:val="18"/>
               </w:rPr>
@@ -2689,6 +2764,7 @@
             </w:pPr>
             <w:r>
               <w:rPr>
+                <w:rFonts w:ascii="Times New Roman" w:hAnsi="Times New Roman" w:cs="Times New Roman" w:eastAsia="Times New Roman"/>
                 <w:b w:val="0"/>
                 <w:sz w:val="18"/>
               </w:rPr>
@@ -2720,6 +2796,7 @@
             </w:pPr>
             <w:r>
               <w:rPr>
+                <w:rFonts w:ascii="Times New Roman" w:hAnsi="Times New Roman" w:cs="Times New Roman" w:eastAsia="Times New Roman"/>
                 <w:b w:val="0"/>
                 <w:sz w:val="18"/>
               </w:rPr>
@@ -2777,6 +2854,7 @@
             </w:pPr>
             <w:r>
               <w:rPr>
+                <w:rFonts w:ascii="Times New Roman" w:hAnsi="Times New Roman" w:cs="Times New Roman" w:eastAsia="Times New Roman"/>
                 <w:b/>
                 <w:sz w:val="18"/>
               </w:rPr>
@@ -2808,6 +2886,7 @@
             </w:pPr>
             <w:r>
               <w:rPr>
+                <w:rFonts w:ascii="Times New Roman" w:hAnsi="Times New Roman" w:cs="Times New Roman" w:eastAsia="Times New Roman"/>
                 <w:b/>
                 <w:sz w:val="18"/>
               </w:rPr>
@@ -2841,6 +2920,7 @@
             </w:pPr>
             <w:r>
               <w:rPr>
+                <w:rFonts w:ascii="Times New Roman" w:hAnsi="Times New Roman" w:cs="Times New Roman" w:eastAsia="Times New Roman"/>
                 <w:b w:val="0"/>
                 <w:sz w:val="18"/>
               </w:rPr>
@@ -2872,6 +2952,7 @@
             </w:pPr>
             <w:r>
               <w:rPr>
+                <w:rFonts w:ascii="Times New Roman" w:hAnsi="Times New Roman" w:cs="Times New Roman" w:eastAsia="Times New Roman"/>
                 <w:b w:val="0"/>
                 <w:sz w:val="18"/>
               </w:rPr>
@@ -2905,6 +2986,7 @@
             </w:pPr>
             <w:r>
               <w:rPr>
+                <w:rFonts w:ascii="Times New Roman" w:hAnsi="Times New Roman" w:cs="Times New Roman" w:eastAsia="Times New Roman"/>
                 <w:b w:val="0"/>
                 <w:sz w:val="18"/>
               </w:rPr>
@@ -2936,6 +3018,7 @@
             </w:pPr>
             <w:r>
               <w:rPr>
+                <w:rFonts w:ascii="Times New Roman" w:hAnsi="Times New Roman" w:cs="Times New Roman" w:eastAsia="Times New Roman"/>
                 <w:b w:val="0"/>
                 <w:sz w:val="18"/>
               </w:rPr>
@@ -2969,6 +3052,7 @@
             </w:pPr>
             <w:r>
               <w:rPr>
+                <w:rFonts w:ascii="Times New Roman" w:hAnsi="Times New Roman" w:cs="Times New Roman" w:eastAsia="Times New Roman"/>
                 <w:b w:val="0"/>
                 <w:sz w:val="18"/>
               </w:rPr>
@@ -3000,6 +3084,7 @@
             </w:pPr>
             <w:r>
               <w:rPr>
+                <w:rFonts w:ascii="Times New Roman" w:hAnsi="Times New Roman" w:cs="Times New Roman" w:eastAsia="Times New Roman"/>
                 <w:b w:val="0"/>
                 <w:sz w:val="18"/>
               </w:rPr>
@@ -3033,6 +3118,7 @@
             </w:pPr>
             <w:r>
               <w:rPr>
+                <w:rFonts w:ascii="Times New Roman" w:hAnsi="Times New Roman" w:cs="Times New Roman" w:eastAsia="Times New Roman"/>
                 <w:b w:val="0"/>
                 <w:sz w:val="18"/>
               </w:rPr>
@@ -3064,6 +3150,7 @@
             </w:pPr>
             <w:r>
               <w:rPr>
+                <w:rFonts w:ascii="Times New Roman" w:hAnsi="Times New Roman" w:cs="Times New Roman" w:eastAsia="Times New Roman"/>
                 <w:b w:val="0"/>
                 <w:sz w:val="18"/>
               </w:rPr>
@@ -3096,6 +3183,7 @@
             </w:pPr>
             <w:r>
               <w:rPr>
+                <w:rFonts w:ascii="Times New Roman" w:hAnsi="Times New Roman" w:cs="Times New Roman" w:eastAsia="Times New Roman"/>
                 <w:b w:val="0"/>
                 <w:sz w:val="18"/>
               </w:rPr>
@@ -3127,6 +3215,7 @@
             </w:pPr>
             <w:r>
               <w:rPr>
+                <w:rFonts w:ascii="Times New Roman" w:hAnsi="Times New Roman" w:cs="Times New Roman" w:eastAsia="Times New Roman"/>
                 <w:b w:val="0"/>
                 <w:sz w:val="18"/>
               </w:rPr>
@@ -3160,6 +3249,7 @@
             </w:pPr>
             <w:r>
               <w:rPr>
+                <w:rFonts w:ascii="Times New Roman" w:hAnsi="Times New Roman" w:cs="Times New Roman" w:eastAsia="Times New Roman"/>
                 <w:b w:val="0"/>
                 <w:sz w:val="18"/>
               </w:rPr>
@@ -3191,6 +3281,7 @@
             </w:pPr>
             <w:r>
               <w:rPr>
+                <w:rFonts w:ascii="Times New Roman" w:hAnsi="Times New Roman" w:cs="Times New Roman" w:eastAsia="Times New Roman"/>
                 <w:b w:val="0"/>
                 <w:sz w:val="18"/>
               </w:rPr>
@@ -3223,6 +3314,7 @@
             </w:pPr>
             <w:r>
               <w:rPr>
+                <w:rFonts w:ascii="Times New Roman" w:hAnsi="Times New Roman" w:cs="Times New Roman" w:eastAsia="Times New Roman"/>
                 <w:b w:val="0"/>
                 <w:sz w:val="18"/>
               </w:rPr>
@@ -3254,6 +3346,7 @@
             </w:pPr>
             <w:r>
               <w:rPr>
+                <w:rFonts w:ascii="Times New Roman" w:hAnsi="Times New Roman" w:cs="Times New Roman" w:eastAsia="Times New Roman"/>
                 <w:b w:val="0"/>
                 <w:sz w:val="18"/>
               </w:rPr>
@@ -3272,7 +3365,7 @@
         <w:pStyle w:val="Heading2"/>
       </w:pPr>
       <w:r>
-        <w:t>Phần mềm</w:t>
+        <w:t>PHẦN MỀM</w:t>
       </w:r>
     </w:p>
     <w:tbl>
@@ -3315,6 +3408,7 @@
             </w:pPr>
             <w:r>
               <w:rPr>
+                <w:rFonts w:ascii="Times New Roman" w:hAnsi="Times New Roman" w:cs="Times New Roman" w:eastAsia="Times New Roman"/>
                 <w:b/>
                 <w:sz w:val="18"/>
               </w:rPr>
@@ -3346,6 +3440,7 @@
             </w:pPr>
             <w:r>
               <w:rPr>
+                <w:rFonts w:ascii="Times New Roman" w:hAnsi="Times New Roman" w:cs="Times New Roman" w:eastAsia="Times New Roman"/>
                 <w:b/>
                 <w:sz w:val="18"/>
               </w:rPr>
@@ -3377,6 +3472,7 @@
             </w:pPr>
             <w:r>
               <w:rPr>
+                <w:rFonts w:ascii="Times New Roman" w:hAnsi="Times New Roman" w:cs="Times New Roman" w:eastAsia="Times New Roman"/>
                 <w:b/>
                 <w:sz w:val="18"/>
               </w:rPr>
@@ -3410,6 +3506,7 @@
             </w:pPr>
             <w:r>
               <w:rPr>
+                <w:rFonts w:ascii="Times New Roman" w:hAnsi="Times New Roman" w:cs="Times New Roman" w:eastAsia="Times New Roman"/>
                 <w:b w:val="0"/>
                 <w:sz w:val="18"/>
               </w:rPr>
@@ -3441,6 +3538,7 @@
             </w:pPr>
             <w:r>
               <w:rPr>
+                <w:rFonts w:ascii="Times New Roman" w:hAnsi="Times New Roman" w:cs="Times New Roman" w:eastAsia="Times New Roman"/>
                 <w:b w:val="0"/>
                 <w:sz w:val="18"/>
               </w:rPr>
@@ -3472,6 +3570,7 @@
             </w:pPr>
             <w:r>
               <w:rPr>
+                <w:rFonts w:ascii="Times New Roman" w:hAnsi="Times New Roman" w:cs="Times New Roman" w:eastAsia="Times New Roman"/>
                 <w:b w:val="0"/>
                 <w:sz w:val="18"/>
               </w:rPr>
@@ -3505,6 +3604,7 @@
             </w:pPr>
             <w:r>
               <w:rPr>
+                <w:rFonts w:ascii="Times New Roman" w:hAnsi="Times New Roman" w:cs="Times New Roman" w:eastAsia="Times New Roman"/>
                 <w:b w:val="0"/>
                 <w:sz w:val="18"/>
               </w:rPr>
@@ -3536,6 +3636,7 @@
             </w:pPr>
             <w:r>
               <w:rPr>
+                <w:rFonts w:ascii="Times New Roman" w:hAnsi="Times New Roman" w:cs="Times New Roman" w:eastAsia="Times New Roman"/>
                 <w:b w:val="0"/>
                 <w:sz w:val="18"/>
               </w:rPr>
@@ -3567,6 +3668,7 @@
             </w:pPr>
             <w:r>
               <w:rPr>
+                <w:rFonts w:ascii="Times New Roman" w:hAnsi="Times New Roman" w:cs="Times New Roman" w:eastAsia="Times New Roman"/>
                 <w:b w:val="0"/>
                 <w:sz w:val="18"/>
               </w:rPr>
@@ -3586,7 +3688,7 @@
         <w:pStyle w:val="Heading1"/>
       </w:pPr>
       <w:r>
-        <w:t>3. Trường dữ liệu tài sản</w:t>
+        <w:t>3. TRƯỜNG DỮ LIỆU TÀI SẢN</w:t>
       </w:r>
     </w:p>
     <w:p>
@@ -3634,6 +3736,7 @@
             </w:pPr>
             <w:r>
               <w:rPr>
+                <w:rFonts w:ascii="Times New Roman" w:hAnsi="Times New Roman" w:cs="Times New Roman" w:eastAsia="Times New Roman"/>
                 <w:b/>
                 <w:sz w:val="18"/>
               </w:rPr>
@@ -3665,6 +3768,7 @@
             </w:pPr>
             <w:r>
               <w:rPr>
+                <w:rFonts w:ascii="Times New Roman" w:hAnsi="Times New Roman" w:cs="Times New Roman" w:eastAsia="Times New Roman"/>
                 <w:b/>
                 <w:sz w:val="18"/>
               </w:rPr>
@@ -3696,6 +3800,7 @@
             </w:pPr>
             <w:r>
               <w:rPr>
+                <w:rFonts w:ascii="Times New Roman" w:hAnsi="Times New Roman" w:cs="Times New Roman" w:eastAsia="Times New Roman"/>
                 <w:b/>
                 <w:sz w:val="18"/>
               </w:rPr>
@@ -3729,6 +3834,7 @@
             </w:pPr>
             <w:r>
               <w:rPr>
+                <w:rFonts w:ascii="Times New Roman" w:hAnsi="Times New Roman" w:cs="Times New Roman" w:eastAsia="Times New Roman"/>
                 <w:b w:val="0"/>
                 <w:sz w:val="18"/>
               </w:rPr>
@@ -3760,6 +3866,7 @@
             </w:pPr>
             <w:r>
               <w:rPr>
+                <w:rFonts w:ascii="Times New Roman" w:hAnsi="Times New Roman" w:cs="Times New Roman" w:eastAsia="Times New Roman"/>
                 <w:b w:val="0"/>
                 <w:sz w:val="18"/>
               </w:rPr>
@@ -3791,6 +3898,7 @@
             </w:pPr>
             <w:r>
               <w:rPr>
+                <w:rFonts w:ascii="Times New Roman" w:hAnsi="Times New Roman" w:cs="Times New Roman" w:eastAsia="Times New Roman"/>
                 <w:b w:val="0"/>
                 <w:sz w:val="18"/>
               </w:rPr>
@@ -3824,6 +3932,7 @@
             </w:pPr>
             <w:r>
               <w:rPr>
+                <w:rFonts w:ascii="Times New Roman" w:hAnsi="Times New Roman" w:cs="Times New Roman" w:eastAsia="Times New Roman"/>
                 <w:b w:val="0"/>
                 <w:sz w:val="18"/>
               </w:rPr>
@@ -3855,6 +3964,7 @@
             </w:pPr>
             <w:r>
               <w:rPr>
+                <w:rFonts w:ascii="Times New Roman" w:hAnsi="Times New Roman" w:cs="Times New Roman" w:eastAsia="Times New Roman"/>
                 <w:b w:val="0"/>
                 <w:sz w:val="18"/>
               </w:rPr>
@@ -3886,6 +3996,7 @@
             </w:pPr>
             <w:r>
               <w:rPr>
+                <w:rFonts w:ascii="Times New Roman" w:hAnsi="Times New Roman" w:cs="Times New Roman" w:eastAsia="Times New Roman"/>
                 <w:b w:val="0"/>
                 <w:sz w:val="18"/>
               </w:rPr>
@@ -3919,6 +4030,7 @@
             </w:pPr>
             <w:r>
               <w:rPr>
+                <w:rFonts w:ascii="Times New Roman" w:hAnsi="Times New Roman" w:cs="Times New Roman" w:eastAsia="Times New Roman"/>
                 <w:b w:val="0"/>
                 <w:sz w:val="18"/>
               </w:rPr>
@@ -3950,6 +4062,7 @@
             </w:pPr>
             <w:r>
               <w:rPr>
+                <w:rFonts w:ascii="Times New Roman" w:hAnsi="Times New Roman" w:cs="Times New Roman" w:eastAsia="Times New Roman"/>
                 <w:b w:val="0"/>
                 <w:sz w:val="18"/>
               </w:rPr>
@@ -3981,6 +4094,7 @@
             </w:pPr>
             <w:r>
               <w:rPr>
+                <w:rFonts w:ascii="Times New Roman" w:hAnsi="Times New Roman" w:cs="Times New Roman" w:eastAsia="Times New Roman"/>
                 <w:b w:val="0"/>
                 <w:sz w:val="18"/>
               </w:rPr>
@@ -4014,6 +4128,7 @@
             </w:pPr>
             <w:r>
               <w:rPr>
+                <w:rFonts w:ascii="Times New Roman" w:hAnsi="Times New Roman" w:cs="Times New Roman" w:eastAsia="Times New Roman"/>
                 <w:b w:val="0"/>
                 <w:sz w:val="18"/>
               </w:rPr>
@@ -4045,6 +4160,7 @@
             </w:pPr>
             <w:r>
               <w:rPr>
+                <w:rFonts w:ascii="Times New Roman" w:hAnsi="Times New Roman" w:cs="Times New Roman" w:eastAsia="Times New Roman"/>
                 <w:b w:val="0"/>
                 <w:sz w:val="18"/>
               </w:rPr>
@@ -4076,6 +4192,7 @@
             </w:pPr>
             <w:r>
               <w:rPr>
+                <w:rFonts w:ascii="Times New Roman" w:hAnsi="Times New Roman" w:cs="Times New Roman" w:eastAsia="Times New Roman"/>
                 <w:b w:val="0"/>
                 <w:sz w:val="18"/>
               </w:rPr>
@@ -4109,6 +4226,7 @@
             </w:pPr>
             <w:r>
               <w:rPr>
+                <w:rFonts w:ascii="Times New Roman" w:hAnsi="Times New Roman" w:cs="Times New Roman" w:eastAsia="Times New Roman"/>
                 <w:b w:val="0"/>
                 <w:sz w:val="18"/>
               </w:rPr>
@@ -4140,6 +4258,7 @@
             </w:pPr>
             <w:r>
               <w:rPr>
+                <w:rFonts w:ascii="Times New Roman" w:hAnsi="Times New Roman" w:cs="Times New Roman" w:eastAsia="Times New Roman"/>
                 <w:b w:val="0"/>
                 <w:sz w:val="18"/>
               </w:rPr>
@@ -4171,6 +4290,7 @@
             </w:pPr>
             <w:r>
               <w:rPr>
+                <w:rFonts w:ascii="Times New Roman" w:hAnsi="Times New Roman" w:cs="Times New Roman" w:eastAsia="Times New Roman"/>
                 <w:b w:val="0"/>
                 <w:sz w:val="18"/>
               </w:rPr>
@@ -4204,6 +4324,7 @@
             </w:pPr>
             <w:r>
               <w:rPr>
+                <w:rFonts w:ascii="Times New Roman" w:hAnsi="Times New Roman" w:cs="Times New Roman" w:eastAsia="Times New Roman"/>
                 <w:b w:val="0"/>
                 <w:sz w:val="18"/>
               </w:rPr>
@@ -4235,6 +4356,7 @@
             </w:pPr>
             <w:r>
               <w:rPr>
+                <w:rFonts w:ascii="Times New Roman" w:hAnsi="Times New Roman" w:cs="Times New Roman" w:eastAsia="Times New Roman"/>
                 <w:b w:val="0"/>
                 <w:sz w:val="18"/>
               </w:rPr>
@@ -4266,6 +4388,7 @@
             </w:pPr>
             <w:r>
               <w:rPr>
+                <w:rFonts w:ascii="Times New Roman" w:hAnsi="Times New Roman" w:cs="Times New Roman" w:eastAsia="Times New Roman"/>
                 <w:b w:val="0"/>
                 <w:sz w:val="18"/>
               </w:rPr>
@@ -4299,6 +4422,7 @@
             </w:pPr>
             <w:r>
               <w:rPr>
+                <w:rFonts w:ascii="Times New Roman" w:hAnsi="Times New Roman" w:cs="Times New Roman" w:eastAsia="Times New Roman"/>
                 <w:b w:val="0"/>
                 <w:sz w:val="18"/>
               </w:rPr>
@@ -4330,6 +4454,7 @@
             </w:pPr>
             <w:r>
               <w:rPr>
+                <w:rFonts w:ascii="Times New Roman" w:hAnsi="Times New Roman" w:cs="Times New Roman" w:eastAsia="Times New Roman"/>
                 <w:b w:val="0"/>
                 <w:sz w:val="18"/>
               </w:rPr>
@@ -4361,6 +4486,7 @@
             </w:pPr>
             <w:r>
               <w:rPr>
+                <w:rFonts w:ascii="Times New Roman" w:hAnsi="Times New Roman" w:cs="Times New Roman" w:eastAsia="Times New Roman"/>
                 <w:b w:val="0"/>
                 <w:sz w:val="18"/>
               </w:rPr>
@@ -4380,7 +4506,7 @@
         <w:pStyle w:val="Heading1"/>
       </w:pPr>
       <w:r>
-        <w:t>4. Tài sản tổng hợp đề xuất</w:t>
+        <w:t>4. TÀI SẢN TỔNG HỢP ĐỀ XUẤT</w:t>
       </w:r>
     </w:p>
     <w:p>
@@ -4431,6 +4557,7 @@
             </w:pPr>
             <w:r>
               <w:rPr>
+                <w:rFonts w:ascii="Times New Roman" w:hAnsi="Times New Roman" w:cs="Times New Roman" w:eastAsia="Times New Roman"/>
                 <w:b/>
                 <w:sz w:val="18"/>
               </w:rPr>
@@ -4462,6 +4589,7 @@
             </w:pPr>
             <w:r>
               <w:rPr>
+                <w:rFonts w:ascii="Times New Roman" w:hAnsi="Times New Roman" w:cs="Times New Roman" w:eastAsia="Times New Roman"/>
                 <w:b/>
                 <w:sz w:val="18"/>
               </w:rPr>
@@ -4493,6 +4621,7 @@
             </w:pPr>
             <w:r>
               <w:rPr>
+                <w:rFonts w:ascii="Times New Roman" w:hAnsi="Times New Roman" w:cs="Times New Roman" w:eastAsia="Times New Roman"/>
                 <w:b/>
                 <w:sz w:val="18"/>
               </w:rPr>
@@ -4524,6 +4653,7 @@
             </w:pPr>
             <w:r>
               <w:rPr>
+                <w:rFonts w:ascii="Times New Roman" w:hAnsi="Times New Roman" w:cs="Times New Roman" w:eastAsia="Times New Roman"/>
                 <w:b/>
                 <w:sz w:val="18"/>
               </w:rPr>
@@ -4555,6 +4685,7 @@
             </w:pPr>
             <w:r>
               <w:rPr>
+                <w:rFonts w:ascii="Times New Roman" w:hAnsi="Times New Roman" w:cs="Times New Roman" w:eastAsia="Times New Roman"/>
                 <w:b/>
                 <w:sz w:val="18"/>
               </w:rPr>
@@ -4586,6 +4717,7 @@
             </w:pPr>
             <w:r>
               <w:rPr>
+                <w:rFonts w:ascii="Times New Roman" w:hAnsi="Times New Roman" w:cs="Times New Roman" w:eastAsia="Times New Roman"/>
                 <w:b/>
                 <w:sz w:val="18"/>
               </w:rPr>
@@ -4619,6 +4751,7 @@
             </w:pPr>
             <w:r>
               <w:rPr>
+                <w:rFonts w:ascii="Times New Roman" w:hAnsi="Times New Roman" w:cs="Times New Roman" w:eastAsia="Times New Roman"/>
                 <w:b w:val="0"/>
                 <w:sz w:val="18"/>
               </w:rPr>
@@ -4650,6 +4783,7 @@
             </w:pPr>
             <w:r>
               <w:rPr>
+                <w:rFonts w:ascii="Times New Roman" w:hAnsi="Times New Roman" w:cs="Times New Roman" w:eastAsia="Times New Roman"/>
                 <w:b w:val="0"/>
                 <w:sz w:val="18"/>
               </w:rPr>
@@ -4681,6 +4815,7 @@
             </w:pPr>
             <w:r>
               <w:rPr>
+                <w:rFonts w:ascii="Times New Roman" w:hAnsi="Times New Roman" w:cs="Times New Roman" w:eastAsia="Times New Roman"/>
                 <w:b w:val="0"/>
                 <w:sz w:val="18"/>
               </w:rPr>
@@ -4712,6 +4847,7 @@
             </w:pPr>
             <w:r>
               <w:rPr>
+                <w:rFonts w:ascii="Times New Roman" w:hAnsi="Times New Roman" w:cs="Times New Roman" w:eastAsia="Times New Roman"/>
                 <w:b w:val="0"/>
                 <w:sz w:val="18"/>
               </w:rPr>
@@ -4743,6 +4879,7 @@
             </w:pPr>
             <w:r>
               <w:rPr>
+                <w:rFonts w:ascii="Times New Roman" w:hAnsi="Times New Roman" w:cs="Times New Roman" w:eastAsia="Times New Roman"/>
                 <w:b w:val="0"/>
                 <w:sz w:val="18"/>
               </w:rPr>
@@ -4774,6 +4911,7 @@
             </w:pPr>
             <w:r>
               <w:rPr>
+                <w:rFonts w:ascii="Times New Roman" w:hAnsi="Times New Roman" w:cs="Times New Roman" w:eastAsia="Times New Roman"/>
                 <w:b w:val="0"/>
                 <w:sz w:val="18"/>
               </w:rPr>
@@ -4807,6 +4945,7 @@
             </w:pPr>
             <w:r>
               <w:rPr>
+                <w:rFonts w:ascii="Times New Roman" w:hAnsi="Times New Roman" w:cs="Times New Roman" w:eastAsia="Times New Roman"/>
                 <w:b w:val="0"/>
                 <w:sz w:val="18"/>
               </w:rPr>
@@ -4838,6 +4977,7 @@
             </w:pPr>
             <w:r>
               <w:rPr>
+                <w:rFonts w:ascii="Times New Roman" w:hAnsi="Times New Roman" w:cs="Times New Roman" w:eastAsia="Times New Roman"/>
                 <w:b w:val="0"/>
                 <w:sz w:val="18"/>
               </w:rPr>
@@ -4869,6 +5009,7 @@
             </w:pPr>
             <w:r>
               <w:rPr>
+                <w:rFonts w:ascii="Times New Roman" w:hAnsi="Times New Roman" w:cs="Times New Roman" w:eastAsia="Times New Roman"/>
                 <w:b w:val="0"/>
                 <w:sz w:val="18"/>
               </w:rPr>
@@ -4900,6 +5041,7 @@
             </w:pPr>
             <w:r>
               <w:rPr>
+                <w:rFonts w:ascii="Times New Roman" w:hAnsi="Times New Roman" w:cs="Times New Roman" w:eastAsia="Times New Roman"/>
                 <w:b w:val="0"/>
                 <w:sz w:val="18"/>
               </w:rPr>
@@ -4931,6 +5073,7 @@
             </w:pPr>
             <w:r>
               <w:rPr>
+                <w:rFonts w:ascii="Times New Roman" w:hAnsi="Times New Roman" w:cs="Times New Roman" w:eastAsia="Times New Roman"/>
                 <w:b w:val="0"/>
                 <w:sz w:val="18"/>
               </w:rPr>
@@ -4962,6 +5105,7 @@
             </w:pPr>
             <w:r>
               <w:rPr>
+                <w:rFonts w:ascii="Times New Roman" w:hAnsi="Times New Roman" w:cs="Times New Roman" w:eastAsia="Times New Roman"/>
                 <w:b w:val="0"/>
                 <w:sz w:val="18"/>
               </w:rPr>
@@ -4995,6 +5139,7 @@
             </w:pPr>
             <w:r>
               <w:rPr>
+                <w:rFonts w:ascii="Times New Roman" w:hAnsi="Times New Roman" w:cs="Times New Roman" w:eastAsia="Times New Roman"/>
                 <w:b w:val="0"/>
                 <w:sz w:val="18"/>
               </w:rPr>
@@ -5026,6 +5171,7 @@
             </w:pPr>
             <w:r>
               <w:rPr>
+                <w:rFonts w:ascii="Times New Roman" w:hAnsi="Times New Roman" w:cs="Times New Roman" w:eastAsia="Times New Roman"/>
                 <w:b w:val="0"/>
                 <w:sz w:val="18"/>
               </w:rPr>
@@ -5057,6 +5203,7 @@
             </w:pPr>
             <w:r>
               <w:rPr>
+                <w:rFonts w:ascii="Times New Roman" w:hAnsi="Times New Roman" w:cs="Times New Roman" w:eastAsia="Times New Roman"/>
                 <w:b w:val="0"/>
                 <w:sz w:val="18"/>
               </w:rPr>
@@ -5088,6 +5235,7 @@
             </w:pPr>
             <w:r>
               <w:rPr>
+                <w:rFonts w:ascii="Times New Roman" w:hAnsi="Times New Roman" w:cs="Times New Roman" w:eastAsia="Times New Roman"/>
                 <w:b w:val="0"/>
                 <w:sz w:val="18"/>
               </w:rPr>
@@ -5119,6 +5267,7 @@
             </w:pPr>
             <w:r>
               <w:rPr>
+                <w:rFonts w:ascii="Times New Roman" w:hAnsi="Times New Roman" w:cs="Times New Roman" w:eastAsia="Times New Roman"/>
                 <w:b w:val="0"/>
                 <w:sz w:val="18"/>
               </w:rPr>
@@ -5150,6 +5299,7 @@
             </w:pPr>
             <w:r>
               <w:rPr>
+                <w:rFonts w:ascii="Times New Roman" w:hAnsi="Times New Roman" w:cs="Times New Roman" w:eastAsia="Times New Roman"/>
                 <w:b w:val="0"/>
                 <w:sz w:val="18"/>
               </w:rPr>
@@ -5183,6 +5333,7 @@
             </w:pPr>
             <w:r>
               <w:rPr>
+                <w:rFonts w:ascii="Times New Roman" w:hAnsi="Times New Roman" w:cs="Times New Roman" w:eastAsia="Times New Roman"/>
                 <w:b w:val="0"/>
                 <w:sz w:val="18"/>
               </w:rPr>
@@ -5214,6 +5365,7 @@
             </w:pPr>
             <w:r>
               <w:rPr>
+                <w:rFonts w:ascii="Times New Roman" w:hAnsi="Times New Roman" w:cs="Times New Roman" w:eastAsia="Times New Roman"/>
                 <w:b w:val="0"/>
                 <w:sz w:val="18"/>
               </w:rPr>
@@ -5245,6 +5397,7 @@
             </w:pPr>
             <w:r>
               <w:rPr>
+                <w:rFonts w:ascii="Times New Roman" w:hAnsi="Times New Roman" w:cs="Times New Roman" w:eastAsia="Times New Roman"/>
                 <w:b w:val="0"/>
                 <w:sz w:val="18"/>
               </w:rPr>
@@ -5276,6 +5429,7 @@
             </w:pPr>
             <w:r>
               <w:rPr>
+                <w:rFonts w:ascii="Times New Roman" w:hAnsi="Times New Roman" w:cs="Times New Roman" w:eastAsia="Times New Roman"/>
                 <w:b w:val="0"/>
                 <w:sz w:val="18"/>
               </w:rPr>
@@ -5307,6 +5461,7 @@
             </w:pPr>
             <w:r>
               <w:rPr>
+                <w:rFonts w:ascii="Times New Roman" w:hAnsi="Times New Roman" w:cs="Times New Roman" w:eastAsia="Times New Roman"/>
                 <w:b w:val="0"/>
                 <w:sz w:val="18"/>
               </w:rPr>
@@ -5338,6 +5493,7 @@
             </w:pPr>
             <w:r>
               <w:rPr>
+                <w:rFonts w:ascii="Times New Roman" w:hAnsi="Times New Roman" w:cs="Times New Roman" w:eastAsia="Times New Roman"/>
                 <w:b w:val="0"/>
                 <w:sz w:val="18"/>
               </w:rPr>
@@ -5371,6 +5527,7 @@
             </w:pPr>
             <w:r>
               <w:rPr>
+                <w:rFonts w:ascii="Times New Roman" w:hAnsi="Times New Roman" w:cs="Times New Roman" w:eastAsia="Times New Roman"/>
                 <w:b w:val="0"/>
                 <w:sz w:val="18"/>
               </w:rPr>
@@ -5402,6 +5559,7 @@
             </w:pPr>
             <w:r>
               <w:rPr>
+                <w:rFonts w:ascii="Times New Roman" w:hAnsi="Times New Roman" w:cs="Times New Roman" w:eastAsia="Times New Roman"/>
                 <w:b w:val="0"/>
                 <w:sz w:val="18"/>
               </w:rPr>
@@ -5433,6 +5591,7 @@
             </w:pPr>
             <w:r>
               <w:rPr>
+                <w:rFonts w:ascii="Times New Roman" w:hAnsi="Times New Roman" w:cs="Times New Roman" w:eastAsia="Times New Roman"/>
                 <w:b w:val="0"/>
                 <w:sz w:val="18"/>
               </w:rPr>
@@ -5464,6 +5623,7 @@
             </w:pPr>
             <w:r>
               <w:rPr>
+                <w:rFonts w:ascii="Times New Roman" w:hAnsi="Times New Roman" w:cs="Times New Roman" w:eastAsia="Times New Roman"/>
                 <w:b w:val="0"/>
                 <w:sz w:val="18"/>
               </w:rPr>
@@ -5495,6 +5655,7 @@
             </w:pPr>
             <w:r>
               <w:rPr>
+                <w:rFonts w:ascii="Times New Roman" w:hAnsi="Times New Roman" w:cs="Times New Roman" w:eastAsia="Times New Roman"/>
                 <w:b w:val="0"/>
                 <w:sz w:val="18"/>
               </w:rPr>
@@ -5526,6 +5687,7 @@
             </w:pPr>
             <w:r>
               <w:rPr>
+                <w:rFonts w:ascii="Times New Roman" w:hAnsi="Times New Roman" w:cs="Times New Roman" w:eastAsia="Times New Roman"/>
                 <w:b w:val="0"/>
                 <w:sz w:val="18"/>
               </w:rPr>
@@ -5559,6 +5721,7 @@
             </w:pPr>
             <w:r>
               <w:rPr>
+                <w:rFonts w:ascii="Times New Roman" w:hAnsi="Times New Roman" w:cs="Times New Roman" w:eastAsia="Times New Roman"/>
                 <w:b w:val="0"/>
                 <w:sz w:val="18"/>
               </w:rPr>
@@ -5590,6 +5753,7 @@
             </w:pPr>
             <w:r>
               <w:rPr>
+                <w:rFonts w:ascii="Times New Roman" w:hAnsi="Times New Roman" w:cs="Times New Roman" w:eastAsia="Times New Roman"/>
                 <w:b w:val="0"/>
                 <w:sz w:val="18"/>
               </w:rPr>
@@ -5621,6 +5785,7 @@
             </w:pPr>
             <w:r>
               <w:rPr>
+                <w:rFonts w:ascii="Times New Roman" w:hAnsi="Times New Roman" w:cs="Times New Roman" w:eastAsia="Times New Roman"/>
                 <w:b w:val="0"/>
                 <w:sz w:val="18"/>
               </w:rPr>
@@ -5652,6 +5817,7 @@
             </w:pPr>
             <w:r>
               <w:rPr>
+                <w:rFonts w:ascii="Times New Roman" w:hAnsi="Times New Roman" w:cs="Times New Roman" w:eastAsia="Times New Roman"/>
                 <w:b w:val="0"/>
                 <w:sz w:val="18"/>
               </w:rPr>
@@ -5683,6 +5849,7 @@
             </w:pPr>
             <w:r>
               <w:rPr>
+                <w:rFonts w:ascii="Times New Roman" w:hAnsi="Times New Roman" w:cs="Times New Roman" w:eastAsia="Times New Roman"/>
                 <w:b w:val="0"/>
                 <w:sz w:val="18"/>
               </w:rPr>
@@ -5714,6 +5881,7 @@
             </w:pPr>
             <w:r>
               <w:rPr>
+                <w:rFonts w:ascii="Times New Roman" w:hAnsi="Times New Roman" w:cs="Times New Roman" w:eastAsia="Times New Roman"/>
                 <w:b w:val="0"/>
                 <w:sz w:val="18"/>
               </w:rPr>
@@ -5767,7 +5935,7 @@
         <w:pStyle w:val="Heading1"/>
       </w:pPr>
       <w:r>
-        <w:t>5. File Excel tồn đầu kỳ</w:t>
+        <w:t>5. FILE EXCEL TỒN ĐẦU KỲ</w:t>
       </w:r>
     </w:p>
     <w:p>
@@ -6026,6 +6194,7 @@
             </w:pPr>
             <w:r>
               <w:rPr>
+                <w:rFonts w:ascii="Times New Roman" w:hAnsi="Times New Roman" w:cs="Times New Roman" w:eastAsia="Times New Roman"/>
                 <w:b/>
                 <w:sz w:val="18"/>
               </w:rPr>
@@ -6057,6 +6226,7 @@
             </w:pPr>
             <w:r>
               <w:rPr>
+                <w:rFonts w:ascii="Times New Roman" w:hAnsi="Times New Roman" w:cs="Times New Roman" w:eastAsia="Times New Roman"/>
                 <w:b/>
                 <w:sz w:val="18"/>
               </w:rPr>
@@ -6090,6 +6260,7 @@
             </w:pPr>
             <w:r>
               <w:rPr>
+                <w:rFonts w:ascii="Times New Roman" w:hAnsi="Times New Roman" w:cs="Times New Roman" w:eastAsia="Times New Roman"/>
                 <w:b w:val="0"/>
                 <w:sz w:val="18"/>
               </w:rPr>
@@ -6121,6 +6292,7 @@
             </w:pPr>
             <w:r>
               <w:rPr>
+                <w:rFonts w:ascii="Times New Roman" w:hAnsi="Times New Roman" w:cs="Times New Roman" w:eastAsia="Times New Roman"/>
                 <w:b w:val="0"/>
                 <w:sz w:val="18"/>
               </w:rPr>
@@ -6154,6 +6326,7 @@
             </w:pPr>
             <w:r>
               <w:rPr>
+                <w:rFonts w:ascii="Times New Roman" w:hAnsi="Times New Roman" w:cs="Times New Roman" w:eastAsia="Times New Roman"/>
                 <w:b w:val="0"/>
                 <w:sz w:val="18"/>
               </w:rPr>
@@ -6185,6 +6358,7 @@
             </w:pPr>
             <w:r>
               <w:rPr>
+                <w:rFonts w:ascii="Times New Roman" w:hAnsi="Times New Roman" w:cs="Times New Roman" w:eastAsia="Times New Roman"/>
                 <w:b w:val="0"/>
                 <w:sz w:val="18"/>
               </w:rPr>
@@ -6218,6 +6392,7 @@
             </w:pPr>
             <w:r>
               <w:rPr>
+                <w:rFonts w:ascii="Times New Roman" w:hAnsi="Times New Roman" w:cs="Times New Roman" w:eastAsia="Times New Roman"/>
                 <w:b w:val="0"/>
                 <w:sz w:val="18"/>
               </w:rPr>
@@ -6249,6 +6424,7 @@
             </w:pPr>
             <w:r>
               <w:rPr>
+                <w:rFonts w:ascii="Times New Roman" w:hAnsi="Times New Roman" w:cs="Times New Roman" w:eastAsia="Times New Roman"/>
                 <w:b w:val="0"/>
                 <w:sz w:val="18"/>
               </w:rPr>
@@ -6282,6 +6458,7 @@
             </w:pPr>
             <w:r>
               <w:rPr>
+                <w:rFonts w:ascii="Times New Roman" w:hAnsi="Times New Roman" w:cs="Times New Roman" w:eastAsia="Times New Roman"/>
                 <w:b w:val="0"/>
                 <w:sz w:val="18"/>
               </w:rPr>
@@ -6313,6 +6490,7 @@
             </w:pPr>
             <w:r>
               <w:rPr>
+                <w:rFonts w:ascii="Times New Roman" w:hAnsi="Times New Roman" w:cs="Times New Roman" w:eastAsia="Times New Roman"/>
                 <w:b w:val="0"/>
                 <w:sz w:val="18"/>
               </w:rPr>
@@ -6346,6 +6524,7 @@
             </w:pPr>
             <w:r>
               <w:rPr>
+                <w:rFonts w:ascii="Times New Roman" w:hAnsi="Times New Roman" w:cs="Times New Roman" w:eastAsia="Times New Roman"/>
                 <w:b w:val="0"/>
                 <w:sz w:val="18"/>
               </w:rPr>
@@ -6377,6 +6556,7 @@
             </w:pPr>
             <w:r>
               <w:rPr>
+                <w:rFonts w:ascii="Times New Roman" w:hAnsi="Times New Roman" w:cs="Times New Roman" w:eastAsia="Times New Roman"/>
                 <w:b w:val="0"/>
                 <w:sz w:val="18"/>
               </w:rPr>
@@ -6410,6 +6590,7 @@
             </w:pPr>
             <w:r>
               <w:rPr>
+                <w:rFonts w:ascii="Times New Roman" w:hAnsi="Times New Roman" w:cs="Times New Roman" w:eastAsia="Times New Roman"/>
                 <w:b w:val="0"/>
                 <w:sz w:val="18"/>
               </w:rPr>
@@ -6441,6 +6622,7 @@
             </w:pPr>
             <w:r>
               <w:rPr>
+                <w:rFonts w:ascii="Times New Roman" w:hAnsi="Times New Roman" w:cs="Times New Roman" w:eastAsia="Times New Roman"/>
                 <w:b w:val="0"/>
                 <w:sz w:val="18"/>
               </w:rPr>
@@ -6474,6 +6656,7 @@
             </w:pPr>
             <w:r>
               <w:rPr>
+                <w:rFonts w:ascii="Times New Roman" w:hAnsi="Times New Roman" w:cs="Times New Roman" w:eastAsia="Times New Roman"/>
                 <w:b w:val="0"/>
                 <w:sz w:val="18"/>
               </w:rPr>
@@ -6505,6 +6688,7 @@
             </w:pPr>
             <w:r>
               <w:rPr>
+                <w:rFonts w:ascii="Times New Roman" w:hAnsi="Times New Roman" w:cs="Times New Roman" w:eastAsia="Times New Roman"/>
                 <w:b w:val="0"/>
                 <w:sz w:val="18"/>
               </w:rPr>
@@ -6538,6 +6722,7 @@
             </w:pPr>
             <w:r>
               <w:rPr>
+                <w:rFonts w:ascii="Times New Roman" w:hAnsi="Times New Roman" w:cs="Times New Roman" w:eastAsia="Times New Roman"/>
                 <w:b w:val="0"/>
                 <w:sz w:val="18"/>
               </w:rPr>
@@ -6569,6 +6754,7 @@
             </w:pPr>
             <w:r>
               <w:rPr>
+                <w:rFonts w:ascii="Times New Roman" w:hAnsi="Times New Roman" w:cs="Times New Roman" w:eastAsia="Times New Roman"/>
                 <w:b w:val="0"/>
                 <w:sz w:val="18"/>
               </w:rPr>
@@ -6602,6 +6788,7 @@
             </w:pPr>
             <w:r>
               <w:rPr>
+                <w:rFonts w:ascii="Times New Roman" w:hAnsi="Times New Roman" w:cs="Times New Roman" w:eastAsia="Times New Roman"/>
                 <w:b w:val="0"/>
                 <w:sz w:val="18"/>
               </w:rPr>
@@ -6633,6 +6820,7 @@
             </w:pPr>
             <w:r>
               <w:rPr>
+                <w:rFonts w:ascii="Times New Roman" w:hAnsi="Times New Roman" w:cs="Times New Roman" w:eastAsia="Times New Roman"/>
                 <w:b w:val="0"/>
                 <w:sz w:val="18"/>
               </w:rPr>
@@ -6666,6 +6854,7 @@
             </w:pPr>
             <w:r>
               <w:rPr>
+                <w:rFonts w:ascii="Times New Roman" w:hAnsi="Times New Roman" w:cs="Times New Roman" w:eastAsia="Times New Roman"/>
                 <w:b w:val="0"/>
                 <w:sz w:val="18"/>
               </w:rPr>
@@ -6697,6 +6886,7 @@
             </w:pPr>
             <w:r>
               <w:rPr>
+                <w:rFonts w:ascii="Times New Roman" w:hAnsi="Times New Roman" w:cs="Times New Roman" w:eastAsia="Times New Roman"/>
                 <w:b w:val="0"/>
                 <w:sz w:val="18"/>
               </w:rPr>
@@ -6730,6 +6920,7 @@
             </w:pPr>
             <w:r>
               <w:rPr>
+                <w:rFonts w:ascii="Times New Roman" w:hAnsi="Times New Roman" w:cs="Times New Roman" w:eastAsia="Times New Roman"/>
                 <w:b w:val="0"/>
                 <w:sz w:val="18"/>
               </w:rPr>
@@ -6761,6 +6952,7 @@
             </w:pPr>
             <w:r>
               <w:rPr>
+                <w:rFonts w:ascii="Times New Roman" w:hAnsi="Times New Roman" w:cs="Times New Roman" w:eastAsia="Times New Roman"/>
                 <w:b w:val="0"/>
                 <w:sz w:val="18"/>
               </w:rPr>
@@ -6794,6 +6986,7 @@
             </w:pPr>
             <w:r>
               <w:rPr>
+                <w:rFonts w:ascii="Times New Roman" w:hAnsi="Times New Roman" w:cs="Times New Roman" w:eastAsia="Times New Roman"/>
                 <w:b w:val="0"/>
                 <w:sz w:val="18"/>
               </w:rPr>
@@ -6825,6 +7018,7 @@
             </w:pPr>
             <w:r>
               <w:rPr>
+                <w:rFonts w:ascii="Times New Roman" w:hAnsi="Times New Roman" w:cs="Times New Roman" w:eastAsia="Times New Roman"/>
                 <w:b w:val="0"/>
                 <w:sz w:val="18"/>
               </w:rPr>
@@ -6858,6 +7052,7 @@
             </w:pPr>
             <w:r>
               <w:rPr>
+                <w:rFonts w:ascii="Times New Roman" w:hAnsi="Times New Roman" w:cs="Times New Roman" w:eastAsia="Times New Roman"/>
                 <w:b w:val="0"/>
                 <w:sz w:val="18"/>
               </w:rPr>
@@ -6889,6 +7084,7 @@
             </w:pPr>
             <w:r>
               <w:rPr>
+                <w:rFonts w:ascii="Times New Roman" w:hAnsi="Times New Roman" w:cs="Times New Roman" w:eastAsia="Times New Roman"/>
                 <w:b w:val="0"/>
                 <w:sz w:val="18"/>
               </w:rPr>
@@ -6908,7 +7104,7 @@
         <w:pStyle w:val="Heading1"/>
       </w:pPr>
       <w:r>
-        <w:t>6. Chứng từ demo</w:t>
+        <w:t>6. CHỨNG TỪ DEMO</w:t>
       </w:r>
     </w:p>
     <w:p>
@@ -6970,6 +7166,7 @@
     </w:pPr>
     <w:r>
       <w:rPr>
+        <w:rFonts w:ascii="Times New Roman" w:hAnsi="Times New Roman" w:cs="Times New Roman" w:eastAsia="Times New Roman"/>
         <w:sz w:val="18"/>
       </w:rPr>
       <w:t xml:space="preserve">ITAM  |  </w:t>
@@ -7187,9 +7384,9 @@
   <w:docDefaults>
     <w:rPrDefault>
       <w:rPr>
-        <w:rFonts w:asciiTheme="minorHAnsi" w:eastAsiaTheme="minorEastAsia" w:hAnsiTheme="minorHAnsi" w:cstheme="minorBidi"/>
-        <w:sz w:val="22"/>
-        <w:szCs w:val="22"/>
+        <w:rFonts w:ascii="Times New Roman" w:hAnsi="Times New Roman" w:cs="Times New Roman" w:eastAsia="Times New Roman"/>
+        <w:sz w:val="26"/>
+        <w:szCs w:val="26"/>
         <w:lang w:val="en-US" w:eastAsia="en-US" w:bidi="ar-SA"/>
       </w:rPr>
     </w:rPrDefault>
@@ -7346,9 +7543,10 @@
       <w:spacing w:after="120" w:line="259" w:lineRule="auto"/>
     </w:pPr>
     <w:rPr>
-      <w:rFonts w:ascii="Calibri" w:hAnsi="Calibri"/>
+      <w:rFonts w:ascii="Times New Roman" w:hAnsi="Times New Roman" w:cs="Times New Roman" w:eastAsia="Times New Roman"/>
       <w:color w:val="000000"/>
-      <w:sz w:val="22"/>
+      <w:sz w:val="26"/>
+      <w:szCs w:val="26"/>
     </w:rPr>
   </w:style>
   <w:style w:type="paragraph" w:styleId="Header">
@@ -7410,12 +7608,13 @@
       <w:outlineLvl w:val="0"/>
     </w:pPr>
     <w:rPr>
-      <w:rFonts w:asciiTheme="majorHAnsi" w:eastAsiaTheme="majorEastAsia" w:hAnsiTheme="majorHAnsi" w:cstheme="majorBidi" w:ascii="Calibri" w:hAnsi="Calibri"/>
+      <w:rFonts w:ascii="Times New Roman" w:hAnsi="Times New Roman" w:cs="Times New Roman" w:eastAsia="Times New Roman"/>
       <w:b/>
       <w:bCs/>
       <w:color w:val="000000"/>
-      <w:sz w:val="32"/>
+      <w:sz w:val="28"/>
       <w:szCs w:val="28"/>
+      <w:caps/>
     </w:rPr>
   </w:style>
   <w:style w:type="paragraph" w:styleId="Heading2">
@@ -7434,12 +7633,13 @@
       <w:outlineLvl w:val="1"/>
     </w:pPr>
     <w:rPr>
-      <w:rFonts w:asciiTheme="majorHAnsi" w:eastAsiaTheme="majorEastAsia" w:hAnsiTheme="majorHAnsi" w:cstheme="majorBidi" w:ascii="Calibri" w:hAnsi="Calibri"/>
+      <w:rFonts w:ascii="Times New Roman" w:hAnsi="Times New Roman" w:cs="Times New Roman" w:eastAsia="Times New Roman"/>
       <w:b/>
       <w:bCs/>
       <w:color w:val="000000"/>
-      <w:sz w:val="26"/>
-      <w:szCs w:val="26"/>
+      <w:sz w:val="28"/>
+      <w:szCs w:val="28"/>
+      <w:caps/>
     </w:rPr>
   </w:style>
   <w:style w:type="paragraph" w:styleId="Heading3">
@@ -7458,7 +7658,7 @@
       <w:outlineLvl w:val="2"/>
     </w:pPr>
     <w:rPr>
-      <w:rFonts w:asciiTheme="majorHAnsi" w:eastAsiaTheme="majorEastAsia" w:hAnsiTheme="majorHAnsi" w:cstheme="majorBidi" w:ascii="Calibri" w:hAnsi="Calibri"/>
+      <w:rFonts w:ascii="Times New Roman" w:hAnsi="Times New Roman" w:cs="Times New Roman" w:eastAsia="Times New Roman"/>
       <w:b/>
       <w:bCs/>
       <w:color w:val="000000"/>
@@ -7482,7 +7682,7 @@
       <w:outlineLvl w:val="3"/>
     </w:pPr>
     <w:rPr>
-      <w:rFonts w:asciiTheme="majorHAnsi" w:eastAsiaTheme="majorEastAsia" w:hAnsiTheme="majorHAnsi" w:cstheme="majorBidi"/>
+      <w:rFonts w:ascii="Times New Roman" w:hAnsi="Times New Roman" w:cs="Times New Roman" w:eastAsia="Times New Roman"/>
       <w:b/>
       <w:bCs/>
       <w:i/>
@@ -7507,7 +7707,7 @@
       <w:outlineLvl w:val="4"/>
     </w:pPr>
     <w:rPr>
-      <w:rFonts w:asciiTheme="majorHAnsi" w:eastAsiaTheme="majorEastAsia" w:hAnsiTheme="majorHAnsi" w:cstheme="majorBidi"/>
+      <w:rFonts w:ascii="Times New Roman" w:hAnsi="Times New Roman" w:cs="Times New Roman" w:eastAsia="Times New Roman"/>
       <w:color w:val="243F60" w:themeColor="accent1" w:themeShade="7F"/>
     </w:rPr>
   </w:style>
@@ -7528,7 +7728,7 @@
       <w:outlineLvl w:val="5"/>
     </w:pPr>
     <w:rPr>
-      <w:rFonts w:asciiTheme="majorHAnsi" w:eastAsiaTheme="majorEastAsia" w:hAnsiTheme="majorHAnsi" w:cstheme="majorBidi"/>
+      <w:rFonts w:ascii="Times New Roman" w:hAnsi="Times New Roman" w:cs="Times New Roman" w:eastAsia="Times New Roman"/>
       <w:i/>
       <w:iCs/>
       <w:color w:val="243F60" w:themeColor="accent1" w:themeShade="7F"/>
@@ -7551,7 +7751,7 @@
       <w:outlineLvl w:val="6"/>
     </w:pPr>
     <w:rPr>
-      <w:rFonts w:asciiTheme="majorHAnsi" w:eastAsiaTheme="majorEastAsia" w:hAnsiTheme="majorHAnsi" w:cstheme="majorBidi"/>
+      <w:rFonts w:ascii="Times New Roman" w:hAnsi="Times New Roman" w:cs="Times New Roman" w:eastAsia="Times New Roman"/>
       <w:i/>
       <w:iCs/>
       <w:color w:val="404040" w:themeColor="text1" w:themeTint="BF"/>
@@ -7574,7 +7774,7 @@
       <w:outlineLvl w:val="7"/>
     </w:pPr>
     <w:rPr>
-      <w:rFonts w:asciiTheme="majorHAnsi" w:eastAsiaTheme="majorEastAsia" w:hAnsiTheme="majorHAnsi" w:cstheme="majorBidi"/>
+      <w:rFonts w:ascii="Times New Roman" w:hAnsi="Times New Roman" w:cs="Times New Roman" w:eastAsia="Times New Roman"/>
       <w:color w:val="4F81BD" w:themeColor="accent1"/>
       <w:sz w:val="20"/>
       <w:szCs w:val="20"/>
@@ -7597,7 +7797,7 @@
       <w:outlineLvl w:val="8"/>
     </w:pPr>
     <w:rPr>
-      <w:rFonts w:asciiTheme="majorHAnsi" w:eastAsiaTheme="majorEastAsia" w:hAnsiTheme="majorHAnsi" w:cstheme="majorBidi"/>
+      <w:rFonts w:ascii="Times New Roman" w:hAnsi="Times New Roman" w:cs="Times New Roman" w:eastAsia="Times New Roman"/>
       <w:i/>
       <w:iCs/>
       <w:color w:val="404040" w:themeColor="text1" w:themeTint="BF"/>
@@ -7648,7 +7848,7 @@
     <w:uiPriority w:val="9"/>
     <w:rsid w:val="00FC693F"/>
     <w:rPr>
-      <w:rFonts w:asciiTheme="majorHAnsi" w:eastAsiaTheme="majorEastAsia" w:hAnsiTheme="majorHAnsi" w:cstheme="majorBidi"/>
+      <w:rFonts w:ascii="Times New Roman" w:hAnsi="Times New Roman" w:cs="Times New Roman" w:eastAsia="Times New Roman"/>
       <w:b/>
       <w:bCs/>
       <w:color w:val="365F91" w:themeColor="accent1" w:themeShade="BF"/>
@@ -7663,7 +7863,7 @@
     <w:uiPriority w:val="9"/>
     <w:rsid w:val="00FC693F"/>
     <w:rPr>
-      <w:rFonts w:asciiTheme="majorHAnsi" w:eastAsiaTheme="majorEastAsia" w:hAnsiTheme="majorHAnsi" w:cstheme="majorBidi"/>
+      <w:rFonts w:ascii="Times New Roman" w:hAnsi="Times New Roman" w:cs="Times New Roman" w:eastAsia="Times New Roman"/>
       <w:b/>
       <w:bCs/>
       <w:color w:val="4F81BD" w:themeColor="accent1"/>
@@ -7678,7 +7878,7 @@
     <w:uiPriority w:val="9"/>
     <w:rsid w:val="00FC693F"/>
     <w:rPr>
-      <w:rFonts w:asciiTheme="majorHAnsi" w:eastAsiaTheme="majorEastAsia" w:hAnsiTheme="majorHAnsi" w:cstheme="majorBidi"/>
+      <w:rFonts w:ascii="Times New Roman" w:hAnsi="Times New Roman" w:cs="Times New Roman" w:eastAsia="Times New Roman"/>
       <w:b/>
       <w:bCs/>
       <w:color w:val="4F81BD" w:themeColor="accent1"/>
@@ -7700,12 +7900,15 @@
       <w:contextualSpacing/>
     </w:pPr>
     <w:rPr>
-      <w:rFonts w:asciiTheme="majorHAnsi" w:eastAsiaTheme="majorEastAsia" w:hAnsiTheme="majorHAnsi" w:cstheme="majorBidi" w:ascii="Calibri" w:hAnsi="Calibri"/>
+      <w:rFonts w:ascii="Times New Roman" w:hAnsi="Times New Roman" w:cs="Times New Roman" w:eastAsia="Times New Roman"/>
       <w:color w:val="000000"/>
       <w:spacing w:val="5"/>
       <w:kern w:val="28"/>
-      <w:sz w:val="46"/>
-      <w:szCs w:val="52"/>
+      <w:sz w:val="28"/>
+      <w:szCs w:val="28"/>
+      <w:b/>
+      <w:bCs/>
+      <w:caps/>
     </w:rPr>
   </w:style>
   <w:style w:type="character" w:customStyle="1" w:styleId="TitleChar">
@@ -7715,7 +7918,7 @@
     <w:uiPriority w:val="10"/>
     <w:rsid w:val="00FC693F"/>
     <w:rPr>
-      <w:rFonts w:asciiTheme="majorHAnsi" w:eastAsiaTheme="majorEastAsia" w:hAnsiTheme="majorHAnsi" w:cstheme="majorBidi"/>
+      <w:rFonts w:ascii="Times New Roman" w:hAnsi="Times New Roman" w:cs="Times New Roman" w:eastAsia="Times New Roman"/>
       <w:color w:val="17365D" w:themeColor="text2" w:themeShade="BF"/>
       <w:spacing w:val="5"/>
       <w:kern w:val="28"/>
@@ -7737,7 +7940,7 @@
       </w:numPr>
     </w:pPr>
     <w:rPr>
-      <w:rFonts w:asciiTheme="majorHAnsi" w:eastAsiaTheme="majorEastAsia" w:hAnsiTheme="majorHAnsi" w:cstheme="majorBidi"/>
+      <w:rFonts w:ascii="Times New Roman" w:hAnsi="Times New Roman" w:cs="Times New Roman" w:eastAsia="Times New Roman"/>
       <w:i/>
       <w:iCs/>
       <w:color w:val="4F81BD" w:themeColor="accent1"/>
@@ -7753,7 +7956,7 @@
     <w:uiPriority w:val="11"/>
     <w:rsid w:val="00FC693F"/>
     <w:rPr>
-      <w:rFonts w:asciiTheme="majorHAnsi" w:eastAsiaTheme="majorEastAsia" w:hAnsiTheme="majorHAnsi" w:cstheme="majorBidi"/>
+      <w:rFonts w:ascii="Times New Roman" w:hAnsi="Times New Roman" w:cs="Times New Roman" w:eastAsia="Times New Roman"/>
       <w:i/>
       <w:iCs/>
       <w:color w:val="4F81BD" w:themeColor="accent1"/>
@@ -7881,8 +8084,10 @@
       <w:contextualSpacing/>
     </w:pPr>
     <w:rPr>
-      <w:rFonts w:ascii="Calibri" w:hAnsi="Calibri"/>
+      <w:rFonts w:ascii="Times New Roman" w:hAnsi="Times New Roman" w:cs="Times New Roman" w:eastAsia="Times New Roman"/>
       <w:color w:val="000000"/>
+      <w:sz w:val="26"/>
+      <w:szCs w:val="26"/>
     </w:rPr>
   </w:style>
   <w:style w:type="paragraph" w:styleId="ListBullet2">
@@ -7924,7 +8129,7 @@
       <w:contextualSpacing/>
     </w:pPr>
     <w:rPr>
-      <w:rFonts w:ascii="Calibri" w:hAnsi="Calibri"/>
+      <w:rFonts w:ascii="Times New Roman" w:hAnsi="Times New Roman" w:cs="Times New Roman" w:eastAsia="Times New Roman"/>
       <w:color w:val="000000"/>
     </w:rPr>
   </w:style>
@@ -8008,7 +8213,7 @@
       </w:tabs>
     </w:pPr>
     <w:rPr>
-      <w:rFonts w:ascii="Courier" w:hAnsi="Courier"/>
+      <w:rFonts w:ascii="Times New Roman" w:hAnsi="Times New Roman" w:cs="Times New Roman" w:eastAsia="Times New Roman"/>
       <w:sz w:val="20"/>
       <w:szCs w:val="20"/>
     </w:rPr>
@@ -8020,7 +8225,7 @@
     <w:uiPriority w:val="99"/>
     <w:rsid w:val="0029639D"/>
     <w:rPr>
-      <w:rFonts w:ascii="Courier" w:hAnsi="Courier"/>
+      <w:rFonts w:ascii="Times New Roman" w:hAnsi="Times New Roman" w:cs="Times New Roman" w:eastAsia="Times New Roman"/>
       <w:sz w:val="20"/>
       <w:szCs w:val="20"/>
     </w:rPr>
@@ -8059,7 +8264,7 @@
     <w:semiHidden/>
     <w:rsid w:val="00FC693F"/>
     <w:rPr>
-      <w:rFonts w:asciiTheme="majorHAnsi" w:eastAsiaTheme="majorEastAsia" w:hAnsiTheme="majorHAnsi" w:cstheme="majorBidi"/>
+      <w:rFonts w:ascii="Times New Roman" w:hAnsi="Times New Roman" w:cs="Times New Roman" w:eastAsia="Times New Roman"/>
       <w:b/>
       <w:bCs/>
       <w:i/>
@@ -8075,7 +8280,7 @@
     <w:semiHidden/>
     <w:rsid w:val="00FC693F"/>
     <w:rPr>
-      <w:rFonts w:asciiTheme="majorHAnsi" w:eastAsiaTheme="majorEastAsia" w:hAnsiTheme="majorHAnsi" w:cstheme="majorBidi"/>
+      <w:rFonts w:ascii="Times New Roman" w:hAnsi="Times New Roman" w:cs="Times New Roman" w:eastAsia="Times New Roman"/>
       <w:color w:val="243F60" w:themeColor="accent1" w:themeShade="7F"/>
     </w:rPr>
   </w:style>
@@ -8087,7 +8292,7 @@
     <w:semiHidden/>
     <w:rsid w:val="00FC693F"/>
     <w:rPr>
-      <w:rFonts w:asciiTheme="majorHAnsi" w:eastAsiaTheme="majorEastAsia" w:hAnsiTheme="majorHAnsi" w:cstheme="majorBidi"/>
+      <w:rFonts w:ascii="Times New Roman" w:hAnsi="Times New Roman" w:cs="Times New Roman" w:eastAsia="Times New Roman"/>
       <w:i/>
       <w:iCs/>
       <w:color w:val="243F60" w:themeColor="accent1" w:themeShade="7F"/>
@@ -8101,7 +8306,7 @@
     <w:semiHidden/>
     <w:rsid w:val="00FC693F"/>
     <w:rPr>
-      <w:rFonts w:asciiTheme="majorHAnsi" w:eastAsiaTheme="majorEastAsia" w:hAnsiTheme="majorHAnsi" w:cstheme="majorBidi"/>
+      <w:rFonts w:ascii="Times New Roman" w:hAnsi="Times New Roman" w:cs="Times New Roman" w:eastAsia="Times New Roman"/>
       <w:i/>
       <w:iCs/>
       <w:color w:val="404040" w:themeColor="text1" w:themeTint="BF"/>
@@ -8115,7 +8320,7 @@
     <w:semiHidden/>
     <w:rsid w:val="00FC693F"/>
     <w:rPr>
-      <w:rFonts w:asciiTheme="majorHAnsi" w:eastAsiaTheme="majorEastAsia" w:hAnsiTheme="majorHAnsi" w:cstheme="majorBidi"/>
+      <w:rFonts w:ascii="Times New Roman" w:hAnsi="Times New Roman" w:cs="Times New Roman" w:eastAsia="Times New Roman"/>
       <w:color w:val="4F81BD" w:themeColor="accent1"/>
       <w:sz w:val="20"/>
       <w:szCs w:val="20"/>
@@ -8129,7 +8334,7 @@
     <w:semiHidden/>
     <w:rsid w:val="00FC693F"/>
     <w:rPr>
-      <w:rFonts w:asciiTheme="majorHAnsi" w:eastAsiaTheme="majorEastAsia" w:hAnsiTheme="majorHAnsi" w:cstheme="majorBidi"/>
+      <w:rFonts w:ascii="Times New Roman" w:hAnsi="Times New Roman" w:cs="Times New Roman" w:eastAsia="Times New Roman"/>
       <w:i/>
       <w:iCs/>
       <w:color w:val="404040" w:themeColor="text1" w:themeTint="BF"/>
@@ -12978,7 +13183,7 @@
       <w:spacing w:after="0" w:line="240" w:lineRule="auto"/>
     </w:pPr>
     <w:rPr>
-      <w:rFonts w:asciiTheme="majorHAnsi" w:eastAsiaTheme="majorEastAsia" w:hAnsiTheme="majorHAnsi" w:cstheme="majorBidi"/>
+      <w:rFonts w:ascii="Times New Roman" w:hAnsi="Times New Roman" w:cs="Times New Roman" w:eastAsia="Times New Roman"/>
       <w:color w:val="000000" w:themeColor="text1"/>
     </w:rPr>
     <w:tblPr>
@@ -13106,7 +13311,7 @@
       <w:spacing w:after="0" w:line="240" w:lineRule="auto"/>
     </w:pPr>
     <w:rPr>
-      <w:rFonts w:asciiTheme="majorHAnsi" w:eastAsiaTheme="majorEastAsia" w:hAnsiTheme="majorHAnsi" w:cstheme="majorBidi"/>
+      <w:rFonts w:ascii="Times New Roman" w:hAnsi="Times New Roman" w:cs="Times New Roman" w:eastAsia="Times New Roman"/>
       <w:color w:val="000000" w:themeColor="text1"/>
     </w:rPr>
     <w:tblPr>
@@ -13234,7 +13439,7 @@
       <w:spacing w:after="0" w:line="240" w:lineRule="auto"/>
     </w:pPr>
     <w:rPr>
-      <w:rFonts w:asciiTheme="majorHAnsi" w:eastAsiaTheme="majorEastAsia" w:hAnsiTheme="majorHAnsi" w:cstheme="majorBidi"/>
+      <w:rFonts w:ascii="Times New Roman" w:hAnsi="Times New Roman" w:cs="Times New Roman" w:eastAsia="Times New Roman"/>
       <w:color w:val="000000" w:themeColor="text1"/>
     </w:rPr>
     <w:tblPr>
@@ -13362,7 +13567,7 @@
       <w:spacing w:after="0" w:line="240" w:lineRule="auto"/>
     </w:pPr>
     <w:rPr>
-      <w:rFonts w:asciiTheme="majorHAnsi" w:eastAsiaTheme="majorEastAsia" w:hAnsiTheme="majorHAnsi" w:cstheme="majorBidi"/>
+      <w:rFonts w:ascii="Times New Roman" w:hAnsi="Times New Roman" w:cs="Times New Roman" w:eastAsia="Times New Roman"/>
       <w:color w:val="000000" w:themeColor="text1"/>
     </w:rPr>
     <w:tblPr>
@@ -13490,7 +13695,7 @@
       <w:spacing w:after="0" w:line="240" w:lineRule="auto"/>
     </w:pPr>
     <w:rPr>
-      <w:rFonts w:asciiTheme="majorHAnsi" w:eastAsiaTheme="majorEastAsia" w:hAnsiTheme="majorHAnsi" w:cstheme="majorBidi"/>
+      <w:rFonts w:ascii="Times New Roman" w:hAnsi="Times New Roman" w:cs="Times New Roman" w:eastAsia="Times New Roman"/>
       <w:color w:val="000000" w:themeColor="text1"/>
     </w:rPr>
     <w:tblPr>
@@ -13618,7 +13823,7 @@
       <w:spacing w:after="0" w:line="240" w:lineRule="auto"/>
     </w:pPr>
     <w:rPr>
-      <w:rFonts w:asciiTheme="majorHAnsi" w:eastAsiaTheme="majorEastAsia" w:hAnsiTheme="majorHAnsi" w:cstheme="majorBidi"/>
+      <w:rFonts w:ascii="Times New Roman" w:hAnsi="Times New Roman" w:cs="Times New Roman" w:eastAsia="Times New Roman"/>
       <w:color w:val="000000" w:themeColor="text1"/>
     </w:rPr>
     <w:tblPr>
@@ -13746,7 +13951,7 @@
       <w:spacing w:after="0" w:line="240" w:lineRule="auto"/>
     </w:pPr>
     <w:rPr>
-      <w:rFonts w:asciiTheme="majorHAnsi" w:eastAsiaTheme="majorEastAsia" w:hAnsiTheme="majorHAnsi" w:cstheme="majorBidi"/>
+      <w:rFonts w:ascii="Times New Roman" w:hAnsi="Times New Roman" w:cs="Times New Roman" w:eastAsia="Times New Roman"/>
       <w:color w:val="000000" w:themeColor="text1"/>
     </w:rPr>
     <w:tblPr>
@@ -14385,7 +14590,7 @@
       <w:spacing w:after="0" w:line="240" w:lineRule="auto"/>
     </w:pPr>
     <w:rPr>
-      <w:rFonts w:asciiTheme="majorHAnsi" w:eastAsiaTheme="majorEastAsia" w:hAnsiTheme="majorHAnsi" w:cstheme="majorBidi"/>
+      <w:rFonts w:ascii="Times New Roman" w:hAnsi="Times New Roman" w:cs="Times New Roman" w:eastAsia="Times New Roman"/>
       <w:color w:val="000000" w:themeColor="text1"/>
     </w:rPr>
     <w:tblPr>
@@ -14510,7 +14715,7 @@
       <w:spacing w:after="0" w:line="240" w:lineRule="auto"/>
     </w:pPr>
     <w:rPr>
-      <w:rFonts w:asciiTheme="majorHAnsi" w:eastAsiaTheme="majorEastAsia" w:hAnsiTheme="majorHAnsi" w:cstheme="majorBidi"/>
+      <w:rFonts w:ascii="Times New Roman" w:hAnsi="Times New Roman" w:cs="Times New Roman" w:eastAsia="Times New Roman"/>
       <w:color w:val="000000" w:themeColor="text1"/>
     </w:rPr>
     <w:tblPr>
@@ -14635,7 +14840,7 @@
       <w:spacing w:after="0" w:line="240" w:lineRule="auto"/>
     </w:pPr>
     <w:rPr>
-      <w:rFonts w:asciiTheme="majorHAnsi" w:eastAsiaTheme="majorEastAsia" w:hAnsiTheme="majorHAnsi" w:cstheme="majorBidi"/>
+      <w:rFonts w:ascii="Times New Roman" w:hAnsi="Times New Roman" w:cs="Times New Roman" w:eastAsia="Times New Roman"/>
       <w:color w:val="000000" w:themeColor="text1"/>
     </w:rPr>
     <w:tblPr>
@@ -14760,7 +14965,7 @@
       <w:spacing w:after="0" w:line="240" w:lineRule="auto"/>
     </w:pPr>
     <w:rPr>
-      <w:rFonts w:asciiTheme="majorHAnsi" w:eastAsiaTheme="majorEastAsia" w:hAnsiTheme="majorHAnsi" w:cstheme="majorBidi"/>
+      <w:rFonts w:ascii="Times New Roman" w:hAnsi="Times New Roman" w:cs="Times New Roman" w:eastAsia="Times New Roman"/>
       <w:color w:val="000000" w:themeColor="text1"/>
     </w:rPr>
     <w:tblPr>
@@ -14885,7 +15090,7 @@
       <w:spacing w:after="0" w:line="240" w:lineRule="auto"/>
     </w:pPr>
     <w:rPr>
-      <w:rFonts w:asciiTheme="majorHAnsi" w:eastAsiaTheme="majorEastAsia" w:hAnsiTheme="majorHAnsi" w:cstheme="majorBidi"/>
+      <w:rFonts w:ascii="Times New Roman" w:hAnsi="Times New Roman" w:cs="Times New Roman" w:eastAsia="Times New Roman"/>
       <w:color w:val="000000" w:themeColor="text1"/>
     </w:rPr>
     <w:tblPr>
@@ -15010,7 +15215,7 @@
       <w:spacing w:after="0" w:line="240" w:lineRule="auto"/>
     </w:pPr>
     <w:rPr>
-      <w:rFonts w:asciiTheme="majorHAnsi" w:eastAsiaTheme="majorEastAsia" w:hAnsiTheme="majorHAnsi" w:cstheme="majorBidi"/>
+      <w:rFonts w:ascii="Times New Roman" w:hAnsi="Times New Roman" w:cs="Times New Roman" w:eastAsia="Times New Roman"/>
       <w:color w:val="000000" w:themeColor="text1"/>
     </w:rPr>
     <w:tblPr>
@@ -15135,7 +15340,7 @@
       <w:spacing w:after="0" w:line="240" w:lineRule="auto"/>
     </w:pPr>
     <w:rPr>
-      <w:rFonts w:asciiTheme="majorHAnsi" w:eastAsiaTheme="majorEastAsia" w:hAnsiTheme="majorHAnsi" w:cstheme="majorBidi"/>
+      <w:rFonts w:ascii="Times New Roman" w:hAnsi="Times New Roman" w:cs="Times New Roman" w:eastAsia="Times New Roman"/>
       <w:color w:val="000000" w:themeColor="text1"/>
     </w:rPr>
     <w:tblPr>
@@ -19050,9 +19255,9 @@
   <w:docDefaults>
     <w:rPrDefault>
       <w:rPr>
-        <w:rFonts w:asciiTheme="minorHAnsi" w:eastAsiaTheme="minorEastAsia" w:hAnsiTheme="minorHAnsi" w:cstheme="minorBidi"/>
-        <w:sz w:val="22"/>
-        <w:szCs w:val="22"/>
+        <w:rFonts w:ascii="Times New Roman" w:hAnsi="Times New Roman" w:cs="Times New Roman" w:eastAsia="Times New Roman"/>
+        <w:sz w:val="26"/>
+        <w:szCs w:val="26"/>
         <w:lang w:val="en-US" w:eastAsia="en-US" w:bidi="ar-SA"/>
       </w:rPr>
     </w:rPrDefault>
@@ -19205,6 +19410,11 @@
     <w:name w:val="Normal"/>
     <w:qFormat/>
     <w:rsid w:val="00FC693F"/>
+    <w:rPr>
+      <w:rFonts w:ascii="Times New Roman" w:hAnsi="Times New Roman" w:cs="Times New Roman" w:eastAsia="Times New Roman"/>
+      <w:sz w:val="26"/>
+      <w:szCs w:val="26"/>
+    </w:rPr>
   </w:style>
   <w:style w:type="paragraph" w:styleId="Heading1">
     <w:name w:val="heading 1"/>
@@ -19221,12 +19431,13 @@
       <w:outlineLvl w:val="0"/>
     </w:pPr>
     <w:rPr>
-      <w:rFonts w:asciiTheme="majorHAnsi" w:eastAsiaTheme="majorEastAsia" w:hAnsiTheme="majorHAnsi" w:cstheme="majorBidi"/>
+      <w:rFonts w:ascii="Times New Roman" w:hAnsi="Times New Roman" w:cs="Times New Roman" w:eastAsia="Times New Roman"/>
       <w:b/>
       <w:bCs/>
       <w:color w:val="365F91" w:themeColor="accent1" w:themeShade="BF"/>
       <w:sz w:val="28"/>
       <w:szCs w:val="28"/>
+      <w:caps/>
     </w:rPr>
   </w:style>
   <w:style w:type="paragraph" w:styleId="Heading2">
@@ -19245,12 +19456,13 @@
       <w:outlineLvl w:val="1"/>
     </w:pPr>
     <w:rPr>
-      <w:rFonts w:asciiTheme="majorHAnsi" w:eastAsiaTheme="majorEastAsia" w:hAnsiTheme="majorHAnsi" w:cstheme="majorBidi"/>
+      <w:rFonts w:ascii="Times New Roman" w:hAnsi="Times New Roman" w:cs="Times New Roman" w:eastAsia="Times New Roman"/>
       <w:b/>
       <w:bCs/>
       <w:color w:val="4F81BD" w:themeColor="accent1"/>
-      <w:sz w:val="26"/>
-      <w:szCs w:val="26"/>
+      <w:sz w:val="28"/>
+      <w:szCs w:val="28"/>
+      <w:caps/>
     </w:rPr>
   </w:style>
   <w:style w:type="paragraph" w:styleId="Heading3">
@@ -19269,7 +19481,7 @@
       <w:outlineLvl w:val="2"/>
     </w:pPr>
     <w:rPr>
-      <w:rFonts w:asciiTheme="majorHAnsi" w:eastAsiaTheme="majorEastAsia" w:hAnsiTheme="majorHAnsi" w:cstheme="majorBidi"/>
+      <w:rFonts w:ascii="Times New Roman" w:hAnsi="Times New Roman" w:cs="Times New Roman" w:eastAsia="Times New Roman"/>
       <w:b/>
       <w:bCs/>
       <w:color w:val="4F81BD" w:themeColor="accent1"/>
@@ -19292,7 +19504,7 @@
       <w:outlineLvl w:val="3"/>
     </w:pPr>
     <w:rPr>
-      <w:rFonts w:asciiTheme="majorHAnsi" w:eastAsiaTheme="majorEastAsia" w:hAnsiTheme="majorHAnsi" w:cstheme="majorBidi"/>
+      <w:rFonts w:ascii="Times New Roman" w:hAnsi="Times New Roman" w:cs="Times New Roman" w:eastAsia="Times New Roman"/>
       <w:b/>
       <w:bCs/>
       <w:i/>
@@ -19317,7 +19529,7 @@
       <w:outlineLvl w:val="4"/>
     </w:pPr>
     <w:rPr>
-      <w:rFonts w:asciiTheme="majorHAnsi" w:eastAsiaTheme="majorEastAsia" w:hAnsiTheme="majorHAnsi" w:cstheme="majorBidi"/>
+      <w:rFonts w:ascii="Times New Roman" w:hAnsi="Times New Roman" w:cs="Times New Roman" w:eastAsia="Times New Roman"/>
       <w:color w:val="243F60" w:themeColor="accent1" w:themeShade="7F"/>
     </w:rPr>
   </w:style>
@@ -19338,7 +19550,7 @@
       <w:outlineLvl w:val="5"/>
     </w:pPr>
     <w:rPr>
-      <w:rFonts w:asciiTheme="majorHAnsi" w:eastAsiaTheme="majorEastAsia" w:hAnsiTheme="majorHAnsi" w:cstheme="majorBidi"/>
+      <w:rFonts w:ascii="Times New Roman" w:hAnsi="Times New Roman" w:cs="Times New Roman" w:eastAsia="Times New Roman"/>
       <w:i/>
       <w:iCs/>
       <w:color w:val="243F60" w:themeColor="accent1" w:themeShade="7F"/>
@@ -19361,7 +19573,7 @@
       <w:outlineLvl w:val="6"/>
     </w:pPr>
     <w:rPr>
-      <w:rFonts w:asciiTheme="majorHAnsi" w:eastAsiaTheme="majorEastAsia" w:hAnsiTheme="majorHAnsi" w:cstheme="majorBidi"/>
+      <w:rFonts w:ascii="Times New Roman" w:hAnsi="Times New Roman" w:cs="Times New Roman" w:eastAsia="Times New Roman"/>
       <w:i/>
       <w:iCs/>
       <w:color w:val="404040" w:themeColor="text1" w:themeTint="BF"/>
@@ -19384,7 +19596,7 @@
       <w:outlineLvl w:val="7"/>
     </w:pPr>
     <w:rPr>
-      <w:rFonts w:asciiTheme="majorHAnsi" w:eastAsiaTheme="majorEastAsia" w:hAnsiTheme="majorHAnsi" w:cstheme="majorBidi"/>
+      <w:rFonts w:ascii="Times New Roman" w:hAnsi="Times New Roman" w:cs="Times New Roman" w:eastAsia="Times New Roman"/>
       <w:color w:val="4F81BD" w:themeColor="accent1"/>
       <w:sz w:val="20"/>
       <w:szCs w:val="20"/>
@@ -19407,7 +19619,7 @@
       <w:outlineLvl w:val="8"/>
     </w:pPr>
     <w:rPr>
-      <w:rFonts w:asciiTheme="majorHAnsi" w:eastAsiaTheme="majorEastAsia" w:hAnsiTheme="majorHAnsi" w:cstheme="majorBidi"/>
+      <w:rFonts w:ascii="Times New Roman" w:hAnsi="Times New Roman" w:cs="Times New Roman" w:eastAsia="Times New Roman"/>
       <w:i/>
       <w:iCs/>
       <w:color w:val="404040" w:themeColor="text1" w:themeTint="BF"/>
@@ -19458,7 +19670,7 @@
     <w:uiPriority w:val="9"/>
     <w:rsid w:val="00FC693F"/>
     <w:rPr>
-      <w:rFonts w:asciiTheme="majorHAnsi" w:eastAsiaTheme="majorEastAsia" w:hAnsiTheme="majorHAnsi" w:cstheme="majorBidi"/>
+      <w:rFonts w:ascii="Times New Roman" w:hAnsi="Times New Roman" w:cs="Times New Roman" w:eastAsia="Times New Roman"/>
       <w:b/>
       <w:bCs/>
       <w:color w:val="365F91" w:themeColor="accent1" w:themeShade="BF"/>
@@ -19473,7 +19685,7 @@
     <w:uiPriority w:val="9"/>
     <w:rsid w:val="00FC693F"/>
     <w:rPr>
-      <w:rFonts w:asciiTheme="majorHAnsi" w:eastAsiaTheme="majorEastAsia" w:hAnsiTheme="majorHAnsi" w:cstheme="majorBidi"/>
+      <w:rFonts w:ascii="Times New Roman" w:hAnsi="Times New Roman" w:cs="Times New Roman" w:eastAsia="Times New Roman"/>
       <w:b/>
       <w:bCs/>
       <w:color w:val="4F81BD" w:themeColor="accent1"/>
@@ -19488,7 +19700,7 @@
     <w:uiPriority w:val="9"/>
     <w:rsid w:val="00FC693F"/>
     <w:rPr>
-      <w:rFonts w:asciiTheme="majorHAnsi" w:eastAsiaTheme="majorEastAsia" w:hAnsiTheme="majorHAnsi" w:cstheme="majorBidi"/>
+      <w:rFonts w:ascii="Times New Roman" w:hAnsi="Times New Roman" w:cs="Times New Roman" w:eastAsia="Times New Roman"/>
       <w:b/>
       <w:bCs/>
       <w:color w:val="4F81BD" w:themeColor="accent1"/>
@@ -19510,12 +19722,15 @@
       <w:contextualSpacing/>
     </w:pPr>
     <w:rPr>
-      <w:rFonts w:asciiTheme="majorHAnsi" w:eastAsiaTheme="majorEastAsia" w:hAnsiTheme="majorHAnsi" w:cstheme="majorBidi"/>
+      <w:rFonts w:ascii="Times New Roman" w:hAnsi="Times New Roman" w:cs="Times New Roman" w:eastAsia="Times New Roman"/>
       <w:color w:val="17365D" w:themeColor="text2" w:themeShade="BF"/>
       <w:spacing w:val="5"/>
       <w:kern w:val="28"/>
-      <w:sz w:val="52"/>
-      <w:szCs w:val="52"/>
+      <w:sz w:val="28"/>
+      <w:szCs w:val="28"/>
+      <w:b/>
+      <w:bCs/>
+      <w:caps/>
     </w:rPr>
   </w:style>
   <w:style w:type="character" w:customStyle="1" w:styleId="TitleChar">
@@ -19525,7 +19740,7 @@
     <w:uiPriority w:val="10"/>
     <w:rsid w:val="00FC693F"/>
     <w:rPr>
-      <w:rFonts w:asciiTheme="majorHAnsi" w:eastAsiaTheme="majorEastAsia" w:hAnsiTheme="majorHAnsi" w:cstheme="majorBidi"/>
+      <w:rFonts w:ascii="Times New Roman" w:hAnsi="Times New Roman" w:cs="Times New Roman" w:eastAsia="Times New Roman"/>
       <w:color w:val="17365D" w:themeColor="text2" w:themeShade="BF"/>
       <w:spacing w:val="5"/>
       <w:kern w:val="28"/>
@@ -19547,7 +19762,7 @@
       </w:numPr>
     </w:pPr>
     <w:rPr>
-      <w:rFonts w:asciiTheme="majorHAnsi" w:eastAsiaTheme="majorEastAsia" w:hAnsiTheme="majorHAnsi" w:cstheme="majorBidi"/>
+      <w:rFonts w:ascii="Times New Roman" w:hAnsi="Times New Roman" w:cs="Times New Roman" w:eastAsia="Times New Roman"/>
       <w:i/>
       <w:iCs/>
       <w:color w:val="4F81BD" w:themeColor="accent1"/>
@@ -19563,7 +19778,7 @@
     <w:uiPriority w:val="11"/>
     <w:rsid w:val="00FC693F"/>
     <w:rPr>
-      <w:rFonts w:asciiTheme="majorHAnsi" w:eastAsiaTheme="majorEastAsia" w:hAnsiTheme="majorHAnsi" w:cstheme="majorBidi"/>
+      <w:rFonts w:ascii="Times New Roman" w:hAnsi="Times New Roman" w:cs="Times New Roman" w:eastAsia="Times New Roman"/>
       <w:i/>
       <w:iCs/>
       <w:color w:val="4F81BD" w:themeColor="accent1"/>
@@ -19690,6 +19905,11 @@
       </w:numPr>
       <w:contextualSpacing/>
     </w:pPr>
+    <w:rPr>
+      <w:rFonts w:ascii="Times New Roman" w:hAnsi="Times New Roman" w:cs="Times New Roman" w:eastAsia="Times New Roman"/>
+      <w:sz w:val="26"/>
+      <w:szCs w:val="26"/>
+    </w:rPr>
   </w:style>
   <w:style w:type="paragraph" w:styleId="ListBullet2">
     <w:name w:val="List Bullet 2"/>
@@ -19810,7 +20030,7 @@
       </w:tabs>
     </w:pPr>
     <w:rPr>
-      <w:rFonts w:ascii="Courier" w:hAnsi="Courier"/>
+      <w:rFonts w:ascii="Times New Roman" w:hAnsi="Times New Roman" w:cs="Times New Roman" w:eastAsia="Times New Roman"/>
       <w:sz w:val="20"/>
       <w:szCs w:val="20"/>
     </w:rPr>
@@ -19822,7 +20042,7 @@
     <w:uiPriority w:val="99"/>
     <w:rsid w:val="0029639D"/>
     <w:rPr>
-      <w:rFonts w:ascii="Courier" w:hAnsi="Courier"/>
+      <w:rFonts w:ascii="Times New Roman" w:hAnsi="Times New Roman" w:cs="Times New Roman" w:eastAsia="Times New Roman"/>
       <w:sz w:val="20"/>
       <w:szCs w:val="20"/>
     </w:rPr>
@@ -19861,7 +20081,7 @@
     <w:semiHidden/>
     <w:rsid w:val="00FC693F"/>
     <w:rPr>
-      <w:rFonts w:asciiTheme="majorHAnsi" w:eastAsiaTheme="majorEastAsia" w:hAnsiTheme="majorHAnsi" w:cstheme="majorBidi"/>
+      <w:rFonts w:ascii="Times New Roman" w:hAnsi="Times New Roman" w:cs="Times New Roman" w:eastAsia="Times New Roman"/>
       <w:b/>
       <w:bCs/>
       <w:i/>
@@ -19877,7 +20097,7 @@
     <w:semiHidden/>
     <w:rsid w:val="00FC693F"/>
     <w:rPr>
-      <w:rFonts w:asciiTheme="majorHAnsi" w:eastAsiaTheme="majorEastAsia" w:hAnsiTheme="majorHAnsi" w:cstheme="majorBidi"/>
+      <w:rFonts w:ascii="Times New Roman" w:hAnsi="Times New Roman" w:cs="Times New Roman" w:eastAsia="Times New Roman"/>
       <w:color w:val="243F60" w:themeColor="accent1" w:themeShade="7F"/>
     </w:rPr>
   </w:style>
@@ -19889,7 +20109,7 @@
     <w:semiHidden/>
     <w:rsid w:val="00FC693F"/>
     <w:rPr>
-      <w:rFonts w:asciiTheme="majorHAnsi" w:eastAsiaTheme="majorEastAsia" w:hAnsiTheme="majorHAnsi" w:cstheme="majorBidi"/>
+      <w:rFonts w:ascii="Times New Roman" w:hAnsi="Times New Roman" w:cs="Times New Roman" w:eastAsia="Times New Roman"/>
       <w:i/>
       <w:iCs/>
       <w:color w:val="243F60" w:themeColor="accent1" w:themeShade="7F"/>
@@ -19903,7 +20123,7 @@
     <w:semiHidden/>
     <w:rsid w:val="00FC693F"/>
     <w:rPr>
-      <w:rFonts w:asciiTheme="majorHAnsi" w:eastAsiaTheme="majorEastAsia" w:hAnsiTheme="majorHAnsi" w:cstheme="majorBidi"/>
+      <w:rFonts w:ascii="Times New Roman" w:hAnsi="Times New Roman" w:cs="Times New Roman" w:eastAsia="Times New Roman"/>
       <w:i/>
       <w:iCs/>
       <w:color w:val="404040" w:themeColor="text1" w:themeTint="BF"/>
@@ -19917,7 +20137,7 @@
     <w:semiHidden/>
     <w:rsid w:val="00FC693F"/>
     <w:rPr>
-      <w:rFonts w:asciiTheme="majorHAnsi" w:eastAsiaTheme="majorEastAsia" w:hAnsiTheme="majorHAnsi" w:cstheme="majorBidi"/>
+      <w:rFonts w:ascii="Times New Roman" w:hAnsi="Times New Roman" w:cs="Times New Roman" w:eastAsia="Times New Roman"/>
       <w:color w:val="4F81BD" w:themeColor="accent1"/>
       <w:sz w:val="20"/>
       <w:szCs w:val="20"/>
@@ -19931,7 +20151,7 @@
     <w:semiHidden/>
     <w:rsid w:val="00FC693F"/>
     <w:rPr>
-      <w:rFonts w:asciiTheme="majorHAnsi" w:eastAsiaTheme="majorEastAsia" w:hAnsiTheme="majorHAnsi" w:cstheme="majorBidi"/>
+      <w:rFonts w:ascii="Times New Roman" w:hAnsi="Times New Roman" w:cs="Times New Roman" w:eastAsia="Times New Roman"/>
       <w:i/>
       <w:iCs/>
       <w:color w:val="404040" w:themeColor="text1" w:themeTint="BF"/>
@@ -24780,7 +25000,7 @@
       <w:spacing w:after="0" w:line="240" w:lineRule="auto"/>
     </w:pPr>
     <w:rPr>
-      <w:rFonts w:asciiTheme="majorHAnsi" w:eastAsiaTheme="majorEastAsia" w:hAnsiTheme="majorHAnsi" w:cstheme="majorBidi"/>
+      <w:rFonts w:ascii="Times New Roman" w:hAnsi="Times New Roman" w:cs="Times New Roman" w:eastAsia="Times New Roman"/>
       <w:color w:val="000000" w:themeColor="text1"/>
     </w:rPr>
     <w:tblPr>
@@ -24908,7 +25128,7 @@
       <w:spacing w:after="0" w:line="240" w:lineRule="auto"/>
     </w:pPr>
     <w:rPr>
-      <w:rFonts w:asciiTheme="majorHAnsi" w:eastAsiaTheme="majorEastAsia" w:hAnsiTheme="majorHAnsi" w:cstheme="majorBidi"/>
+      <w:rFonts w:ascii="Times New Roman" w:hAnsi="Times New Roman" w:cs="Times New Roman" w:eastAsia="Times New Roman"/>
       <w:color w:val="000000" w:themeColor="text1"/>
     </w:rPr>
     <w:tblPr>
@@ -25036,7 +25256,7 @@
       <w:spacing w:after="0" w:line="240" w:lineRule="auto"/>
     </w:pPr>
     <w:rPr>
-      <w:rFonts w:asciiTheme="majorHAnsi" w:eastAsiaTheme="majorEastAsia" w:hAnsiTheme="majorHAnsi" w:cstheme="majorBidi"/>
+      <w:rFonts w:ascii="Times New Roman" w:hAnsi="Times New Roman" w:cs="Times New Roman" w:eastAsia="Times New Roman"/>
       <w:color w:val="000000" w:themeColor="text1"/>
     </w:rPr>
     <w:tblPr>
@@ -25164,7 +25384,7 @@
       <w:spacing w:after="0" w:line="240" w:lineRule="auto"/>
     </w:pPr>
     <w:rPr>
-      <w:rFonts w:asciiTheme="majorHAnsi" w:eastAsiaTheme="majorEastAsia" w:hAnsiTheme="majorHAnsi" w:cstheme="majorBidi"/>
+      <w:rFonts w:ascii="Times New Roman" w:hAnsi="Times New Roman" w:cs="Times New Roman" w:eastAsia="Times New Roman"/>
       <w:color w:val="000000" w:themeColor="text1"/>
     </w:rPr>
     <w:tblPr>
@@ -25292,7 +25512,7 @@
       <w:spacing w:after="0" w:line="240" w:lineRule="auto"/>
     </w:pPr>
     <w:rPr>
-      <w:rFonts w:asciiTheme="majorHAnsi" w:eastAsiaTheme="majorEastAsia" w:hAnsiTheme="majorHAnsi" w:cstheme="majorBidi"/>
+      <w:rFonts w:ascii="Times New Roman" w:hAnsi="Times New Roman" w:cs="Times New Roman" w:eastAsia="Times New Roman"/>
       <w:color w:val="000000" w:themeColor="text1"/>
     </w:rPr>
     <w:tblPr>
@@ -25420,7 +25640,7 @@
       <w:spacing w:after="0" w:line="240" w:lineRule="auto"/>
     </w:pPr>
     <w:rPr>
-      <w:rFonts w:asciiTheme="majorHAnsi" w:eastAsiaTheme="majorEastAsia" w:hAnsiTheme="majorHAnsi" w:cstheme="majorBidi"/>
+      <w:rFonts w:ascii="Times New Roman" w:hAnsi="Times New Roman" w:cs="Times New Roman" w:eastAsia="Times New Roman"/>
       <w:color w:val="000000" w:themeColor="text1"/>
     </w:rPr>
     <w:tblPr>
@@ -25548,7 +25768,7 @@
       <w:spacing w:after="0" w:line="240" w:lineRule="auto"/>
     </w:pPr>
     <w:rPr>
-      <w:rFonts w:asciiTheme="majorHAnsi" w:eastAsiaTheme="majorEastAsia" w:hAnsiTheme="majorHAnsi" w:cstheme="majorBidi"/>
+      <w:rFonts w:ascii="Times New Roman" w:hAnsi="Times New Roman" w:cs="Times New Roman" w:eastAsia="Times New Roman"/>
       <w:color w:val="000000" w:themeColor="text1"/>
     </w:rPr>
     <w:tblPr>
@@ -26187,7 +26407,7 @@
       <w:spacing w:after="0" w:line="240" w:lineRule="auto"/>
     </w:pPr>
     <w:rPr>
-      <w:rFonts w:asciiTheme="majorHAnsi" w:eastAsiaTheme="majorEastAsia" w:hAnsiTheme="majorHAnsi" w:cstheme="majorBidi"/>
+      <w:rFonts w:ascii="Times New Roman" w:hAnsi="Times New Roman" w:cs="Times New Roman" w:eastAsia="Times New Roman"/>
       <w:color w:val="000000" w:themeColor="text1"/>
     </w:rPr>
     <w:tblPr>
@@ -26312,7 +26532,7 @@
       <w:spacing w:after="0" w:line="240" w:lineRule="auto"/>
     </w:pPr>
     <w:rPr>
-      <w:rFonts w:asciiTheme="majorHAnsi" w:eastAsiaTheme="majorEastAsia" w:hAnsiTheme="majorHAnsi" w:cstheme="majorBidi"/>
+      <w:rFonts w:ascii="Times New Roman" w:hAnsi="Times New Roman" w:cs="Times New Roman" w:eastAsia="Times New Roman"/>
       <w:color w:val="000000" w:themeColor="text1"/>
     </w:rPr>
     <w:tblPr>
@@ -26437,7 +26657,7 @@
       <w:spacing w:after="0" w:line="240" w:lineRule="auto"/>
     </w:pPr>
     <w:rPr>
-      <w:rFonts w:asciiTheme="majorHAnsi" w:eastAsiaTheme="majorEastAsia" w:hAnsiTheme="majorHAnsi" w:cstheme="majorBidi"/>
+      <w:rFonts w:ascii="Times New Roman" w:hAnsi="Times New Roman" w:cs="Times New Roman" w:eastAsia="Times New Roman"/>
       <w:color w:val="000000" w:themeColor="text1"/>
     </w:rPr>
     <w:tblPr>
@@ -26562,7 +26782,7 @@
       <w:spacing w:after="0" w:line="240" w:lineRule="auto"/>
     </w:pPr>
     <w:rPr>
-      <w:rFonts w:asciiTheme="majorHAnsi" w:eastAsiaTheme="majorEastAsia" w:hAnsiTheme="majorHAnsi" w:cstheme="majorBidi"/>
+      <w:rFonts w:ascii="Times New Roman" w:hAnsi="Times New Roman" w:cs="Times New Roman" w:eastAsia="Times New Roman"/>
       <w:color w:val="000000" w:themeColor="text1"/>
     </w:rPr>
     <w:tblPr>
@@ -26687,7 +26907,7 @@
       <w:spacing w:after="0" w:line="240" w:lineRule="auto"/>
     </w:pPr>
     <w:rPr>
-      <w:rFonts w:asciiTheme="majorHAnsi" w:eastAsiaTheme="majorEastAsia" w:hAnsiTheme="majorHAnsi" w:cstheme="majorBidi"/>
+      <w:rFonts w:ascii="Times New Roman" w:hAnsi="Times New Roman" w:cs="Times New Roman" w:eastAsia="Times New Roman"/>
       <w:color w:val="000000" w:themeColor="text1"/>
     </w:rPr>
     <w:tblPr>
@@ -26812,7 +27032,7 @@
       <w:spacing w:after="0" w:line="240" w:lineRule="auto"/>
     </w:pPr>
     <w:rPr>
-      <w:rFonts w:asciiTheme="majorHAnsi" w:eastAsiaTheme="majorEastAsia" w:hAnsiTheme="majorHAnsi" w:cstheme="majorBidi"/>
+      <w:rFonts w:ascii="Times New Roman" w:hAnsi="Times New Roman" w:cs="Times New Roman" w:eastAsia="Times New Roman"/>
       <w:color w:val="000000" w:themeColor="text1"/>
     </w:rPr>
     <w:tblPr>
@@ -26937,7 +27157,7 @@
       <w:spacing w:after="0" w:line="240" w:lineRule="auto"/>
     </w:pPr>
     <w:rPr>
-      <w:rFonts w:asciiTheme="majorHAnsi" w:eastAsiaTheme="majorEastAsia" w:hAnsiTheme="majorHAnsi" w:cstheme="majorBidi"/>
+      <w:rFonts w:ascii="Times New Roman" w:hAnsi="Times New Roman" w:cs="Times New Roman" w:eastAsia="Times New Roman"/>
       <w:color w:val="000000" w:themeColor="text1"/>
     </w:rPr>
     <w:tblPr>
@@ -30890,7 +31110,7 @@
     </a:clrScheme>
     <a:fontScheme name="Office">
       <a:majorFont>
-        <a:latin typeface="Calibri"/>
+        <a:latin typeface="Times New Roman"/>
         <a:ea typeface=""/>
         <a:cs typeface=""/>
         <a:font script="Jpan" typeface="ＭＳ ゴシック"/>
@@ -30925,7 +31145,7 @@
         <a:font script="Geor" typeface="Sylfaen"/>
       </a:majorFont>
       <a:minorFont>
-        <a:latin typeface="Cambria"/>
+        <a:latin typeface="Times New Roman"/>
         <a:ea typeface=""/>
         <a:cs typeface=""/>
         <a:font script="Jpan" typeface="ＭＳ 明朝"/>
@@ -30955,7 +31175,7 @@
         <a:font script="Laoo" typeface="DokChampa"/>
         <a:font script="Sinh" typeface="Iskoola Pota"/>
         <a:font script="Mong" typeface="Mongolian Baiti"/>
-        <a:font script="Viet" typeface="Arial"/>
+        <a:font script="Viet" typeface="Times New Roman"/>
         <a:font script="Uigh" typeface="Microsoft Uighur"/>
         <a:font script="Geor" typeface="Sylfaen"/>
       </a:minorFont>

--- a/docs/handover/word/DU_LIEU_MAU.docx
+++ b/docs/handover/word/DU_LIEU_MAU.docx
@@ -7,7 +7,7 @@
         <w:pStyle w:val="Title"/>
       </w:pPr>
       <w:r>
-        <w:t>DỮ LIỆU MẪU CHO ITAM PROTOTYPE</w:t>
+        <w:t>Dữ liệu mẫu cho ITAM Prototype</w:t>
       </w:r>
     </w:p>
     <w:p>
@@ -20,7 +20,7 @@
         <w:pStyle w:val="Heading1"/>
       </w:pPr>
       <w:r>
-        <w:t>1. DỮ LIỆU ĐƯỢC TẠO BỞI MIGRATION</w:t>
+        <w:t>1. Dữ liệu được tạo bởi migration</w:t>
       </w:r>
     </w:p>
     <w:p>
@@ -28,7 +28,7 @@
         <w:pStyle w:val="Heading2"/>
       </w:pPr>
       <w:r>
-        <w:t>TÀI KHOẢN DEMO</w:t>
+        <w:t>Tài khoản demo</w:t>
       </w:r>
     </w:p>
     <w:tbl>
@@ -72,7 +72,6 @@
             </w:pPr>
             <w:r>
               <w:rPr>
-                <w:rFonts w:ascii="Times New Roman" w:hAnsi="Times New Roman" w:cs="Times New Roman" w:eastAsia="Times New Roman"/>
                 <w:b/>
                 <w:sz w:val="18"/>
               </w:rPr>
@@ -104,7 +103,6 @@
             </w:pPr>
             <w:r>
               <w:rPr>
-                <w:rFonts w:ascii="Times New Roman" w:hAnsi="Times New Roman" w:cs="Times New Roman" w:eastAsia="Times New Roman"/>
                 <w:b/>
                 <w:sz w:val="18"/>
               </w:rPr>
@@ -136,7 +134,6 @@
             </w:pPr>
             <w:r>
               <w:rPr>
-                <w:rFonts w:ascii="Times New Roman" w:hAnsi="Times New Roman" w:cs="Times New Roman" w:eastAsia="Times New Roman"/>
                 <w:b/>
                 <w:sz w:val="18"/>
               </w:rPr>
@@ -168,7 +165,6 @@
             </w:pPr>
             <w:r>
               <w:rPr>
-                <w:rFonts w:ascii="Times New Roman" w:hAnsi="Times New Roman" w:cs="Times New Roman" w:eastAsia="Times New Roman"/>
                 <w:b/>
                 <w:sz w:val="18"/>
               </w:rPr>
@@ -202,7 +198,6 @@
             </w:pPr>
             <w:r>
               <w:rPr>
-                <w:rFonts w:ascii="Times New Roman" w:hAnsi="Times New Roman" w:cs="Times New Roman" w:eastAsia="Times New Roman"/>
                 <w:b w:val="0"/>
                 <w:sz w:val="18"/>
               </w:rPr>
@@ -234,7 +229,6 @@
             </w:pPr>
             <w:r>
               <w:rPr>
-                <w:rFonts w:ascii="Times New Roman" w:hAnsi="Times New Roman" w:cs="Times New Roman" w:eastAsia="Times New Roman"/>
                 <w:b w:val="0"/>
                 <w:sz w:val="18"/>
               </w:rPr>
@@ -266,7 +260,6 @@
             </w:pPr>
             <w:r>
               <w:rPr>
-                <w:rFonts w:ascii="Times New Roman" w:hAnsi="Times New Roman" w:cs="Times New Roman" w:eastAsia="Times New Roman"/>
                 <w:b w:val="0"/>
                 <w:sz w:val="18"/>
               </w:rPr>
@@ -298,7 +291,6 @@
             </w:pPr>
             <w:r>
               <w:rPr>
-                <w:rFonts w:ascii="Times New Roman" w:hAnsi="Times New Roman" w:cs="Times New Roman" w:eastAsia="Times New Roman"/>
                 <w:b w:val="0"/>
                 <w:sz w:val="18"/>
               </w:rPr>
@@ -332,7 +324,6 @@
             </w:pPr>
             <w:r>
               <w:rPr>
-                <w:rFonts w:ascii="Times New Roman" w:hAnsi="Times New Roman" w:cs="Times New Roman" w:eastAsia="Times New Roman"/>
                 <w:b w:val="0"/>
                 <w:sz w:val="18"/>
               </w:rPr>
@@ -364,7 +355,6 @@
             </w:pPr>
             <w:r>
               <w:rPr>
-                <w:rFonts w:ascii="Times New Roman" w:hAnsi="Times New Roman" w:cs="Times New Roman" w:eastAsia="Times New Roman"/>
                 <w:b w:val="0"/>
                 <w:sz w:val="18"/>
               </w:rPr>
@@ -396,7 +386,6 @@
             </w:pPr>
             <w:r>
               <w:rPr>
-                <w:rFonts w:ascii="Times New Roman" w:hAnsi="Times New Roman" w:cs="Times New Roman" w:eastAsia="Times New Roman"/>
                 <w:b w:val="0"/>
                 <w:sz w:val="18"/>
               </w:rPr>
@@ -428,7 +417,6 @@
             </w:pPr>
             <w:r>
               <w:rPr>
-                <w:rFonts w:ascii="Times New Roman" w:hAnsi="Times New Roman" w:cs="Times New Roman" w:eastAsia="Times New Roman"/>
                 <w:b w:val="0"/>
                 <w:sz w:val="18"/>
               </w:rPr>
@@ -462,7 +450,6 @@
             </w:pPr>
             <w:r>
               <w:rPr>
-                <w:rFonts w:ascii="Times New Roman" w:hAnsi="Times New Roman" w:cs="Times New Roman" w:eastAsia="Times New Roman"/>
                 <w:b w:val="0"/>
                 <w:sz w:val="18"/>
               </w:rPr>
@@ -494,7 +481,6 @@
             </w:pPr>
             <w:r>
               <w:rPr>
-                <w:rFonts w:ascii="Times New Roman" w:hAnsi="Times New Roman" w:cs="Times New Roman" w:eastAsia="Times New Roman"/>
                 <w:b w:val="0"/>
                 <w:sz w:val="18"/>
               </w:rPr>
@@ -526,7 +512,6 @@
             </w:pPr>
             <w:r>
               <w:rPr>
-                <w:rFonts w:ascii="Times New Roman" w:hAnsi="Times New Roman" w:cs="Times New Roman" w:eastAsia="Times New Roman"/>
                 <w:b w:val="0"/>
                 <w:sz w:val="18"/>
               </w:rPr>
@@ -558,7 +543,6 @@
             </w:pPr>
             <w:r>
               <w:rPr>
-                <w:rFonts w:ascii="Times New Roman" w:hAnsi="Times New Roman" w:cs="Times New Roman" w:eastAsia="Times New Roman"/>
                 <w:b w:val="0"/>
                 <w:sz w:val="18"/>
               </w:rPr>
@@ -592,7 +576,6 @@
             </w:pPr>
             <w:r>
               <w:rPr>
-                <w:rFonts w:ascii="Times New Roman" w:hAnsi="Times New Roman" w:cs="Times New Roman" w:eastAsia="Times New Roman"/>
                 <w:b w:val="0"/>
                 <w:sz w:val="18"/>
               </w:rPr>
@@ -624,7 +607,6 @@
             </w:pPr>
             <w:r>
               <w:rPr>
-                <w:rFonts w:ascii="Times New Roman" w:hAnsi="Times New Roman" w:cs="Times New Roman" w:eastAsia="Times New Roman"/>
                 <w:b w:val="0"/>
                 <w:sz w:val="18"/>
               </w:rPr>
@@ -656,7 +638,6 @@
             </w:pPr>
             <w:r>
               <w:rPr>
-                <w:rFonts w:ascii="Times New Roman" w:hAnsi="Times New Roman" w:cs="Times New Roman" w:eastAsia="Times New Roman"/>
                 <w:b w:val="0"/>
                 <w:sz w:val="18"/>
               </w:rPr>
@@ -688,7 +669,6 @@
             </w:pPr>
             <w:r>
               <w:rPr>
-                <w:rFonts w:ascii="Times New Roman" w:hAnsi="Times New Roman" w:cs="Times New Roman" w:eastAsia="Times New Roman"/>
                 <w:b w:val="0"/>
                 <w:sz w:val="18"/>
               </w:rPr>
@@ -713,7 +693,7 @@
         <w:pStyle w:val="Heading2"/>
       </w:pPr>
       <w:r>
-        <w:t>DANH MỤC HỆ THỐNG SEED SẴN</w:t>
+        <w:t>Danh mục hệ thống seed sẵn</w:t>
       </w:r>
     </w:p>
     <w:p>
@@ -778,11 +758,39 @@
       </w:r>
     </w:p>
     <w:p>
+      <w:r/>
+      <w:r>
+        <w:rPr>
+          <w:b/>
+        </w:rPr>
+        <w:t>Bước bắt buộc nếu demo linh kiện:</w:t>
+      </w:r>
+      <w:r>
+        <w:t xml:space="preserve"> ADMIN vào danh mục nhóm tài sản, bật hoạt động cho COMPONENT trước khi tạo RAM/STORAGE. Cài mới ngày 25/09/2026 xác nhận nhóm này mặc định inactive; có loại RAM trong seed không có nghĩa nhóm đã được bật.</w:t>
+      </w:r>
+    </w:p>
+    <w:p>
+      <w:r>
+        <w:t xml:space="preserve">Đợt kiểm tra ngày 25/09/2026 đã tạo bộ dữ liệu riêng và lưu snapshot database cùng storage. Đây là dữ liệu sau khi chạy hết vòng đời, không phải dữ liệu tự seed khi cài mới. Mã tài sản, vị trí snapshot và kết quả thực tế nằm trong </w:t>
+      </w:r>
+      <w:hyperlink r:id="rId10">
+        <w:r>
+          <w:rPr>
+            <w:color w:val="0563C1"/>
+          </w:rPr>
+          <w:t>BIEN_BAN_BAN_GIAO.docx</w:t>
+        </w:r>
+      </w:hyperlink>
+      <w:r>
+        <w:t>.</w:t>
+      </w:r>
+    </w:p>
+    <w:p>
       <w:pPr>
         <w:pStyle w:val="Heading1"/>
       </w:pPr>
       <w:r>
-        <w:t>2. BỘ DANH MỤC TỔNG HỢP ĐỀ XUẤT</w:t>
+        <w:t>2. Bộ danh mục tổng hợp đề xuất</w:t>
       </w:r>
     </w:p>
     <w:p>
@@ -795,7 +803,7 @@
         <w:pStyle w:val="Heading2"/>
       </w:pPr>
       <w:r>
-        <w:t>PHÒNG BAN</w:t>
+        <w:t>Phòng ban</w:t>
       </w:r>
     </w:p>
     <w:tbl>
@@ -837,7 +845,6 @@
             </w:pPr>
             <w:r>
               <w:rPr>
-                <w:rFonts w:ascii="Times New Roman" w:hAnsi="Times New Roman" w:cs="Times New Roman" w:eastAsia="Times New Roman"/>
                 <w:b/>
                 <w:sz w:val="18"/>
               </w:rPr>
@@ -869,7 +876,6 @@
             </w:pPr>
             <w:r>
               <w:rPr>
-                <w:rFonts w:ascii="Times New Roman" w:hAnsi="Times New Roman" w:cs="Times New Roman" w:eastAsia="Times New Roman"/>
                 <w:b/>
                 <w:sz w:val="18"/>
               </w:rPr>
@@ -903,7 +909,6 @@
             </w:pPr>
             <w:r>
               <w:rPr>
-                <w:rFonts w:ascii="Times New Roman" w:hAnsi="Times New Roman" w:cs="Times New Roman" w:eastAsia="Times New Roman"/>
                 <w:b w:val="0"/>
                 <w:sz w:val="18"/>
               </w:rPr>
@@ -935,7 +940,6 @@
             </w:pPr>
             <w:r>
               <w:rPr>
-                <w:rFonts w:ascii="Times New Roman" w:hAnsi="Times New Roman" w:cs="Times New Roman" w:eastAsia="Times New Roman"/>
                 <w:b w:val="0"/>
                 <w:sz w:val="18"/>
               </w:rPr>
@@ -969,7 +973,6 @@
             </w:pPr>
             <w:r>
               <w:rPr>
-                <w:rFonts w:ascii="Times New Roman" w:hAnsi="Times New Roman" w:cs="Times New Roman" w:eastAsia="Times New Roman"/>
                 <w:b w:val="0"/>
                 <w:sz w:val="18"/>
               </w:rPr>
@@ -1001,7 +1004,6 @@
             </w:pPr>
             <w:r>
               <w:rPr>
-                <w:rFonts w:ascii="Times New Roman" w:hAnsi="Times New Roman" w:cs="Times New Roman" w:eastAsia="Times New Roman"/>
                 <w:b w:val="0"/>
                 <w:sz w:val="18"/>
               </w:rPr>
@@ -1035,7 +1037,6 @@
             </w:pPr>
             <w:r>
               <w:rPr>
-                <w:rFonts w:ascii="Times New Roman" w:hAnsi="Times New Roman" w:cs="Times New Roman" w:eastAsia="Times New Roman"/>
                 <w:b w:val="0"/>
                 <w:sz w:val="18"/>
               </w:rPr>
@@ -1067,7 +1068,6 @@
             </w:pPr>
             <w:r>
               <w:rPr>
-                <w:rFonts w:ascii="Times New Roman" w:hAnsi="Times New Roman" w:cs="Times New Roman" w:eastAsia="Times New Roman"/>
                 <w:b w:val="0"/>
                 <w:sz w:val="18"/>
               </w:rPr>
@@ -1087,7 +1087,7 @@
         <w:pStyle w:val="Heading2"/>
       </w:pPr>
       <w:r>
-        <w:t>VỊ TRÍ</w:t>
+        <w:t>Vị trí</w:t>
       </w:r>
     </w:p>
     <w:tbl>
@@ -1130,7 +1130,6 @@
             </w:pPr>
             <w:r>
               <w:rPr>
-                <w:rFonts w:ascii="Times New Roman" w:hAnsi="Times New Roman" w:cs="Times New Roman" w:eastAsia="Times New Roman"/>
                 <w:b/>
                 <w:sz w:val="18"/>
               </w:rPr>
@@ -1162,7 +1161,6 @@
             </w:pPr>
             <w:r>
               <w:rPr>
-                <w:rFonts w:ascii="Times New Roman" w:hAnsi="Times New Roman" w:cs="Times New Roman" w:eastAsia="Times New Roman"/>
                 <w:b/>
                 <w:sz w:val="18"/>
               </w:rPr>
@@ -1194,7 +1192,6 @@
             </w:pPr>
             <w:r>
               <w:rPr>
-                <w:rFonts w:ascii="Times New Roman" w:hAnsi="Times New Roman" w:cs="Times New Roman" w:eastAsia="Times New Roman"/>
                 <w:b/>
                 <w:sz w:val="18"/>
               </w:rPr>
@@ -1228,7 +1225,6 @@
             </w:pPr>
             <w:r>
               <w:rPr>
-                <w:rFonts w:ascii="Times New Roman" w:hAnsi="Times New Roman" w:cs="Times New Roman" w:eastAsia="Times New Roman"/>
                 <w:b w:val="0"/>
                 <w:sz w:val="18"/>
               </w:rPr>
@@ -1260,7 +1256,6 @@
             </w:pPr>
             <w:r>
               <w:rPr>
-                <w:rFonts w:ascii="Times New Roman" w:hAnsi="Times New Roman" w:cs="Times New Roman" w:eastAsia="Times New Roman"/>
                 <w:b w:val="0"/>
                 <w:sz w:val="18"/>
               </w:rPr>
@@ -1292,7 +1287,6 @@
             </w:pPr>
             <w:r>
               <w:rPr>
-                <w:rFonts w:ascii="Times New Roman" w:hAnsi="Times New Roman" w:cs="Times New Roman" w:eastAsia="Times New Roman"/>
                 <w:b w:val="0"/>
                 <w:sz w:val="18"/>
               </w:rPr>
@@ -1326,7 +1320,6 @@
             </w:pPr>
             <w:r>
               <w:rPr>
-                <w:rFonts w:ascii="Times New Roman" w:hAnsi="Times New Roman" w:cs="Times New Roman" w:eastAsia="Times New Roman"/>
                 <w:b w:val="0"/>
                 <w:sz w:val="18"/>
               </w:rPr>
@@ -1358,7 +1351,6 @@
             </w:pPr>
             <w:r>
               <w:rPr>
-                <w:rFonts w:ascii="Times New Roman" w:hAnsi="Times New Roman" w:cs="Times New Roman" w:eastAsia="Times New Roman"/>
                 <w:b w:val="0"/>
                 <w:sz w:val="18"/>
               </w:rPr>
@@ -1390,7 +1382,6 @@
             </w:pPr>
             <w:r>
               <w:rPr>
-                <w:rFonts w:ascii="Times New Roman" w:hAnsi="Times New Roman" w:cs="Times New Roman" w:eastAsia="Times New Roman"/>
                 <w:b w:val="0"/>
                 <w:sz w:val="18"/>
               </w:rPr>
@@ -1410,7 +1401,7 @@
         <w:pStyle w:val="Heading2"/>
       </w:pPr>
       <w:r>
-        <w:t>NHÀ CUNG CẤP VÀ LIÊN HỆ</w:t>
+        <w:t>Nhà cung cấp và liên hệ</w:t>
       </w:r>
     </w:p>
     <w:tbl>
@@ -1454,7 +1445,6 @@
             </w:pPr>
             <w:r>
               <w:rPr>
-                <w:rFonts w:ascii="Times New Roman" w:hAnsi="Times New Roman" w:cs="Times New Roman" w:eastAsia="Times New Roman"/>
                 <w:b/>
                 <w:sz w:val="18"/>
               </w:rPr>
@@ -1486,7 +1476,6 @@
             </w:pPr>
             <w:r>
               <w:rPr>
-                <w:rFonts w:ascii="Times New Roman" w:hAnsi="Times New Roman" w:cs="Times New Roman" w:eastAsia="Times New Roman"/>
                 <w:b/>
                 <w:sz w:val="18"/>
               </w:rPr>
@@ -1518,7 +1507,6 @@
             </w:pPr>
             <w:r>
               <w:rPr>
-                <w:rFonts w:ascii="Times New Roman" w:hAnsi="Times New Roman" w:cs="Times New Roman" w:eastAsia="Times New Roman"/>
                 <w:b/>
                 <w:sz w:val="18"/>
               </w:rPr>
@@ -1550,7 +1538,6 @@
             </w:pPr>
             <w:r>
               <w:rPr>
-                <w:rFonts w:ascii="Times New Roman" w:hAnsi="Times New Roman" w:cs="Times New Roman" w:eastAsia="Times New Roman"/>
                 <w:b/>
                 <w:sz w:val="18"/>
               </w:rPr>
@@ -1584,7 +1571,6 @@
             </w:pPr>
             <w:r>
               <w:rPr>
-                <w:rFonts w:ascii="Times New Roman" w:hAnsi="Times New Roman" w:cs="Times New Roman" w:eastAsia="Times New Roman"/>
                 <w:b w:val="0"/>
                 <w:sz w:val="18"/>
               </w:rPr>
@@ -1616,7 +1602,6 @@
             </w:pPr>
             <w:r>
               <w:rPr>
-                <w:rFonts w:ascii="Times New Roman" w:hAnsi="Times New Roman" w:cs="Times New Roman" w:eastAsia="Times New Roman"/>
                 <w:b w:val="0"/>
                 <w:sz w:val="18"/>
               </w:rPr>
@@ -1648,7 +1633,6 @@
             </w:pPr>
             <w:r>
               <w:rPr>
-                <w:rFonts w:ascii="Times New Roman" w:hAnsi="Times New Roman" w:cs="Times New Roman" w:eastAsia="Times New Roman"/>
                 <w:b w:val="0"/>
                 <w:sz w:val="18"/>
               </w:rPr>
@@ -1680,7 +1664,6 @@
             </w:pPr>
             <w:r>
               <w:rPr>
-                <w:rFonts w:ascii="Times New Roman" w:hAnsi="Times New Roman" w:cs="Times New Roman" w:eastAsia="Times New Roman"/>
                 <w:b w:val="0"/>
                 <w:sz w:val="18"/>
               </w:rPr>
@@ -1705,7 +1688,7 @@
         <w:pStyle w:val="Heading2"/>
       </w:pPr>
       <w:r>
-        <w:t>MODEL</w:t>
+        <w:t>Model</w:t>
       </w:r>
     </w:p>
     <w:p>
@@ -1752,7 +1735,6 @@
             </w:pPr>
             <w:r>
               <w:rPr>
-                <w:rFonts w:ascii="Times New Roman" w:hAnsi="Times New Roman" w:cs="Times New Roman" w:eastAsia="Times New Roman"/>
                 <w:b/>
                 <w:sz w:val="18"/>
               </w:rPr>
@@ -1784,7 +1766,6 @@
             </w:pPr>
             <w:r>
               <w:rPr>
-                <w:rFonts w:ascii="Times New Roman" w:hAnsi="Times New Roman" w:cs="Times New Roman" w:eastAsia="Times New Roman"/>
                 <w:b/>
                 <w:sz w:val="18"/>
               </w:rPr>
@@ -1818,7 +1799,6 @@
             </w:pPr>
             <w:r>
               <w:rPr>
-                <w:rFonts w:ascii="Times New Roman" w:hAnsi="Times New Roman" w:cs="Times New Roman" w:eastAsia="Times New Roman"/>
                 <w:b w:val="0"/>
                 <w:sz w:val="18"/>
               </w:rPr>
@@ -1850,7 +1830,6 @@
             </w:pPr>
             <w:r>
               <w:rPr>
-                <w:rFonts w:ascii="Times New Roman" w:hAnsi="Times New Roman" w:cs="Times New Roman" w:eastAsia="Times New Roman"/>
                 <w:b w:val="0"/>
                 <w:sz w:val="18"/>
               </w:rPr>
@@ -1884,7 +1863,6 @@
             </w:pPr>
             <w:r>
               <w:rPr>
-                <w:rFonts w:ascii="Times New Roman" w:hAnsi="Times New Roman" w:cs="Times New Roman" w:eastAsia="Times New Roman"/>
                 <w:b w:val="0"/>
                 <w:sz w:val="18"/>
               </w:rPr>
@@ -1916,7 +1894,6 @@
             </w:pPr>
             <w:r>
               <w:rPr>
-                <w:rFonts w:ascii="Times New Roman" w:hAnsi="Times New Roman" w:cs="Times New Roman" w:eastAsia="Times New Roman"/>
                 <w:b w:val="0"/>
                 <w:sz w:val="18"/>
               </w:rPr>
@@ -1950,7 +1927,6 @@
             </w:pPr>
             <w:r>
               <w:rPr>
-                <w:rFonts w:ascii="Times New Roman" w:hAnsi="Times New Roman" w:cs="Times New Roman" w:eastAsia="Times New Roman"/>
                 <w:b w:val="0"/>
                 <w:sz w:val="18"/>
               </w:rPr>
@@ -1982,7 +1958,6 @@
             </w:pPr>
             <w:r>
               <w:rPr>
-                <w:rFonts w:ascii="Times New Roman" w:hAnsi="Times New Roman" w:cs="Times New Roman" w:eastAsia="Times New Roman"/>
                 <w:b w:val="0"/>
                 <w:sz w:val="18"/>
               </w:rPr>
@@ -2016,7 +1991,6 @@
             </w:pPr>
             <w:r>
               <w:rPr>
-                <w:rFonts w:ascii="Times New Roman" w:hAnsi="Times New Roman" w:cs="Times New Roman" w:eastAsia="Times New Roman"/>
                 <w:b w:val="0"/>
                 <w:sz w:val="18"/>
               </w:rPr>
@@ -2048,7 +2022,6 @@
             </w:pPr>
             <w:r>
               <w:rPr>
-                <w:rFonts w:ascii="Times New Roman" w:hAnsi="Times New Roman" w:cs="Times New Roman" w:eastAsia="Times New Roman"/>
                 <w:b w:val="0"/>
                 <w:sz w:val="18"/>
               </w:rPr>
@@ -2082,7 +2055,6 @@
             </w:pPr>
             <w:r>
               <w:rPr>
-                <w:rFonts w:ascii="Times New Roman" w:hAnsi="Times New Roman" w:cs="Times New Roman" w:eastAsia="Times New Roman"/>
                 <w:b w:val="0"/>
                 <w:sz w:val="18"/>
               </w:rPr>
@@ -2114,7 +2086,6 @@
             </w:pPr>
             <w:r>
               <w:rPr>
-                <w:rFonts w:ascii="Times New Roman" w:hAnsi="Times New Roman" w:cs="Times New Roman" w:eastAsia="Times New Roman"/>
                 <w:b w:val="0"/>
                 <w:sz w:val="18"/>
               </w:rPr>
@@ -2148,7 +2119,6 @@
             </w:pPr>
             <w:r>
               <w:rPr>
-                <w:rFonts w:ascii="Times New Roman" w:hAnsi="Times New Roman" w:cs="Times New Roman" w:eastAsia="Times New Roman"/>
                 <w:b w:val="0"/>
                 <w:sz w:val="18"/>
               </w:rPr>
@@ -2180,7 +2150,6 @@
             </w:pPr>
             <w:r>
               <w:rPr>
-                <w:rFonts w:ascii="Times New Roman" w:hAnsi="Times New Roman" w:cs="Times New Roman" w:eastAsia="Times New Roman"/>
                 <w:b w:val="0"/>
                 <w:sz w:val="18"/>
               </w:rPr>
@@ -2214,7 +2183,6 @@
             </w:pPr>
             <w:r>
               <w:rPr>
-                <w:rFonts w:ascii="Times New Roman" w:hAnsi="Times New Roman" w:cs="Times New Roman" w:eastAsia="Times New Roman"/>
                 <w:b w:val="0"/>
                 <w:sz w:val="18"/>
               </w:rPr>
@@ -2246,7 +2214,6 @@
             </w:pPr>
             <w:r>
               <w:rPr>
-                <w:rFonts w:ascii="Times New Roman" w:hAnsi="Times New Roman" w:cs="Times New Roman" w:eastAsia="Times New Roman"/>
                 <w:b w:val="0"/>
                 <w:sz w:val="18"/>
               </w:rPr>
@@ -2305,7 +2272,6 @@
             </w:pPr>
             <w:r>
               <w:rPr>
-                <w:rFonts w:ascii="Times New Roman" w:hAnsi="Times New Roman" w:cs="Times New Roman" w:eastAsia="Times New Roman"/>
                 <w:b/>
                 <w:sz w:val="18"/>
               </w:rPr>
@@ -2337,7 +2303,6 @@
             </w:pPr>
             <w:r>
               <w:rPr>
-                <w:rFonts w:ascii="Times New Roman" w:hAnsi="Times New Roman" w:cs="Times New Roman" w:eastAsia="Times New Roman"/>
                 <w:b/>
                 <w:sz w:val="18"/>
               </w:rPr>
@@ -2371,7 +2336,6 @@
             </w:pPr>
             <w:r>
               <w:rPr>
-                <w:rFonts w:ascii="Times New Roman" w:hAnsi="Times New Roman" w:cs="Times New Roman" w:eastAsia="Times New Roman"/>
                 <w:b w:val="0"/>
                 <w:sz w:val="18"/>
               </w:rPr>
@@ -2403,7 +2367,6 @@
             </w:pPr>
             <w:r>
               <w:rPr>
-                <w:rFonts w:ascii="Times New Roman" w:hAnsi="Times New Roman" w:cs="Times New Roman" w:eastAsia="Times New Roman"/>
                 <w:b w:val="0"/>
                 <w:sz w:val="18"/>
               </w:rPr>
@@ -2437,7 +2400,6 @@
             </w:pPr>
             <w:r>
               <w:rPr>
-                <w:rFonts w:ascii="Times New Roman" w:hAnsi="Times New Roman" w:cs="Times New Roman" w:eastAsia="Times New Roman"/>
                 <w:b w:val="0"/>
                 <w:sz w:val="18"/>
               </w:rPr>
@@ -2469,7 +2431,6 @@
             </w:pPr>
             <w:r>
               <w:rPr>
-                <w:rFonts w:ascii="Times New Roman" w:hAnsi="Times New Roman" w:cs="Times New Roman" w:eastAsia="Times New Roman"/>
                 <w:b w:val="0"/>
                 <w:sz w:val="18"/>
               </w:rPr>
@@ -2503,7 +2464,6 @@
             </w:pPr>
             <w:r>
               <w:rPr>
-                <w:rFonts w:ascii="Times New Roman" w:hAnsi="Times New Roman" w:cs="Times New Roman" w:eastAsia="Times New Roman"/>
                 <w:b w:val="0"/>
                 <w:sz w:val="18"/>
               </w:rPr>
@@ -2535,7 +2495,6 @@
             </w:pPr>
             <w:r>
               <w:rPr>
-                <w:rFonts w:ascii="Times New Roman" w:hAnsi="Times New Roman" w:cs="Times New Roman" w:eastAsia="Times New Roman"/>
                 <w:b w:val="0"/>
                 <w:sz w:val="18"/>
               </w:rPr>
@@ -2569,7 +2528,6 @@
             </w:pPr>
             <w:r>
               <w:rPr>
-                <w:rFonts w:ascii="Times New Roman" w:hAnsi="Times New Roman" w:cs="Times New Roman" w:eastAsia="Times New Roman"/>
                 <w:b w:val="0"/>
                 <w:sz w:val="18"/>
               </w:rPr>
@@ -2601,7 +2559,6 @@
             </w:pPr>
             <w:r>
               <w:rPr>
-                <w:rFonts w:ascii="Times New Roman" w:hAnsi="Times New Roman" w:cs="Times New Roman" w:eastAsia="Times New Roman"/>
                 <w:b w:val="0"/>
                 <w:sz w:val="18"/>
               </w:rPr>
@@ -2634,7 +2591,6 @@
             </w:pPr>
             <w:r>
               <w:rPr>
-                <w:rFonts w:ascii="Times New Roman" w:hAnsi="Times New Roman" w:cs="Times New Roman" w:eastAsia="Times New Roman"/>
                 <w:b w:val="0"/>
                 <w:sz w:val="18"/>
               </w:rPr>
@@ -2666,7 +2622,6 @@
             </w:pPr>
             <w:r>
               <w:rPr>
-                <w:rFonts w:ascii="Times New Roman" w:hAnsi="Times New Roman" w:cs="Times New Roman" w:eastAsia="Times New Roman"/>
                 <w:b w:val="0"/>
                 <w:sz w:val="18"/>
               </w:rPr>
@@ -2699,7 +2654,6 @@
             </w:pPr>
             <w:r>
               <w:rPr>
-                <w:rFonts w:ascii="Times New Roman" w:hAnsi="Times New Roman" w:cs="Times New Roman" w:eastAsia="Times New Roman"/>
                 <w:b w:val="0"/>
                 <w:sz w:val="18"/>
               </w:rPr>
@@ -2731,7 +2685,6 @@
             </w:pPr>
             <w:r>
               <w:rPr>
-                <w:rFonts w:ascii="Times New Roman" w:hAnsi="Times New Roman" w:cs="Times New Roman" w:eastAsia="Times New Roman"/>
                 <w:b w:val="0"/>
                 <w:sz w:val="18"/>
               </w:rPr>
@@ -2764,7 +2717,6 @@
             </w:pPr>
             <w:r>
               <w:rPr>
-                <w:rFonts w:ascii="Times New Roman" w:hAnsi="Times New Roman" w:cs="Times New Roman" w:eastAsia="Times New Roman"/>
                 <w:b w:val="0"/>
                 <w:sz w:val="18"/>
               </w:rPr>
@@ -2796,7 +2748,6 @@
             </w:pPr>
             <w:r>
               <w:rPr>
-                <w:rFonts w:ascii="Times New Roman" w:hAnsi="Times New Roman" w:cs="Times New Roman" w:eastAsia="Times New Roman"/>
                 <w:b w:val="0"/>
                 <w:sz w:val="18"/>
               </w:rPr>
@@ -2854,7 +2805,6 @@
             </w:pPr>
             <w:r>
               <w:rPr>
-                <w:rFonts w:ascii="Times New Roman" w:hAnsi="Times New Roman" w:cs="Times New Roman" w:eastAsia="Times New Roman"/>
                 <w:b/>
                 <w:sz w:val="18"/>
               </w:rPr>
@@ -2886,7 +2836,6 @@
             </w:pPr>
             <w:r>
               <w:rPr>
-                <w:rFonts w:ascii="Times New Roman" w:hAnsi="Times New Roman" w:cs="Times New Roman" w:eastAsia="Times New Roman"/>
                 <w:b/>
                 <w:sz w:val="18"/>
               </w:rPr>
@@ -2920,7 +2869,6 @@
             </w:pPr>
             <w:r>
               <w:rPr>
-                <w:rFonts w:ascii="Times New Roman" w:hAnsi="Times New Roman" w:cs="Times New Roman" w:eastAsia="Times New Roman"/>
                 <w:b w:val="0"/>
                 <w:sz w:val="18"/>
               </w:rPr>
@@ -2952,7 +2900,6 @@
             </w:pPr>
             <w:r>
               <w:rPr>
-                <w:rFonts w:ascii="Times New Roman" w:hAnsi="Times New Roman" w:cs="Times New Roman" w:eastAsia="Times New Roman"/>
                 <w:b w:val="0"/>
                 <w:sz w:val="18"/>
               </w:rPr>
@@ -2986,7 +2933,6 @@
             </w:pPr>
             <w:r>
               <w:rPr>
-                <w:rFonts w:ascii="Times New Roman" w:hAnsi="Times New Roman" w:cs="Times New Roman" w:eastAsia="Times New Roman"/>
                 <w:b w:val="0"/>
                 <w:sz w:val="18"/>
               </w:rPr>
@@ -3018,7 +2964,6 @@
             </w:pPr>
             <w:r>
               <w:rPr>
-                <w:rFonts w:ascii="Times New Roman" w:hAnsi="Times New Roman" w:cs="Times New Roman" w:eastAsia="Times New Roman"/>
                 <w:b w:val="0"/>
                 <w:sz w:val="18"/>
               </w:rPr>
@@ -3052,7 +2997,6 @@
             </w:pPr>
             <w:r>
               <w:rPr>
-                <w:rFonts w:ascii="Times New Roman" w:hAnsi="Times New Roman" w:cs="Times New Roman" w:eastAsia="Times New Roman"/>
                 <w:b w:val="0"/>
                 <w:sz w:val="18"/>
               </w:rPr>
@@ -3084,7 +3028,6 @@
             </w:pPr>
             <w:r>
               <w:rPr>
-                <w:rFonts w:ascii="Times New Roman" w:hAnsi="Times New Roman" w:cs="Times New Roman" w:eastAsia="Times New Roman"/>
                 <w:b w:val="0"/>
                 <w:sz w:val="18"/>
               </w:rPr>
@@ -3118,7 +3061,6 @@
             </w:pPr>
             <w:r>
               <w:rPr>
-                <w:rFonts w:ascii="Times New Roman" w:hAnsi="Times New Roman" w:cs="Times New Roman" w:eastAsia="Times New Roman"/>
                 <w:b w:val="0"/>
                 <w:sz w:val="18"/>
               </w:rPr>
@@ -3150,7 +3092,6 @@
             </w:pPr>
             <w:r>
               <w:rPr>
-                <w:rFonts w:ascii="Times New Roman" w:hAnsi="Times New Roman" w:cs="Times New Roman" w:eastAsia="Times New Roman"/>
                 <w:b w:val="0"/>
                 <w:sz w:val="18"/>
               </w:rPr>
@@ -3183,7 +3124,6 @@
             </w:pPr>
             <w:r>
               <w:rPr>
-                <w:rFonts w:ascii="Times New Roman" w:hAnsi="Times New Roman" w:cs="Times New Roman" w:eastAsia="Times New Roman"/>
                 <w:b w:val="0"/>
                 <w:sz w:val="18"/>
               </w:rPr>
@@ -3215,7 +3155,6 @@
             </w:pPr>
             <w:r>
               <w:rPr>
-                <w:rFonts w:ascii="Times New Roman" w:hAnsi="Times New Roman" w:cs="Times New Roman" w:eastAsia="Times New Roman"/>
                 <w:b w:val="0"/>
                 <w:sz w:val="18"/>
               </w:rPr>
@@ -3249,7 +3188,6 @@
             </w:pPr>
             <w:r>
               <w:rPr>
-                <w:rFonts w:ascii="Times New Roman" w:hAnsi="Times New Roman" w:cs="Times New Roman" w:eastAsia="Times New Roman"/>
                 <w:b w:val="0"/>
                 <w:sz w:val="18"/>
               </w:rPr>
@@ -3281,7 +3219,6 @@
             </w:pPr>
             <w:r>
               <w:rPr>
-                <w:rFonts w:ascii="Times New Roman" w:hAnsi="Times New Roman" w:cs="Times New Roman" w:eastAsia="Times New Roman"/>
                 <w:b w:val="0"/>
                 <w:sz w:val="18"/>
               </w:rPr>
@@ -3314,7 +3251,6 @@
             </w:pPr>
             <w:r>
               <w:rPr>
-                <w:rFonts w:ascii="Times New Roman" w:hAnsi="Times New Roman" w:cs="Times New Roman" w:eastAsia="Times New Roman"/>
                 <w:b w:val="0"/>
                 <w:sz w:val="18"/>
               </w:rPr>
@@ -3346,7 +3282,6 @@
             </w:pPr>
             <w:r>
               <w:rPr>
-                <w:rFonts w:ascii="Times New Roman" w:hAnsi="Times New Roman" w:cs="Times New Roman" w:eastAsia="Times New Roman"/>
                 <w:b w:val="0"/>
                 <w:sz w:val="18"/>
               </w:rPr>
@@ -3365,7 +3300,7 @@
         <w:pStyle w:val="Heading2"/>
       </w:pPr>
       <w:r>
-        <w:t>PHẦN MỀM</w:t>
+        <w:t>Phần mềm</w:t>
       </w:r>
     </w:p>
     <w:tbl>
@@ -3408,7 +3343,6 @@
             </w:pPr>
             <w:r>
               <w:rPr>
-                <w:rFonts w:ascii="Times New Roman" w:hAnsi="Times New Roman" w:cs="Times New Roman" w:eastAsia="Times New Roman"/>
                 <w:b/>
                 <w:sz w:val="18"/>
               </w:rPr>
@@ -3440,7 +3374,6 @@
             </w:pPr>
             <w:r>
               <w:rPr>
-                <w:rFonts w:ascii="Times New Roman" w:hAnsi="Times New Roman" w:cs="Times New Roman" w:eastAsia="Times New Roman"/>
                 <w:b/>
                 <w:sz w:val="18"/>
               </w:rPr>
@@ -3472,7 +3405,6 @@
             </w:pPr>
             <w:r>
               <w:rPr>
-                <w:rFonts w:ascii="Times New Roman" w:hAnsi="Times New Roman" w:cs="Times New Roman" w:eastAsia="Times New Roman"/>
                 <w:b/>
                 <w:sz w:val="18"/>
               </w:rPr>
@@ -3506,7 +3438,6 @@
             </w:pPr>
             <w:r>
               <w:rPr>
-                <w:rFonts w:ascii="Times New Roman" w:hAnsi="Times New Roman" w:cs="Times New Roman" w:eastAsia="Times New Roman"/>
                 <w:b w:val="0"/>
                 <w:sz w:val="18"/>
               </w:rPr>
@@ -3538,7 +3469,6 @@
             </w:pPr>
             <w:r>
               <w:rPr>
-                <w:rFonts w:ascii="Times New Roman" w:hAnsi="Times New Roman" w:cs="Times New Roman" w:eastAsia="Times New Roman"/>
                 <w:b w:val="0"/>
                 <w:sz w:val="18"/>
               </w:rPr>
@@ -3570,7 +3500,6 @@
             </w:pPr>
             <w:r>
               <w:rPr>
-                <w:rFonts w:ascii="Times New Roman" w:hAnsi="Times New Roman" w:cs="Times New Roman" w:eastAsia="Times New Roman"/>
                 <w:b w:val="0"/>
                 <w:sz w:val="18"/>
               </w:rPr>
@@ -3604,7 +3533,6 @@
             </w:pPr>
             <w:r>
               <w:rPr>
-                <w:rFonts w:ascii="Times New Roman" w:hAnsi="Times New Roman" w:cs="Times New Roman" w:eastAsia="Times New Roman"/>
                 <w:b w:val="0"/>
                 <w:sz w:val="18"/>
               </w:rPr>
@@ -3636,7 +3564,6 @@
             </w:pPr>
             <w:r>
               <w:rPr>
-                <w:rFonts w:ascii="Times New Roman" w:hAnsi="Times New Roman" w:cs="Times New Roman" w:eastAsia="Times New Roman"/>
                 <w:b w:val="0"/>
                 <w:sz w:val="18"/>
               </w:rPr>
@@ -3668,7 +3595,6 @@
             </w:pPr>
             <w:r>
               <w:rPr>
-                <w:rFonts w:ascii="Times New Roman" w:hAnsi="Times New Roman" w:cs="Times New Roman" w:eastAsia="Times New Roman"/>
                 <w:b w:val="0"/>
                 <w:sz w:val="18"/>
               </w:rPr>
@@ -3688,7 +3614,7 @@
         <w:pStyle w:val="Heading1"/>
       </w:pPr>
       <w:r>
-        <w:t>3. TRƯỜNG DỮ LIỆU TÀI SẢN</w:t>
+        <w:t>3. Trường dữ liệu tài sản</w:t>
       </w:r>
     </w:p>
     <w:p>
@@ -3736,7 +3662,6 @@
             </w:pPr>
             <w:r>
               <w:rPr>
-                <w:rFonts w:ascii="Times New Roman" w:hAnsi="Times New Roman" w:cs="Times New Roman" w:eastAsia="Times New Roman"/>
                 <w:b/>
                 <w:sz w:val="18"/>
               </w:rPr>
@@ -3768,7 +3693,6 @@
             </w:pPr>
             <w:r>
               <w:rPr>
-                <w:rFonts w:ascii="Times New Roman" w:hAnsi="Times New Roman" w:cs="Times New Roman" w:eastAsia="Times New Roman"/>
                 <w:b/>
                 <w:sz w:val="18"/>
               </w:rPr>
@@ -3800,7 +3724,6 @@
             </w:pPr>
             <w:r>
               <w:rPr>
-                <w:rFonts w:ascii="Times New Roman" w:hAnsi="Times New Roman" w:cs="Times New Roman" w:eastAsia="Times New Roman"/>
                 <w:b/>
                 <w:sz w:val="18"/>
               </w:rPr>
@@ -3834,7 +3757,6 @@
             </w:pPr>
             <w:r>
               <w:rPr>
-                <w:rFonts w:ascii="Times New Roman" w:hAnsi="Times New Roman" w:cs="Times New Roman" w:eastAsia="Times New Roman"/>
                 <w:b w:val="0"/>
                 <w:sz w:val="18"/>
               </w:rPr>
@@ -3866,7 +3788,6 @@
             </w:pPr>
             <w:r>
               <w:rPr>
-                <w:rFonts w:ascii="Times New Roman" w:hAnsi="Times New Roman" w:cs="Times New Roman" w:eastAsia="Times New Roman"/>
                 <w:b w:val="0"/>
                 <w:sz w:val="18"/>
               </w:rPr>
@@ -3898,7 +3819,6 @@
             </w:pPr>
             <w:r>
               <w:rPr>
-                <w:rFonts w:ascii="Times New Roman" w:hAnsi="Times New Roman" w:cs="Times New Roman" w:eastAsia="Times New Roman"/>
                 <w:b w:val="0"/>
                 <w:sz w:val="18"/>
               </w:rPr>
@@ -3932,7 +3852,6 @@
             </w:pPr>
             <w:r>
               <w:rPr>
-                <w:rFonts w:ascii="Times New Roman" w:hAnsi="Times New Roman" w:cs="Times New Roman" w:eastAsia="Times New Roman"/>
                 <w:b w:val="0"/>
                 <w:sz w:val="18"/>
               </w:rPr>
@@ -3964,7 +3883,6 @@
             </w:pPr>
             <w:r>
               <w:rPr>
-                <w:rFonts w:ascii="Times New Roman" w:hAnsi="Times New Roman" w:cs="Times New Roman" w:eastAsia="Times New Roman"/>
                 <w:b w:val="0"/>
                 <w:sz w:val="18"/>
               </w:rPr>
@@ -3996,7 +3914,6 @@
             </w:pPr>
             <w:r>
               <w:rPr>
-                <w:rFonts w:ascii="Times New Roman" w:hAnsi="Times New Roman" w:cs="Times New Roman" w:eastAsia="Times New Roman"/>
                 <w:b w:val="0"/>
                 <w:sz w:val="18"/>
               </w:rPr>
@@ -4030,7 +3947,6 @@
             </w:pPr>
             <w:r>
               <w:rPr>
-                <w:rFonts w:ascii="Times New Roman" w:hAnsi="Times New Roman" w:cs="Times New Roman" w:eastAsia="Times New Roman"/>
                 <w:b w:val="0"/>
                 <w:sz w:val="18"/>
               </w:rPr>
@@ -4062,7 +3978,6 @@
             </w:pPr>
             <w:r>
               <w:rPr>
-                <w:rFonts w:ascii="Times New Roman" w:hAnsi="Times New Roman" w:cs="Times New Roman" w:eastAsia="Times New Roman"/>
                 <w:b w:val="0"/>
                 <w:sz w:val="18"/>
               </w:rPr>
@@ -4094,7 +4009,6 @@
             </w:pPr>
             <w:r>
               <w:rPr>
-                <w:rFonts w:ascii="Times New Roman" w:hAnsi="Times New Roman" w:cs="Times New Roman" w:eastAsia="Times New Roman"/>
                 <w:b w:val="0"/>
                 <w:sz w:val="18"/>
               </w:rPr>
@@ -4128,7 +4042,6 @@
             </w:pPr>
             <w:r>
               <w:rPr>
-                <w:rFonts w:ascii="Times New Roman" w:hAnsi="Times New Roman" w:cs="Times New Roman" w:eastAsia="Times New Roman"/>
                 <w:b w:val="0"/>
                 <w:sz w:val="18"/>
               </w:rPr>
@@ -4160,7 +4073,6 @@
             </w:pPr>
             <w:r>
               <w:rPr>
-                <w:rFonts w:ascii="Times New Roman" w:hAnsi="Times New Roman" w:cs="Times New Roman" w:eastAsia="Times New Roman"/>
                 <w:b w:val="0"/>
                 <w:sz w:val="18"/>
               </w:rPr>
@@ -4192,7 +4104,6 @@
             </w:pPr>
             <w:r>
               <w:rPr>
-                <w:rFonts w:ascii="Times New Roman" w:hAnsi="Times New Roman" w:cs="Times New Roman" w:eastAsia="Times New Roman"/>
                 <w:b w:val="0"/>
                 <w:sz w:val="18"/>
               </w:rPr>
@@ -4226,7 +4137,6 @@
             </w:pPr>
             <w:r>
               <w:rPr>
-                <w:rFonts w:ascii="Times New Roman" w:hAnsi="Times New Roman" w:cs="Times New Roman" w:eastAsia="Times New Roman"/>
                 <w:b w:val="0"/>
                 <w:sz w:val="18"/>
               </w:rPr>
@@ -4258,7 +4168,6 @@
             </w:pPr>
             <w:r>
               <w:rPr>
-                <w:rFonts w:ascii="Times New Roman" w:hAnsi="Times New Roman" w:cs="Times New Roman" w:eastAsia="Times New Roman"/>
                 <w:b w:val="0"/>
                 <w:sz w:val="18"/>
               </w:rPr>
@@ -4290,7 +4199,6 @@
             </w:pPr>
             <w:r>
               <w:rPr>
-                <w:rFonts w:ascii="Times New Roman" w:hAnsi="Times New Roman" w:cs="Times New Roman" w:eastAsia="Times New Roman"/>
                 <w:b w:val="0"/>
                 <w:sz w:val="18"/>
               </w:rPr>
@@ -4324,7 +4232,6 @@
             </w:pPr>
             <w:r>
               <w:rPr>
-                <w:rFonts w:ascii="Times New Roman" w:hAnsi="Times New Roman" w:cs="Times New Roman" w:eastAsia="Times New Roman"/>
                 <w:b w:val="0"/>
                 <w:sz w:val="18"/>
               </w:rPr>
@@ -4356,7 +4263,6 @@
             </w:pPr>
             <w:r>
               <w:rPr>
-                <w:rFonts w:ascii="Times New Roman" w:hAnsi="Times New Roman" w:cs="Times New Roman" w:eastAsia="Times New Roman"/>
                 <w:b w:val="0"/>
                 <w:sz w:val="18"/>
               </w:rPr>
@@ -4388,7 +4294,6 @@
             </w:pPr>
             <w:r>
               <w:rPr>
-                <w:rFonts w:ascii="Times New Roman" w:hAnsi="Times New Roman" w:cs="Times New Roman" w:eastAsia="Times New Roman"/>
                 <w:b w:val="0"/>
                 <w:sz w:val="18"/>
               </w:rPr>
@@ -4422,7 +4327,6 @@
             </w:pPr>
             <w:r>
               <w:rPr>
-                <w:rFonts w:ascii="Times New Roman" w:hAnsi="Times New Roman" w:cs="Times New Roman" w:eastAsia="Times New Roman"/>
                 <w:b w:val="0"/>
                 <w:sz w:val="18"/>
               </w:rPr>
@@ -4454,7 +4358,6 @@
             </w:pPr>
             <w:r>
               <w:rPr>
-                <w:rFonts w:ascii="Times New Roman" w:hAnsi="Times New Roman" w:cs="Times New Roman" w:eastAsia="Times New Roman"/>
                 <w:b w:val="0"/>
                 <w:sz w:val="18"/>
               </w:rPr>
@@ -4486,7 +4389,6 @@
             </w:pPr>
             <w:r>
               <w:rPr>
-                <w:rFonts w:ascii="Times New Roman" w:hAnsi="Times New Roman" w:cs="Times New Roman" w:eastAsia="Times New Roman"/>
                 <w:b w:val="0"/>
                 <w:sz w:val="18"/>
               </w:rPr>
@@ -4506,7 +4408,7 @@
         <w:pStyle w:val="Heading1"/>
       </w:pPr>
       <w:r>
-        <w:t>4. TÀI SẢN TỔNG HỢP ĐỀ XUẤT</w:t>
+        <w:t>4. Tài sản tổng hợp đề xuất</w:t>
       </w:r>
     </w:p>
     <w:p>
@@ -4557,7 +4459,6 @@
             </w:pPr>
             <w:r>
               <w:rPr>
-                <w:rFonts w:ascii="Times New Roman" w:hAnsi="Times New Roman" w:cs="Times New Roman" w:eastAsia="Times New Roman"/>
                 <w:b/>
                 <w:sz w:val="18"/>
               </w:rPr>
@@ -4589,7 +4490,6 @@
             </w:pPr>
             <w:r>
               <w:rPr>
-                <w:rFonts w:ascii="Times New Roman" w:hAnsi="Times New Roman" w:cs="Times New Roman" w:eastAsia="Times New Roman"/>
                 <w:b/>
                 <w:sz w:val="18"/>
               </w:rPr>
@@ -4621,7 +4521,6 @@
             </w:pPr>
             <w:r>
               <w:rPr>
-                <w:rFonts w:ascii="Times New Roman" w:hAnsi="Times New Roman" w:cs="Times New Roman" w:eastAsia="Times New Roman"/>
                 <w:b/>
                 <w:sz w:val="18"/>
               </w:rPr>
@@ -4653,7 +4552,6 @@
             </w:pPr>
             <w:r>
               <w:rPr>
-                <w:rFonts w:ascii="Times New Roman" w:hAnsi="Times New Roman" w:cs="Times New Roman" w:eastAsia="Times New Roman"/>
                 <w:b/>
                 <w:sz w:val="18"/>
               </w:rPr>
@@ -4685,7 +4583,6 @@
             </w:pPr>
             <w:r>
               <w:rPr>
-                <w:rFonts w:ascii="Times New Roman" w:hAnsi="Times New Roman" w:cs="Times New Roman" w:eastAsia="Times New Roman"/>
                 <w:b/>
                 <w:sz w:val="18"/>
               </w:rPr>
@@ -4717,7 +4614,6 @@
             </w:pPr>
             <w:r>
               <w:rPr>
-                <w:rFonts w:ascii="Times New Roman" w:hAnsi="Times New Roman" w:cs="Times New Roman" w:eastAsia="Times New Roman"/>
                 <w:b/>
                 <w:sz w:val="18"/>
               </w:rPr>
@@ -4751,7 +4647,6 @@
             </w:pPr>
             <w:r>
               <w:rPr>
-                <w:rFonts w:ascii="Times New Roman" w:hAnsi="Times New Roman" w:cs="Times New Roman" w:eastAsia="Times New Roman"/>
                 <w:b w:val="0"/>
                 <w:sz w:val="18"/>
               </w:rPr>
@@ -4783,7 +4678,6 @@
             </w:pPr>
             <w:r>
               <w:rPr>
-                <w:rFonts w:ascii="Times New Roman" w:hAnsi="Times New Roman" w:cs="Times New Roman" w:eastAsia="Times New Roman"/>
                 <w:b w:val="0"/>
                 <w:sz w:val="18"/>
               </w:rPr>
@@ -4815,7 +4709,6 @@
             </w:pPr>
             <w:r>
               <w:rPr>
-                <w:rFonts w:ascii="Times New Roman" w:hAnsi="Times New Roman" w:cs="Times New Roman" w:eastAsia="Times New Roman"/>
                 <w:b w:val="0"/>
                 <w:sz w:val="18"/>
               </w:rPr>
@@ -4847,7 +4740,6 @@
             </w:pPr>
             <w:r>
               <w:rPr>
-                <w:rFonts w:ascii="Times New Roman" w:hAnsi="Times New Roman" w:cs="Times New Roman" w:eastAsia="Times New Roman"/>
                 <w:b w:val="0"/>
                 <w:sz w:val="18"/>
               </w:rPr>
@@ -4879,7 +4771,6 @@
             </w:pPr>
             <w:r>
               <w:rPr>
-                <w:rFonts w:ascii="Times New Roman" w:hAnsi="Times New Roman" w:cs="Times New Roman" w:eastAsia="Times New Roman"/>
                 <w:b w:val="0"/>
                 <w:sz w:val="18"/>
               </w:rPr>
@@ -4911,7 +4802,6 @@
             </w:pPr>
             <w:r>
               <w:rPr>
-                <w:rFonts w:ascii="Times New Roman" w:hAnsi="Times New Roman" w:cs="Times New Roman" w:eastAsia="Times New Roman"/>
                 <w:b w:val="0"/>
                 <w:sz w:val="18"/>
               </w:rPr>
@@ -4945,7 +4835,6 @@
             </w:pPr>
             <w:r>
               <w:rPr>
-                <w:rFonts w:ascii="Times New Roman" w:hAnsi="Times New Roman" w:cs="Times New Roman" w:eastAsia="Times New Roman"/>
                 <w:b w:val="0"/>
                 <w:sz w:val="18"/>
               </w:rPr>
@@ -4977,7 +4866,6 @@
             </w:pPr>
             <w:r>
               <w:rPr>
-                <w:rFonts w:ascii="Times New Roman" w:hAnsi="Times New Roman" w:cs="Times New Roman" w:eastAsia="Times New Roman"/>
                 <w:b w:val="0"/>
                 <w:sz w:val="18"/>
               </w:rPr>
@@ -5009,7 +4897,6 @@
             </w:pPr>
             <w:r>
               <w:rPr>
-                <w:rFonts w:ascii="Times New Roman" w:hAnsi="Times New Roman" w:cs="Times New Roman" w:eastAsia="Times New Roman"/>
                 <w:b w:val="0"/>
                 <w:sz w:val="18"/>
               </w:rPr>
@@ -5041,7 +4928,6 @@
             </w:pPr>
             <w:r>
               <w:rPr>
-                <w:rFonts w:ascii="Times New Roman" w:hAnsi="Times New Roman" w:cs="Times New Roman" w:eastAsia="Times New Roman"/>
                 <w:b w:val="0"/>
                 <w:sz w:val="18"/>
               </w:rPr>
@@ -5073,7 +4959,6 @@
             </w:pPr>
             <w:r>
               <w:rPr>
-                <w:rFonts w:ascii="Times New Roman" w:hAnsi="Times New Roman" w:cs="Times New Roman" w:eastAsia="Times New Roman"/>
                 <w:b w:val="0"/>
                 <w:sz w:val="18"/>
               </w:rPr>
@@ -5105,7 +4990,6 @@
             </w:pPr>
             <w:r>
               <w:rPr>
-                <w:rFonts w:ascii="Times New Roman" w:hAnsi="Times New Roman" w:cs="Times New Roman" w:eastAsia="Times New Roman"/>
                 <w:b w:val="0"/>
                 <w:sz w:val="18"/>
               </w:rPr>
@@ -5139,7 +5023,6 @@
             </w:pPr>
             <w:r>
               <w:rPr>
-                <w:rFonts w:ascii="Times New Roman" w:hAnsi="Times New Roman" w:cs="Times New Roman" w:eastAsia="Times New Roman"/>
                 <w:b w:val="0"/>
                 <w:sz w:val="18"/>
               </w:rPr>
@@ -5171,7 +5054,6 @@
             </w:pPr>
             <w:r>
               <w:rPr>
-                <w:rFonts w:ascii="Times New Roman" w:hAnsi="Times New Roman" w:cs="Times New Roman" w:eastAsia="Times New Roman"/>
                 <w:b w:val="0"/>
                 <w:sz w:val="18"/>
               </w:rPr>
@@ -5203,7 +5085,6 @@
             </w:pPr>
             <w:r>
               <w:rPr>
-                <w:rFonts w:ascii="Times New Roman" w:hAnsi="Times New Roman" w:cs="Times New Roman" w:eastAsia="Times New Roman"/>
                 <w:b w:val="0"/>
                 <w:sz w:val="18"/>
               </w:rPr>
@@ -5235,7 +5116,6 @@
             </w:pPr>
             <w:r>
               <w:rPr>
-                <w:rFonts w:ascii="Times New Roman" w:hAnsi="Times New Roman" w:cs="Times New Roman" w:eastAsia="Times New Roman"/>
                 <w:b w:val="0"/>
                 <w:sz w:val="18"/>
               </w:rPr>
@@ -5267,7 +5147,6 @@
             </w:pPr>
             <w:r>
               <w:rPr>
-                <w:rFonts w:ascii="Times New Roman" w:hAnsi="Times New Roman" w:cs="Times New Roman" w:eastAsia="Times New Roman"/>
                 <w:b w:val="0"/>
                 <w:sz w:val="18"/>
               </w:rPr>
@@ -5299,7 +5178,6 @@
             </w:pPr>
             <w:r>
               <w:rPr>
-                <w:rFonts w:ascii="Times New Roman" w:hAnsi="Times New Roman" w:cs="Times New Roman" w:eastAsia="Times New Roman"/>
                 <w:b w:val="0"/>
                 <w:sz w:val="18"/>
               </w:rPr>
@@ -5333,7 +5211,6 @@
             </w:pPr>
             <w:r>
               <w:rPr>
-                <w:rFonts w:ascii="Times New Roman" w:hAnsi="Times New Roman" w:cs="Times New Roman" w:eastAsia="Times New Roman"/>
                 <w:b w:val="0"/>
                 <w:sz w:val="18"/>
               </w:rPr>
@@ -5365,7 +5242,6 @@
             </w:pPr>
             <w:r>
               <w:rPr>
-                <w:rFonts w:ascii="Times New Roman" w:hAnsi="Times New Roman" w:cs="Times New Roman" w:eastAsia="Times New Roman"/>
                 <w:b w:val="0"/>
                 <w:sz w:val="18"/>
               </w:rPr>
@@ -5397,7 +5273,6 @@
             </w:pPr>
             <w:r>
               <w:rPr>
-                <w:rFonts w:ascii="Times New Roman" w:hAnsi="Times New Roman" w:cs="Times New Roman" w:eastAsia="Times New Roman"/>
                 <w:b w:val="0"/>
                 <w:sz w:val="18"/>
               </w:rPr>
@@ -5429,7 +5304,6 @@
             </w:pPr>
             <w:r>
               <w:rPr>
-                <w:rFonts w:ascii="Times New Roman" w:hAnsi="Times New Roman" w:cs="Times New Roman" w:eastAsia="Times New Roman"/>
                 <w:b w:val="0"/>
                 <w:sz w:val="18"/>
               </w:rPr>
@@ -5461,7 +5335,6 @@
             </w:pPr>
             <w:r>
               <w:rPr>
-                <w:rFonts w:ascii="Times New Roman" w:hAnsi="Times New Roman" w:cs="Times New Roman" w:eastAsia="Times New Roman"/>
                 <w:b w:val="0"/>
                 <w:sz w:val="18"/>
               </w:rPr>
@@ -5493,7 +5366,6 @@
             </w:pPr>
             <w:r>
               <w:rPr>
-                <w:rFonts w:ascii="Times New Roman" w:hAnsi="Times New Roman" w:cs="Times New Roman" w:eastAsia="Times New Roman"/>
                 <w:b w:val="0"/>
                 <w:sz w:val="18"/>
               </w:rPr>
@@ -5527,7 +5399,6 @@
             </w:pPr>
             <w:r>
               <w:rPr>
-                <w:rFonts w:ascii="Times New Roman" w:hAnsi="Times New Roman" w:cs="Times New Roman" w:eastAsia="Times New Roman"/>
                 <w:b w:val="0"/>
                 <w:sz w:val="18"/>
               </w:rPr>
@@ -5559,7 +5430,6 @@
             </w:pPr>
             <w:r>
               <w:rPr>
-                <w:rFonts w:ascii="Times New Roman" w:hAnsi="Times New Roman" w:cs="Times New Roman" w:eastAsia="Times New Roman"/>
                 <w:b w:val="0"/>
                 <w:sz w:val="18"/>
               </w:rPr>
@@ -5591,7 +5461,6 @@
             </w:pPr>
             <w:r>
               <w:rPr>
-                <w:rFonts w:ascii="Times New Roman" w:hAnsi="Times New Roman" w:cs="Times New Roman" w:eastAsia="Times New Roman"/>
                 <w:b w:val="0"/>
                 <w:sz w:val="18"/>
               </w:rPr>
@@ -5623,7 +5492,6 @@
             </w:pPr>
             <w:r>
               <w:rPr>
-                <w:rFonts w:ascii="Times New Roman" w:hAnsi="Times New Roman" w:cs="Times New Roman" w:eastAsia="Times New Roman"/>
                 <w:b w:val="0"/>
                 <w:sz w:val="18"/>
               </w:rPr>
@@ -5655,7 +5523,6 @@
             </w:pPr>
             <w:r>
               <w:rPr>
-                <w:rFonts w:ascii="Times New Roman" w:hAnsi="Times New Roman" w:cs="Times New Roman" w:eastAsia="Times New Roman"/>
                 <w:b w:val="0"/>
                 <w:sz w:val="18"/>
               </w:rPr>
@@ -5687,7 +5554,6 @@
             </w:pPr>
             <w:r>
               <w:rPr>
-                <w:rFonts w:ascii="Times New Roman" w:hAnsi="Times New Roman" w:cs="Times New Roman" w:eastAsia="Times New Roman"/>
                 <w:b w:val="0"/>
                 <w:sz w:val="18"/>
               </w:rPr>
@@ -5721,7 +5587,6 @@
             </w:pPr>
             <w:r>
               <w:rPr>
-                <w:rFonts w:ascii="Times New Roman" w:hAnsi="Times New Roman" w:cs="Times New Roman" w:eastAsia="Times New Roman"/>
                 <w:b w:val="0"/>
                 <w:sz w:val="18"/>
               </w:rPr>
@@ -5753,7 +5618,6 @@
             </w:pPr>
             <w:r>
               <w:rPr>
-                <w:rFonts w:ascii="Times New Roman" w:hAnsi="Times New Roman" w:cs="Times New Roman" w:eastAsia="Times New Roman"/>
                 <w:b w:val="0"/>
                 <w:sz w:val="18"/>
               </w:rPr>
@@ -5785,7 +5649,6 @@
             </w:pPr>
             <w:r>
               <w:rPr>
-                <w:rFonts w:ascii="Times New Roman" w:hAnsi="Times New Roman" w:cs="Times New Roman" w:eastAsia="Times New Roman"/>
                 <w:b w:val="0"/>
                 <w:sz w:val="18"/>
               </w:rPr>
@@ -5817,7 +5680,6 @@
             </w:pPr>
             <w:r>
               <w:rPr>
-                <w:rFonts w:ascii="Times New Roman" w:hAnsi="Times New Roman" w:cs="Times New Roman" w:eastAsia="Times New Roman"/>
                 <w:b w:val="0"/>
                 <w:sz w:val="18"/>
               </w:rPr>
@@ -5849,7 +5711,6 @@
             </w:pPr>
             <w:r>
               <w:rPr>
-                <w:rFonts w:ascii="Times New Roman" w:hAnsi="Times New Roman" w:cs="Times New Roman" w:eastAsia="Times New Roman"/>
                 <w:b w:val="0"/>
                 <w:sz w:val="18"/>
               </w:rPr>
@@ -5881,7 +5742,6 @@
             </w:pPr>
             <w:r>
               <w:rPr>
-                <w:rFonts w:ascii="Times New Roman" w:hAnsi="Times New Roman" w:cs="Times New Roman" w:eastAsia="Times New Roman"/>
                 <w:b w:val="0"/>
                 <w:sz w:val="18"/>
               </w:rPr>
@@ -5935,7 +5795,7 @@
         <w:pStyle w:val="Heading1"/>
       </w:pPr>
       <w:r>
-        <w:t>5. FILE EXCEL TỒN ĐẦU KỲ</w:t>
+        <w:t>5. File Excel tồn đầu kỳ</w:t>
       </w:r>
     </w:p>
     <w:p>
@@ -6194,7 +6054,6 @@
             </w:pPr>
             <w:r>
               <w:rPr>
-                <w:rFonts w:ascii="Times New Roman" w:hAnsi="Times New Roman" w:cs="Times New Roman" w:eastAsia="Times New Roman"/>
                 <w:b/>
                 <w:sz w:val="18"/>
               </w:rPr>
@@ -6226,7 +6085,6 @@
             </w:pPr>
             <w:r>
               <w:rPr>
-                <w:rFonts w:ascii="Times New Roman" w:hAnsi="Times New Roman" w:cs="Times New Roman" w:eastAsia="Times New Roman"/>
                 <w:b/>
                 <w:sz w:val="18"/>
               </w:rPr>
@@ -6260,7 +6118,6 @@
             </w:pPr>
             <w:r>
               <w:rPr>
-                <w:rFonts w:ascii="Times New Roman" w:hAnsi="Times New Roman" w:cs="Times New Roman" w:eastAsia="Times New Roman"/>
                 <w:b w:val="0"/>
                 <w:sz w:val="18"/>
               </w:rPr>
@@ -6292,7 +6149,6 @@
             </w:pPr>
             <w:r>
               <w:rPr>
-                <w:rFonts w:ascii="Times New Roman" w:hAnsi="Times New Roman" w:cs="Times New Roman" w:eastAsia="Times New Roman"/>
                 <w:b w:val="0"/>
                 <w:sz w:val="18"/>
               </w:rPr>
@@ -6326,7 +6182,6 @@
             </w:pPr>
             <w:r>
               <w:rPr>
-                <w:rFonts w:ascii="Times New Roman" w:hAnsi="Times New Roman" w:cs="Times New Roman" w:eastAsia="Times New Roman"/>
                 <w:b w:val="0"/>
                 <w:sz w:val="18"/>
               </w:rPr>
@@ -6358,7 +6213,6 @@
             </w:pPr>
             <w:r>
               <w:rPr>
-                <w:rFonts w:ascii="Times New Roman" w:hAnsi="Times New Roman" w:cs="Times New Roman" w:eastAsia="Times New Roman"/>
                 <w:b w:val="0"/>
                 <w:sz w:val="18"/>
               </w:rPr>
@@ -6392,7 +6246,6 @@
             </w:pPr>
             <w:r>
               <w:rPr>
-                <w:rFonts w:ascii="Times New Roman" w:hAnsi="Times New Roman" w:cs="Times New Roman" w:eastAsia="Times New Roman"/>
                 <w:b w:val="0"/>
                 <w:sz w:val="18"/>
               </w:rPr>
@@ -6424,7 +6277,6 @@
             </w:pPr>
             <w:r>
               <w:rPr>
-                <w:rFonts w:ascii="Times New Roman" w:hAnsi="Times New Roman" w:cs="Times New Roman" w:eastAsia="Times New Roman"/>
                 <w:b w:val="0"/>
                 <w:sz w:val="18"/>
               </w:rPr>
@@ -6458,7 +6310,6 @@
             </w:pPr>
             <w:r>
               <w:rPr>
-                <w:rFonts w:ascii="Times New Roman" w:hAnsi="Times New Roman" w:cs="Times New Roman" w:eastAsia="Times New Roman"/>
                 <w:b w:val="0"/>
                 <w:sz w:val="18"/>
               </w:rPr>
@@ -6490,7 +6341,6 @@
             </w:pPr>
             <w:r>
               <w:rPr>
-                <w:rFonts w:ascii="Times New Roman" w:hAnsi="Times New Roman" w:cs="Times New Roman" w:eastAsia="Times New Roman"/>
                 <w:b w:val="0"/>
                 <w:sz w:val="18"/>
               </w:rPr>
@@ -6524,7 +6374,6 @@
             </w:pPr>
             <w:r>
               <w:rPr>
-                <w:rFonts w:ascii="Times New Roman" w:hAnsi="Times New Roman" w:cs="Times New Roman" w:eastAsia="Times New Roman"/>
                 <w:b w:val="0"/>
                 <w:sz w:val="18"/>
               </w:rPr>
@@ -6556,7 +6405,6 @@
             </w:pPr>
             <w:r>
               <w:rPr>
-                <w:rFonts w:ascii="Times New Roman" w:hAnsi="Times New Roman" w:cs="Times New Roman" w:eastAsia="Times New Roman"/>
                 <w:b w:val="0"/>
                 <w:sz w:val="18"/>
               </w:rPr>
@@ -6590,7 +6438,6 @@
             </w:pPr>
             <w:r>
               <w:rPr>
-                <w:rFonts w:ascii="Times New Roman" w:hAnsi="Times New Roman" w:cs="Times New Roman" w:eastAsia="Times New Roman"/>
                 <w:b w:val="0"/>
                 <w:sz w:val="18"/>
               </w:rPr>
@@ -6622,7 +6469,6 @@
             </w:pPr>
             <w:r>
               <w:rPr>
-                <w:rFonts w:ascii="Times New Roman" w:hAnsi="Times New Roman" w:cs="Times New Roman" w:eastAsia="Times New Roman"/>
                 <w:b w:val="0"/>
                 <w:sz w:val="18"/>
               </w:rPr>
@@ -6656,7 +6502,6 @@
             </w:pPr>
             <w:r>
               <w:rPr>
-                <w:rFonts w:ascii="Times New Roman" w:hAnsi="Times New Roman" w:cs="Times New Roman" w:eastAsia="Times New Roman"/>
                 <w:b w:val="0"/>
                 <w:sz w:val="18"/>
               </w:rPr>
@@ -6688,7 +6533,6 @@
             </w:pPr>
             <w:r>
               <w:rPr>
-                <w:rFonts w:ascii="Times New Roman" w:hAnsi="Times New Roman" w:cs="Times New Roman" w:eastAsia="Times New Roman"/>
                 <w:b w:val="0"/>
                 <w:sz w:val="18"/>
               </w:rPr>
@@ -6722,7 +6566,6 @@
             </w:pPr>
             <w:r>
               <w:rPr>
-                <w:rFonts w:ascii="Times New Roman" w:hAnsi="Times New Roman" w:cs="Times New Roman" w:eastAsia="Times New Roman"/>
                 <w:b w:val="0"/>
                 <w:sz w:val="18"/>
               </w:rPr>
@@ -6754,7 +6597,6 @@
             </w:pPr>
             <w:r>
               <w:rPr>
-                <w:rFonts w:ascii="Times New Roman" w:hAnsi="Times New Roman" w:cs="Times New Roman" w:eastAsia="Times New Roman"/>
                 <w:b w:val="0"/>
                 <w:sz w:val="18"/>
               </w:rPr>
@@ -6788,7 +6630,6 @@
             </w:pPr>
             <w:r>
               <w:rPr>
-                <w:rFonts w:ascii="Times New Roman" w:hAnsi="Times New Roman" w:cs="Times New Roman" w:eastAsia="Times New Roman"/>
                 <w:b w:val="0"/>
                 <w:sz w:val="18"/>
               </w:rPr>
@@ -6820,7 +6661,6 @@
             </w:pPr>
             <w:r>
               <w:rPr>
-                <w:rFonts w:ascii="Times New Roman" w:hAnsi="Times New Roman" w:cs="Times New Roman" w:eastAsia="Times New Roman"/>
                 <w:b w:val="0"/>
                 <w:sz w:val="18"/>
               </w:rPr>
@@ -6854,7 +6694,6 @@
             </w:pPr>
             <w:r>
               <w:rPr>
-                <w:rFonts w:ascii="Times New Roman" w:hAnsi="Times New Roman" w:cs="Times New Roman" w:eastAsia="Times New Roman"/>
                 <w:b w:val="0"/>
                 <w:sz w:val="18"/>
               </w:rPr>
@@ -6886,7 +6725,6 @@
             </w:pPr>
             <w:r>
               <w:rPr>
-                <w:rFonts w:ascii="Times New Roman" w:hAnsi="Times New Roman" w:cs="Times New Roman" w:eastAsia="Times New Roman"/>
                 <w:b w:val="0"/>
                 <w:sz w:val="18"/>
               </w:rPr>
@@ -6920,7 +6758,6 @@
             </w:pPr>
             <w:r>
               <w:rPr>
-                <w:rFonts w:ascii="Times New Roman" w:hAnsi="Times New Roman" w:cs="Times New Roman" w:eastAsia="Times New Roman"/>
                 <w:b w:val="0"/>
                 <w:sz w:val="18"/>
               </w:rPr>
@@ -6952,7 +6789,6 @@
             </w:pPr>
             <w:r>
               <w:rPr>
-                <w:rFonts w:ascii="Times New Roman" w:hAnsi="Times New Roman" w:cs="Times New Roman" w:eastAsia="Times New Roman"/>
                 <w:b w:val="0"/>
                 <w:sz w:val="18"/>
               </w:rPr>
@@ -6986,7 +6822,6 @@
             </w:pPr>
             <w:r>
               <w:rPr>
-                <w:rFonts w:ascii="Times New Roman" w:hAnsi="Times New Roman" w:cs="Times New Roman" w:eastAsia="Times New Roman"/>
                 <w:b w:val="0"/>
                 <w:sz w:val="18"/>
               </w:rPr>
@@ -7018,7 +6853,6 @@
             </w:pPr>
             <w:r>
               <w:rPr>
-                <w:rFonts w:ascii="Times New Roman" w:hAnsi="Times New Roman" w:cs="Times New Roman" w:eastAsia="Times New Roman"/>
                 <w:b w:val="0"/>
                 <w:sz w:val="18"/>
               </w:rPr>
@@ -7052,7 +6886,6 @@
             </w:pPr>
             <w:r>
               <w:rPr>
-                <w:rFonts w:ascii="Times New Roman" w:hAnsi="Times New Roman" w:cs="Times New Roman" w:eastAsia="Times New Roman"/>
                 <w:b w:val="0"/>
                 <w:sz w:val="18"/>
               </w:rPr>
@@ -7084,7 +6917,6 @@
             </w:pPr>
             <w:r>
               <w:rPr>
-                <w:rFonts w:ascii="Times New Roman" w:hAnsi="Times New Roman" w:cs="Times New Roman" w:eastAsia="Times New Roman"/>
                 <w:b w:val="0"/>
                 <w:sz w:val="18"/>
               </w:rPr>
@@ -7104,7 +6936,7 @@
         <w:pStyle w:val="Heading1"/>
       </w:pPr>
       <w:r>
-        <w:t>6. CHỨNG TỪ DEMO</w:t>
+        <w:t>6. Chứng từ demo</w:t>
       </w:r>
     </w:p>
     <w:p>
@@ -7166,7 +6998,6 @@
     </w:pPr>
     <w:r>
       <w:rPr>
-        <w:rFonts w:ascii="Times New Roman" w:hAnsi="Times New Roman" w:cs="Times New Roman" w:eastAsia="Times New Roman"/>
         <w:sz w:val="18"/>
       </w:rPr>
       <w:t xml:space="preserve">ITAM  |  </w:t>
@@ -7384,9 +7215,9 @@
   <w:docDefaults>
     <w:rPrDefault>
       <w:rPr>
-        <w:rFonts w:ascii="Times New Roman" w:hAnsi="Times New Roman" w:cs="Times New Roman" w:eastAsia="Times New Roman"/>
-        <w:sz w:val="26"/>
-        <w:szCs w:val="26"/>
+        <w:rFonts w:asciiTheme="minorHAnsi" w:eastAsiaTheme="minorEastAsia" w:hAnsiTheme="minorHAnsi" w:cstheme="minorBidi"/>
+        <w:sz w:val="22"/>
+        <w:szCs w:val="22"/>
         <w:lang w:val="en-US" w:eastAsia="en-US" w:bidi="ar-SA"/>
       </w:rPr>
     </w:rPrDefault>
@@ -7543,10 +7374,9 @@
       <w:spacing w:after="120" w:line="259" w:lineRule="auto"/>
     </w:pPr>
     <w:rPr>
-      <w:rFonts w:ascii="Times New Roman" w:hAnsi="Times New Roman" w:cs="Times New Roman" w:eastAsia="Times New Roman"/>
+      <w:rFonts w:ascii="Calibri" w:hAnsi="Calibri"/>
       <w:color w:val="000000"/>
-      <w:sz w:val="26"/>
-      <w:szCs w:val="26"/>
+      <w:sz w:val="22"/>
     </w:rPr>
   </w:style>
   <w:style w:type="paragraph" w:styleId="Header">
@@ -7608,13 +7438,12 @@
       <w:outlineLvl w:val="0"/>
     </w:pPr>
     <w:rPr>
-      <w:rFonts w:ascii="Times New Roman" w:hAnsi="Times New Roman" w:cs="Times New Roman" w:eastAsia="Times New Roman"/>
+      <w:rFonts w:asciiTheme="majorHAnsi" w:eastAsiaTheme="majorEastAsia" w:hAnsiTheme="majorHAnsi" w:cstheme="majorBidi" w:ascii="Calibri" w:hAnsi="Calibri"/>
       <w:b/>
       <w:bCs/>
       <w:color w:val="000000"/>
-      <w:sz w:val="28"/>
+      <w:sz w:val="32"/>
       <w:szCs w:val="28"/>
-      <w:caps/>
     </w:rPr>
   </w:style>
   <w:style w:type="paragraph" w:styleId="Heading2">
@@ -7633,13 +7462,12 @@
       <w:outlineLvl w:val="1"/>
     </w:pPr>
     <w:rPr>
-      <w:rFonts w:ascii="Times New Roman" w:hAnsi="Times New Roman" w:cs="Times New Roman" w:eastAsia="Times New Roman"/>
+      <w:rFonts w:asciiTheme="majorHAnsi" w:eastAsiaTheme="majorEastAsia" w:hAnsiTheme="majorHAnsi" w:cstheme="majorBidi" w:ascii="Calibri" w:hAnsi="Calibri"/>
       <w:b/>
       <w:bCs/>
       <w:color w:val="000000"/>
-      <w:sz w:val="28"/>
-      <w:szCs w:val="28"/>
-      <w:caps/>
+      <w:sz w:val="26"/>
+      <w:szCs w:val="26"/>
     </w:rPr>
   </w:style>
   <w:style w:type="paragraph" w:styleId="Heading3">
@@ -7658,7 +7486,7 @@
       <w:outlineLvl w:val="2"/>
     </w:pPr>
     <w:rPr>
-      <w:rFonts w:ascii="Times New Roman" w:hAnsi="Times New Roman" w:cs="Times New Roman" w:eastAsia="Times New Roman"/>
+      <w:rFonts w:asciiTheme="majorHAnsi" w:eastAsiaTheme="majorEastAsia" w:hAnsiTheme="majorHAnsi" w:cstheme="majorBidi" w:ascii="Calibri" w:hAnsi="Calibri"/>
       <w:b/>
       <w:bCs/>
       <w:color w:val="000000"/>
@@ -7682,7 +7510,7 @@
       <w:outlineLvl w:val="3"/>
     </w:pPr>
     <w:rPr>
-      <w:rFonts w:ascii="Times New Roman" w:hAnsi="Times New Roman" w:cs="Times New Roman" w:eastAsia="Times New Roman"/>
+      <w:rFonts w:asciiTheme="majorHAnsi" w:eastAsiaTheme="majorEastAsia" w:hAnsiTheme="majorHAnsi" w:cstheme="majorBidi"/>
       <w:b/>
       <w:bCs/>
       <w:i/>
@@ -7707,7 +7535,7 @@
       <w:outlineLvl w:val="4"/>
     </w:pPr>
     <w:rPr>
-      <w:rFonts w:ascii="Times New Roman" w:hAnsi="Times New Roman" w:cs="Times New Roman" w:eastAsia="Times New Roman"/>
+      <w:rFonts w:asciiTheme="majorHAnsi" w:eastAsiaTheme="majorEastAsia" w:hAnsiTheme="majorHAnsi" w:cstheme="majorBidi"/>
       <w:color w:val="243F60" w:themeColor="accent1" w:themeShade="7F"/>
     </w:rPr>
   </w:style>
@@ -7728,7 +7556,7 @@
       <w:outlineLvl w:val="5"/>
     </w:pPr>
     <w:rPr>
-      <w:rFonts w:ascii="Times New Roman" w:hAnsi="Times New Roman" w:cs="Times New Roman" w:eastAsia="Times New Roman"/>
+      <w:rFonts w:asciiTheme="majorHAnsi" w:eastAsiaTheme="majorEastAsia" w:hAnsiTheme="majorHAnsi" w:cstheme="majorBidi"/>
       <w:i/>
       <w:iCs/>
       <w:color w:val="243F60" w:themeColor="accent1" w:themeShade="7F"/>
@@ -7751,7 +7579,7 @@
       <w:outlineLvl w:val="6"/>
     </w:pPr>
     <w:rPr>
-      <w:rFonts w:ascii="Times New Roman" w:hAnsi="Times New Roman" w:cs="Times New Roman" w:eastAsia="Times New Roman"/>
+      <w:rFonts w:asciiTheme="majorHAnsi" w:eastAsiaTheme="majorEastAsia" w:hAnsiTheme="majorHAnsi" w:cstheme="majorBidi"/>
       <w:i/>
       <w:iCs/>
       <w:color w:val="404040" w:themeColor="text1" w:themeTint="BF"/>
@@ -7774,7 +7602,7 @@
       <w:outlineLvl w:val="7"/>
     </w:pPr>
     <w:rPr>
-      <w:rFonts w:ascii="Times New Roman" w:hAnsi="Times New Roman" w:cs="Times New Roman" w:eastAsia="Times New Roman"/>
+      <w:rFonts w:asciiTheme="majorHAnsi" w:eastAsiaTheme="majorEastAsia" w:hAnsiTheme="majorHAnsi" w:cstheme="majorBidi"/>
       <w:color w:val="4F81BD" w:themeColor="accent1"/>
       <w:sz w:val="20"/>
       <w:szCs w:val="20"/>
@@ -7797,7 +7625,7 @@
       <w:outlineLvl w:val="8"/>
     </w:pPr>
     <w:rPr>
-      <w:rFonts w:ascii="Times New Roman" w:hAnsi="Times New Roman" w:cs="Times New Roman" w:eastAsia="Times New Roman"/>
+      <w:rFonts w:asciiTheme="majorHAnsi" w:eastAsiaTheme="majorEastAsia" w:hAnsiTheme="majorHAnsi" w:cstheme="majorBidi"/>
       <w:i/>
       <w:iCs/>
       <w:color w:val="404040" w:themeColor="text1" w:themeTint="BF"/>
@@ -7848,7 +7676,7 @@
     <w:uiPriority w:val="9"/>
     <w:rsid w:val="00FC693F"/>
     <w:rPr>
-      <w:rFonts w:ascii="Times New Roman" w:hAnsi="Times New Roman" w:cs="Times New Roman" w:eastAsia="Times New Roman"/>
+      <w:rFonts w:asciiTheme="majorHAnsi" w:eastAsiaTheme="majorEastAsia" w:hAnsiTheme="majorHAnsi" w:cstheme="majorBidi"/>
       <w:b/>
       <w:bCs/>
       <w:color w:val="365F91" w:themeColor="accent1" w:themeShade="BF"/>
@@ -7863,7 +7691,7 @@
     <w:uiPriority w:val="9"/>
     <w:rsid w:val="00FC693F"/>
     <w:rPr>
-      <w:rFonts w:ascii="Times New Roman" w:hAnsi="Times New Roman" w:cs="Times New Roman" w:eastAsia="Times New Roman"/>
+      <w:rFonts w:asciiTheme="majorHAnsi" w:eastAsiaTheme="majorEastAsia" w:hAnsiTheme="majorHAnsi" w:cstheme="majorBidi"/>
       <w:b/>
       <w:bCs/>
       <w:color w:val="4F81BD" w:themeColor="accent1"/>
@@ -7878,7 +7706,7 @@
     <w:uiPriority w:val="9"/>
     <w:rsid w:val="00FC693F"/>
     <w:rPr>
-      <w:rFonts w:ascii="Times New Roman" w:hAnsi="Times New Roman" w:cs="Times New Roman" w:eastAsia="Times New Roman"/>
+      <w:rFonts w:asciiTheme="majorHAnsi" w:eastAsiaTheme="majorEastAsia" w:hAnsiTheme="majorHAnsi" w:cstheme="majorBidi"/>
       <w:b/>
       <w:bCs/>
       <w:color w:val="4F81BD" w:themeColor="accent1"/>
@@ -7900,15 +7728,12 @@
       <w:contextualSpacing/>
     </w:pPr>
     <w:rPr>
-      <w:rFonts w:ascii="Times New Roman" w:hAnsi="Times New Roman" w:cs="Times New Roman" w:eastAsia="Times New Roman"/>
+      <w:rFonts w:asciiTheme="majorHAnsi" w:eastAsiaTheme="majorEastAsia" w:hAnsiTheme="majorHAnsi" w:cstheme="majorBidi" w:ascii="Calibri" w:hAnsi="Calibri"/>
       <w:color w:val="000000"/>
       <w:spacing w:val="5"/>
       <w:kern w:val="28"/>
-      <w:sz w:val="28"/>
-      <w:szCs w:val="28"/>
-      <w:b/>
-      <w:bCs/>
-      <w:caps/>
+      <w:sz w:val="46"/>
+      <w:szCs w:val="52"/>
     </w:rPr>
   </w:style>
   <w:style w:type="character" w:customStyle="1" w:styleId="TitleChar">
@@ -7918,7 +7743,7 @@
     <w:uiPriority w:val="10"/>
     <w:rsid w:val="00FC693F"/>
     <w:rPr>
-      <w:rFonts w:ascii="Times New Roman" w:hAnsi="Times New Roman" w:cs="Times New Roman" w:eastAsia="Times New Roman"/>
+      <w:rFonts w:asciiTheme="majorHAnsi" w:eastAsiaTheme="majorEastAsia" w:hAnsiTheme="majorHAnsi" w:cstheme="majorBidi"/>
       <w:color w:val="17365D" w:themeColor="text2" w:themeShade="BF"/>
       <w:spacing w:val="5"/>
       <w:kern w:val="28"/>
@@ -7940,7 +7765,7 @@
       </w:numPr>
     </w:pPr>
     <w:rPr>
-      <w:rFonts w:ascii="Times New Roman" w:hAnsi="Times New Roman" w:cs="Times New Roman" w:eastAsia="Times New Roman"/>
+      <w:rFonts w:asciiTheme="majorHAnsi" w:eastAsiaTheme="majorEastAsia" w:hAnsiTheme="majorHAnsi" w:cstheme="majorBidi"/>
       <w:i/>
       <w:iCs/>
       <w:color w:val="4F81BD" w:themeColor="accent1"/>
@@ -7956,7 +7781,7 @@
     <w:uiPriority w:val="11"/>
     <w:rsid w:val="00FC693F"/>
     <w:rPr>
-      <w:rFonts w:ascii="Times New Roman" w:hAnsi="Times New Roman" w:cs="Times New Roman" w:eastAsia="Times New Roman"/>
+      <w:rFonts w:asciiTheme="majorHAnsi" w:eastAsiaTheme="majorEastAsia" w:hAnsiTheme="majorHAnsi" w:cstheme="majorBidi"/>
       <w:i/>
       <w:iCs/>
       <w:color w:val="4F81BD" w:themeColor="accent1"/>
@@ -8084,10 +7909,8 @@
       <w:contextualSpacing/>
     </w:pPr>
     <w:rPr>
-      <w:rFonts w:ascii="Times New Roman" w:hAnsi="Times New Roman" w:cs="Times New Roman" w:eastAsia="Times New Roman"/>
+      <w:rFonts w:ascii="Calibri" w:hAnsi="Calibri"/>
       <w:color w:val="000000"/>
-      <w:sz w:val="26"/>
-      <w:szCs w:val="26"/>
     </w:rPr>
   </w:style>
   <w:style w:type="paragraph" w:styleId="ListBullet2">
@@ -8129,7 +7952,7 @@
       <w:contextualSpacing/>
     </w:pPr>
     <w:rPr>
-      <w:rFonts w:ascii="Times New Roman" w:hAnsi="Times New Roman" w:cs="Times New Roman" w:eastAsia="Times New Roman"/>
+      <w:rFonts w:ascii="Calibri" w:hAnsi="Calibri"/>
       <w:color w:val="000000"/>
     </w:rPr>
   </w:style>
@@ -8213,7 +8036,7 @@
       </w:tabs>
     </w:pPr>
     <w:rPr>
-      <w:rFonts w:ascii="Times New Roman" w:hAnsi="Times New Roman" w:cs="Times New Roman" w:eastAsia="Times New Roman"/>
+      <w:rFonts w:ascii="Courier" w:hAnsi="Courier"/>
       <w:sz w:val="20"/>
       <w:szCs w:val="20"/>
     </w:rPr>
@@ -8225,7 +8048,7 @@
     <w:uiPriority w:val="99"/>
     <w:rsid w:val="0029639D"/>
     <w:rPr>
-      <w:rFonts w:ascii="Times New Roman" w:hAnsi="Times New Roman" w:cs="Times New Roman" w:eastAsia="Times New Roman"/>
+      <w:rFonts w:ascii="Courier" w:hAnsi="Courier"/>
       <w:sz w:val="20"/>
       <w:szCs w:val="20"/>
     </w:rPr>
@@ -8264,7 +8087,7 @@
     <w:semiHidden/>
     <w:rsid w:val="00FC693F"/>
     <w:rPr>
-      <w:rFonts w:ascii="Times New Roman" w:hAnsi="Times New Roman" w:cs="Times New Roman" w:eastAsia="Times New Roman"/>
+      <w:rFonts w:asciiTheme="majorHAnsi" w:eastAsiaTheme="majorEastAsia" w:hAnsiTheme="majorHAnsi" w:cstheme="majorBidi"/>
       <w:b/>
       <w:bCs/>
       <w:i/>
@@ -8280,7 +8103,7 @@
     <w:semiHidden/>
     <w:rsid w:val="00FC693F"/>
     <w:rPr>
-      <w:rFonts w:ascii="Times New Roman" w:hAnsi="Times New Roman" w:cs="Times New Roman" w:eastAsia="Times New Roman"/>
+      <w:rFonts w:asciiTheme="majorHAnsi" w:eastAsiaTheme="majorEastAsia" w:hAnsiTheme="majorHAnsi" w:cstheme="majorBidi"/>
       <w:color w:val="243F60" w:themeColor="accent1" w:themeShade="7F"/>
     </w:rPr>
   </w:style>
@@ -8292,7 +8115,7 @@
     <w:semiHidden/>
     <w:rsid w:val="00FC693F"/>
     <w:rPr>
-      <w:rFonts w:ascii="Times New Roman" w:hAnsi="Times New Roman" w:cs="Times New Roman" w:eastAsia="Times New Roman"/>
+      <w:rFonts w:asciiTheme="majorHAnsi" w:eastAsiaTheme="majorEastAsia" w:hAnsiTheme="majorHAnsi" w:cstheme="majorBidi"/>
       <w:i/>
       <w:iCs/>
       <w:color w:val="243F60" w:themeColor="accent1" w:themeShade="7F"/>
@@ -8306,7 +8129,7 @@
     <w:semiHidden/>
     <w:rsid w:val="00FC693F"/>
     <w:rPr>
-      <w:rFonts w:ascii="Times New Roman" w:hAnsi="Times New Roman" w:cs="Times New Roman" w:eastAsia="Times New Roman"/>
+      <w:rFonts w:asciiTheme="majorHAnsi" w:eastAsiaTheme="majorEastAsia" w:hAnsiTheme="majorHAnsi" w:cstheme="majorBidi"/>
       <w:i/>
       <w:iCs/>
       <w:color w:val="404040" w:themeColor="text1" w:themeTint="BF"/>
@@ -8320,7 +8143,7 @@
     <w:semiHidden/>
     <w:rsid w:val="00FC693F"/>
     <w:rPr>
-      <w:rFonts w:ascii="Times New Roman" w:hAnsi="Times New Roman" w:cs="Times New Roman" w:eastAsia="Times New Roman"/>
+      <w:rFonts w:asciiTheme="majorHAnsi" w:eastAsiaTheme="majorEastAsia" w:hAnsiTheme="majorHAnsi" w:cstheme="majorBidi"/>
       <w:color w:val="4F81BD" w:themeColor="accent1"/>
       <w:sz w:val="20"/>
       <w:szCs w:val="20"/>
@@ -8334,7 +8157,7 @@
     <w:semiHidden/>
     <w:rsid w:val="00FC693F"/>
     <w:rPr>
-      <w:rFonts w:ascii="Times New Roman" w:hAnsi="Times New Roman" w:cs="Times New Roman" w:eastAsia="Times New Roman"/>
+      <w:rFonts w:asciiTheme="majorHAnsi" w:eastAsiaTheme="majorEastAsia" w:hAnsiTheme="majorHAnsi" w:cstheme="majorBidi"/>
       <w:i/>
       <w:iCs/>
       <w:color w:val="404040" w:themeColor="text1" w:themeTint="BF"/>
@@ -13183,7 +13006,7 @@
       <w:spacing w:after="0" w:line="240" w:lineRule="auto"/>
     </w:pPr>
     <w:rPr>
-      <w:rFonts w:ascii="Times New Roman" w:hAnsi="Times New Roman" w:cs="Times New Roman" w:eastAsia="Times New Roman"/>
+      <w:rFonts w:asciiTheme="majorHAnsi" w:eastAsiaTheme="majorEastAsia" w:hAnsiTheme="majorHAnsi" w:cstheme="majorBidi"/>
       <w:color w:val="000000" w:themeColor="text1"/>
     </w:rPr>
     <w:tblPr>
@@ -13311,7 +13134,7 @@
       <w:spacing w:after="0" w:line="240" w:lineRule="auto"/>
     </w:pPr>
     <w:rPr>
-      <w:rFonts w:ascii="Times New Roman" w:hAnsi="Times New Roman" w:cs="Times New Roman" w:eastAsia="Times New Roman"/>
+      <w:rFonts w:asciiTheme="majorHAnsi" w:eastAsiaTheme="majorEastAsia" w:hAnsiTheme="majorHAnsi" w:cstheme="majorBidi"/>
       <w:color w:val="000000" w:themeColor="text1"/>
     </w:rPr>
     <w:tblPr>
@@ -13439,7 +13262,7 @@
       <w:spacing w:after="0" w:line="240" w:lineRule="auto"/>
     </w:pPr>
     <w:rPr>
-      <w:rFonts w:ascii="Times New Roman" w:hAnsi="Times New Roman" w:cs="Times New Roman" w:eastAsia="Times New Roman"/>
+      <w:rFonts w:asciiTheme="majorHAnsi" w:eastAsiaTheme="majorEastAsia" w:hAnsiTheme="majorHAnsi" w:cstheme="majorBidi"/>
       <w:color w:val="000000" w:themeColor="text1"/>
     </w:rPr>
     <w:tblPr>
@@ -13567,7 +13390,7 @@
       <w:spacing w:after="0" w:line="240" w:lineRule="auto"/>
     </w:pPr>
     <w:rPr>
-      <w:rFonts w:ascii="Times New Roman" w:hAnsi="Times New Roman" w:cs="Times New Roman" w:eastAsia="Times New Roman"/>
+      <w:rFonts w:asciiTheme="majorHAnsi" w:eastAsiaTheme="majorEastAsia" w:hAnsiTheme="majorHAnsi" w:cstheme="majorBidi"/>
       <w:color w:val="000000" w:themeColor="text1"/>
     </w:rPr>
     <w:tblPr>
@@ -13695,7 +13518,7 @@
       <w:spacing w:after="0" w:line="240" w:lineRule="auto"/>
     </w:pPr>
     <w:rPr>
-      <w:rFonts w:ascii="Times New Roman" w:hAnsi="Times New Roman" w:cs="Times New Roman" w:eastAsia="Times New Roman"/>
+      <w:rFonts w:asciiTheme="majorHAnsi" w:eastAsiaTheme="majorEastAsia" w:hAnsiTheme="majorHAnsi" w:cstheme="majorBidi"/>
       <w:color w:val="000000" w:themeColor="text1"/>
     </w:rPr>
     <w:tblPr>
@@ -13823,7 +13646,7 @@
       <w:spacing w:after="0" w:line="240" w:lineRule="auto"/>
     </w:pPr>
     <w:rPr>
-      <w:rFonts w:ascii="Times New Roman" w:hAnsi="Times New Roman" w:cs="Times New Roman" w:eastAsia="Times New Roman"/>
+      <w:rFonts w:asciiTheme="majorHAnsi" w:eastAsiaTheme="majorEastAsia" w:hAnsiTheme="majorHAnsi" w:cstheme="majorBidi"/>
       <w:color w:val="000000" w:themeColor="text1"/>
     </w:rPr>
     <w:tblPr>
@@ -13951,7 +13774,7 @@
       <w:spacing w:after="0" w:line="240" w:lineRule="auto"/>
     </w:pPr>
     <w:rPr>
-      <w:rFonts w:ascii="Times New Roman" w:hAnsi="Times New Roman" w:cs="Times New Roman" w:eastAsia="Times New Roman"/>
+      <w:rFonts w:asciiTheme="majorHAnsi" w:eastAsiaTheme="majorEastAsia" w:hAnsiTheme="majorHAnsi" w:cstheme="majorBidi"/>
       <w:color w:val="000000" w:themeColor="text1"/>
     </w:rPr>
     <w:tblPr>
@@ -14590,7 +14413,7 @@
       <w:spacing w:after="0" w:line="240" w:lineRule="auto"/>
     </w:pPr>
     <w:rPr>
-      <w:rFonts w:ascii="Times New Roman" w:hAnsi="Times New Roman" w:cs="Times New Roman" w:eastAsia="Times New Roman"/>
+      <w:rFonts w:asciiTheme="majorHAnsi" w:eastAsiaTheme="majorEastAsia" w:hAnsiTheme="majorHAnsi" w:cstheme="majorBidi"/>
       <w:color w:val="000000" w:themeColor="text1"/>
     </w:rPr>
     <w:tblPr>
@@ -14715,7 +14538,7 @@
       <w:spacing w:after="0" w:line="240" w:lineRule="auto"/>
     </w:pPr>
     <w:rPr>
-      <w:rFonts w:ascii="Times New Roman" w:hAnsi="Times New Roman" w:cs="Times New Roman" w:eastAsia="Times New Roman"/>
+      <w:rFonts w:asciiTheme="majorHAnsi" w:eastAsiaTheme="majorEastAsia" w:hAnsiTheme="majorHAnsi" w:cstheme="majorBidi"/>
       <w:color w:val="000000" w:themeColor="text1"/>
     </w:rPr>
     <w:tblPr>
@@ -14840,7 +14663,7 @@
       <w:spacing w:after="0" w:line="240" w:lineRule="auto"/>
     </w:pPr>
     <w:rPr>
-      <w:rFonts w:ascii="Times New Roman" w:hAnsi="Times New Roman" w:cs="Times New Roman" w:eastAsia="Times New Roman"/>
+      <w:rFonts w:asciiTheme="majorHAnsi" w:eastAsiaTheme="majorEastAsia" w:hAnsiTheme="majorHAnsi" w:cstheme="majorBidi"/>
       <w:color w:val="000000" w:themeColor="text1"/>
     </w:rPr>
     <w:tblPr>
@@ -14965,7 +14788,7 @@
       <w:spacing w:after="0" w:line="240" w:lineRule="auto"/>
     </w:pPr>
     <w:rPr>
-      <w:rFonts w:ascii="Times New Roman" w:hAnsi="Times New Roman" w:cs="Times New Roman" w:eastAsia="Times New Roman"/>
+      <w:rFonts w:asciiTheme="majorHAnsi" w:eastAsiaTheme="majorEastAsia" w:hAnsiTheme="majorHAnsi" w:cstheme="majorBidi"/>
       <w:color w:val="000000" w:themeColor="text1"/>
     </w:rPr>
     <w:tblPr>
@@ -15090,7 +14913,7 @@
       <w:spacing w:after="0" w:line="240" w:lineRule="auto"/>
     </w:pPr>
     <w:rPr>
-      <w:rFonts w:ascii="Times New Roman" w:hAnsi="Times New Roman" w:cs="Times New Roman" w:eastAsia="Times New Roman"/>
+      <w:rFonts w:asciiTheme="majorHAnsi" w:eastAsiaTheme="majorEastAsia" w:hAnsiTheme="majorHAnsi" w:cstheme="majorBidi"/>
       <w:color w:val="000000" w:themeColor="text1"/>
     </w:rPr>
     <w:tblPr>
@@ -15215,7 +15038,7 @@
       <w:spacing w:after="0" w:line="240" w:lineRule="auto"/>
     </w:pPr>
     <w:rPr>
-      <w:rFonts w:ascii="Times New Roman" w:hAnsi="Times New Roman" w:cs="Times New Roman" w:eastAsia="Times New Roman"/>
+      <w:rFonts w:asciiTheme="majorHAnsi" w:eastAsiaTheme="majorEastAsia" w:hAnsiTheme="majorHAnsi" w:cstheme="majorBidi"/>
       <w:color w:val="000000" w:themeColor="text1"/>
     </w:rPr>
     <w:tblPr>
@@ -15340,7 +15163,7 @@
       <w:spacing w:after="0" w:line="240" w:lineRule="auto"/>
     </w:pPr>
     <w:rPr>
-      <w:rFonts w:ascii="Times New Roman" w:hAnsi="Times New Roman" w:cs="Times New Roman" w:eastAsia="Times New Roman"/>
+      <w:rFonts w:asciiTheme="majorHAnsi" w:eastAsiaTheme="majorEastAsia" w:hAnsiTheme="majorHAnsi" w:cstheme="majorBidi"/>
       <w:color w:val="000000" w:themeColor="text1"/>
     </w:rPr>
     <w:tblPr>
@@ -19255,9 +19078,9 @@
   <w:docDefaults>
     <w:rPrDefault>
       <w:rPr>
-        <w:rFonts w:ascii="Times New Roman" w:hAnsi="Times New Roman" w:cs="Times New Roman" w:eastAsia="Times New Roman"/>
-        <w:sz w:val="26"/>
-        <w:szCs w:val="26"/>
+        <w:rFonts w:asciiTheme="minorHAnsi" w:eastAsiaTheme="minorEastAsia" w:hAnsiTheme="minorHAnsi" w:cstheme="minorBidi"/>
+        <w:sz w:val="22"/>
+        <w:szCs w:val="22"/>
         <w:lang w:val="en-US" w:eastAsia="en-US" w:bidi="ar-SA"/>
       </w:rPr>
     </w:rPrDefault>
@@ -19410,11 +19233,6 @@
     <w:name w:val="Normal"/>
     <w:qFormat/>
     <w:rsid w:val="00FC693F"/>
-    <w:rPr>
-      <w:rFonts w:ascii="Times New Roman" w:hAnsi="Times New Roman" w:cs="Times New Roman" w:eastAsia="Times New Roman"/>
-      <w:sz w:val="26"/>
-      <w:szCs w:val="26"/>
-    </w:rPr>
   </w:style>
   <w:style w:type="paragraph" w:styleId="Heading1">
     <w:name w:val="heading 1"/>
@@ -19431,13 +19249,12 @@
       <w:outlineLvl w:val="0"/>
     </w:pPr>
     <w:rPr>
-      <w:rFonts w:ascii="Times New Roman" w:hAnsi="Times New Roman" w:cs="Times New Roman" w:eastAsia="Times New Roman"/>
+      <w:rFonts w:asciiTheme="majorHAnsi" w:eastAsiaTheme="majorEastAsia" w:hAnsiTheme="majorHAnsi" w:cstheme="majorBidi"/>
       <w:b/>
       <w:bCs/>
       <w:color w:val="365F91" w:themeColor="accent1" w:themeShade="BF"/>
       <w:sz w:val="28"/>
       <w:szCs w:val="28"/>
-      <w:caps/>
     </w:rPr>
   </w:style>
   <w:style w:type="paragraph" w:styleId="Heading2">
@@ -19456,13 +19273,12 @@
       <w:outlineLvl w:val="1"/>
     </w:pPr>
     <w:rPr>
-      <w:rFonts w:ascii="Times New Roman" w:hAnsi="Times New Roman" w:cs="Times New Roman" w:eastAsia="Times New Roman"/>
+      <w:rFonts w:asciiTheme="majorHAnsi" w:eastAsiaTheme="majorEastAsia" w:hAnsiTheme="majorHAnsi" w:cstheme="majorBidi"/>
       <w:b/>
       <w:bCs/>
       <w:color w:val="4F81BD" w:themeColor="accent1"/>
-      <w:sz w:val="28"/>
-      <w:szCs w:val="28"/>
-      <w:caps/>
+      <w:sz w:val="26"/>
+      <w:szCs w:val="26"/>
     </w:rPr>
   </w:style>
   <w:style w:type="paragraph" w:styleId="Heading3">
@@ -19481,7 +19297,7 @@
       <w:outlineLvl w:val="2"/>
     </w:pPr>
     <w:rPr>
-      <w:rFonts w:ascii="Times New Roman" w:hAnsi="Times New Roman" w:cs="Times New Roman" w:eastAsia="Times New Roman"/>
+      <w:rFonts w:asciiTheme="majorHAnsi" w:eastAsiaTheme="majorEastAsia" w:hAnsiTheme="majorHAnsi" w:cstheme="majorBidi"/>
       <w:b/>
       <w:bCs/>
       <w:color w:val="4F81BD" w:themeColor="accent1"/>
@@ -19504,7 +19320,7 @@
       <w:outlineLvl w:val="3"/>
     </w:pPr>
     <w:rPr>
-      <w:rFonts w:ascii="Times New Roman" w:hAnsi="Times New Roman" w:cs="Times New Roman" w:eastAsia="Times New Roman"/>
+      <w:rFonts w:asciiTheme="majorHAnsi" w:eastAsiaTheme="majorEastAsia" w:hAnsiTheme="majorHAnsi" w:cstheme="majorBidi"/>
       <w:b/>
       <w:bCs/>
       <w:i/>
@@ -19529,7 +19345,7 @@
       <w:outlineLvl w:val="4"/>
     </w:pPr>
     <w:rPr>
-      <w:rFonts w:ascii="Times New Roman" w:hAnsi="Times New Roman" w:cs="Times New Roman" w:eastAsia="Times New Roman"/>
+      <w:rFonts w:asciiTheme="majorHAnsi" w:eastAsiaTheme="majorEastAsia" w:hAnsiTheme="majorHAnsi" w:cstheme="majorBidi"/>
       <w:color w:val="243F60" w:themeColor="accent1" w:themeShade="7F"/>
     </w:rPr>
   </w:style>
@@ -19550,7 +19366,7 @@
       <w:outlineLvl w:val="5"/>
     </w:pPr>
     <w:rPr>
-      <w:rFonts w:ascii="Times New Roman" w:hAnsi="Times New Roman" w:cs="Times New Roman" w:eastAsia="Times New Roman"/>
+      <w:rFonts w:asciiTheme="majorHAnsi" w:eastAsiaTheme="majorEastAsia" w:hAnsiTheme="majorHAnsi" w:cstheme="majorBidi"/>
       <w:i/>
       <w:iCs/>
       <w:color w:val="243F60" w:themeColor="accent1" w:themeShade="7F"/>
@@ -19573,7 +19389,7 @@
       <w:outlineLvl w:val="6"/>
     </w:pPr>
     <w:rPr>
-      <w:rFonts w:ascii="Times New Roman" w:hAnsi="Times New Roman" w:cs="Times New Roman" w:eastAsia="Times New Roman"/>
+      <w:rFonts w:asciiTheme="majorHAnsi" w:eastAsiaTheme="majorEastAsia" w:hAnsiTheme="majorHAnsi" w:cstheme="majorBidi"/>
       <w:i/>
       <w:iCs/>
       <w:color w:val="404040" w:themeColor="text1" w:themeTint="BF"/>
@@ -19596,7 +19412,7 @@
       <w:outlineLvl w:val="7"/>
     </w:pPr>
     <w:rPr>
-      <w:rFonts w:ascii="Times New Roman" w:hAnsi="Times New Roman" w:cs="Times New Roman" w:eastAsia="Times New Roman"/>
+      <w:rFonts w:asciiTheme="majorHAnsi" w:eastAsiaTheme="majorEastAsia" w:hAnsiTheme="majorHAnsi" w:cstheme="majorBidi"/>
       <w:color w:val="4F81BD" w:themeColor="accent1"/>
       <w:sz w:val="20"/>
       <w:szCs w:val="20"/>
@@ -19619,7 +19435,7 @@
       <w:outlineLvl w:val="8"/>
     </w:pPr>
     <w:rPr>
-      <w:rFonts w:ascii="Times New Roman" w:hAnsi="Times New Roman" w:cs="Times New Roman" w:eastAsia="Times New Roman"/>
+      <w:rFonts w:asciiTheme="majorHAnsi" w:eastAsiaTheme="majorEastAsia" w:hAnsiTheme="majorHAnsi" w:cstheme="majorBidi"/>
       <w:i/>
       <w:iCs/>
       <w:color w:val="404040" w:themeColor="text1" w:themeTint="BF"/>
@@ -19670,7 +19486,7 @@
     <w:uiPriority w:val="9"/>
     <w:rsid w:val="00FC693F"/>
     <w:rPr>
-      <w:rFonts w:ascii="Times New Roman" w:hAnsi="Times New Roman" w:cs="Times New Roman" w:eastAsia="Times New Roman"/>
+      <w:rFonts w:asciiTheme="majorHAnsi" w:eastAsiaTheme="majorEastAsia" w:hAnsiTheme="majorHAnsi" w:cstheme="majorBidi"/>
       <w:b/>
       <w:bCs/>
       <w:color w:val="365F91" w:themeColor="accent1" w:themeShade="BF"/>
@@ -19685,7 +19501,7 @@
     <w:uiPriority w:val="9"/>
     <w:rsid w:val="00FC693F"/>
     <w:rPr>
-      <w:rFonts w:ascii="Times New Roman" w:hAnsi="Times New Roman" w:cs="Times New Roman" w:eastAsia="Times New Roman"/>
+      <w:rFonts w:asciiTheme="majorHAnsi" w:eastAsiaTheme="majorEastAsia" w:hAnsiTheme="majorHAnsi" w:cstheme="majorBidi"/>
       <w:b/>
       <w:bCs/>
       <w:color w:val="4F81BD" w:themeColor="accent1"/>
@@ -19700,7 +19516,7 @@
     <w:uiPriority w:val="9"/>
     <w:rsid w:val="00FC693F"/>
     <w:rPr>
-      <w:rFonts w:ascii="Times New Roman" w:hAnsi="Times New Roman" w:cs="Times New Roman" w:eastAsia="Times New Roman"/>
+      <w:rFonts w:asciiTheme="majorHAnsi" w:eastAsiaTheme="majorEastAsia" w:hAnsiTheme="majorHAnsi" w:cstheme="majorBidi"/>
       <w:b/>
       <w:bCs/>
       <w:color w:val="4F81BD" w:themeColor="accent1"/>
@@ -19722,15 +19538,12 @@
       <w:contextualSpacing/>
     </w:pPr>
     <w:rPr>
-      <w:rFonts w:ascii="Times New Roman" w:hAnsi="Times New Roman" w:cs="Times New Roman" w:eastAsia="Times New Roman"/>
+      <w:rFonts w:asciiTheme="majorHAnsi" w:eastAsiaTheme="majorEastAsia" w:hAnsiTheme="majorHAnsi" w:cstheme="majorBidi"/>
       <w:color w:val="17365D" w:themeColor="text2" w:themeShade="BF"/>
       <w:spacing w:val="5"/>
       <w:kern w:val="28"/>
-      <w:sz w:val="28"/>
-      <w:szCs w:val="28"/>
-      <w:b/>
-      <w:bCs/>
-      <w:caps/>
+      <w:sz w:val="52"/>
+      <w:szCs w:val="52"/>
     </w:rPr>
   </w:style>
   <w:style w:type="character" w:customStyle="1" w:styleId="TitleChar">
@@ -19740,7 +19553,7 @@
     <w:uiPriority w:val="10"/>
     <w:rsid w:val="00FC693F"/>
     <w:rPr>
-      <w:rFonts w:ascii="Times New Roman" w:hAnsi="Times New Roman" w:cs="Times New Roman" w:eastAsia="Times New Roman"/>
+      <w:rFonts w:asciiTheme="majorHAnsi" w:eastAsiaTheme="majorEastAsia" w:hAnsiTheme="majorHAnsi" w:cstheme="majorBidi"/>
       <w:color w:val="17365D" w:themeColor="text2" w:themeShade="BF"/>
       <w:spacing w:val="5"/>
       <w:kern w:val="28"/>
@@ -19762,7 +19575,7 @@
       </w:numPr>
     </w:pPr>
     <w:rPr>
-      <w:rFonts w:ascii="Times New Roman" w:hAnsi="Times New Roman" w:cs="Times New Roman" w:eastAsia="Times New Roman"/>
+      <w:rFonts w:asciiTheme="majorHAnsi" w:eastAsiaTheme="majorEastAsia" w:hAnsiTheme="majorHAnsi" w:cstheme="majorBidi"/>
       <w:i/>
       <w:iCs/>
       <w:color w:val="4F81BD" w:themeColor="accent1"/>
@@ -19778,7 +19591,7 @@
     <w:uiPriority w:val="11"/>
     <w:rsid w:val="00FC693F"/>
     <w:rPr>
-      <w:rFonts w:ascii="Times New Roman" w:hAnsi="Times New Roman" w:cs="Times New Roman" w:eastAsia="Times New Roman"/>
+      <w:rFonts w:asciiTheme="majorHAnsi" w:eastAsiaTheme="majorEastAsia" w:hAnsiTheme="majorHAnsi" w:cstheme="majorBidi"/>
       <w:i/>
       <w:iCs/>
       <w:color w:val="4F81BD" w:themeColor="accent1"/>
@@ -19905,11 +19718,6 @@
       </w:numPr>
       <w:contextualSpacing/>
     </w:pPr>
-    <w:rPr>
-      <w:rFonts w:ascii="Times New Roman" w:hAnsi="Times New Roman" w:cs="Times New Roman" w:eastAsia="Times New Roman"/>
-      <w:sz w:val="26"/>
-      <w:szCs w:val="26"/>
-    </w:rPr>
   </w:style>
   <w:style w:type="paragraph" w:styleId="ListBullet2">
     <w:name w:val="List Bullet 2"/>
@@ -20030,7 +19838,7 @@
       </w:tabs>
     </w:pPr>
     <w:rPr>
-      <w:rFonts w:ascii="Times New Roman" w:hAnsi="Times New Roman" w:cs="Times New Roman" w:eastAsia="Times New Roman"/>
+      <w:rFonts w:ascii="Courier" w:hAnsi="Courier"/>
       <w:sz w:val="20"/>
       <w:szCs w:val="20"/>
     </w:rPr>
@@ -20042,7 +19850,7 @@
     <w:uiPriority w:val="99"/>
     <w:rsid w:val="0029639D"/>
     <w:rPr>
-      <w:rFonts w:ascii="Times New Roman" w:hAnsi="Times New Roman" w:cs="Times New Roman" w:eastAsia="Times New Roman"/>
+      <w:rFonts w:ascii="Courier" w:hAnsi="Courier"/>
       <w:sz w:val="20"/>
       <w:szCs w:val="20"/>
     </w:rPr>
@@ -20081,7 +19889,7 @@
     <w:semiHidden/>
     <w:rsid w:val="00FC693F"/>
     <w:rPr>
-      <w:rFonts w:ascii="Times New Roman" w:hAnsi="Times New Roman" w:cs="Times New Roman" w:eastAsia="Times New Roman"/>
+      <w:rFonts w:asciiTheme="majorHAnsi" w:eastAsiaTheme="majorEastAsia" w:hAnsiTheme="majorHAnsi" w:cstheme="majorBidi"/>
       <w:b/>
       <w:bCs/>
       <w:i/>
@@ -20097,7 +19905,7 @@
     <w:semiHidden/>
     <w:rsid w:val="00FC693F"/>
     <w:rPr>
-      <w:rFonts w:ascii="Times New Roman" w:hAnsi="Times New Roman" w:cs="Times New Roman" w:eastAsia="Times New Roman"/>
+      <w:rFonts w:asciiTheme="majorHAnsi" w:eastAsiaTheme="majorEastAsia" w:hAnsiTheme="majorHAnsi" w:cstheme="majorBidi"/>
       <w:color w:val="243F60" w:themeColor="accent1" w:themeShade="7F"/>
     </w:rPr>
   </w:style>
@@ -20109,7 +19917,7 @@
     <w:semiHidden/>
     <w:rsid w:val="00FC693F"/>
     <w:rPr>
-      <w:rFonts w:ascii="Times New Roman" w:hAnsi="Times New Roman" w:cs="Times New Roman" w:eastAsia="Times New Roman"/>
+      <w:rFonts w:asciiTheme="majorHAnsi" w:eastAsiaTheme="majorEastAsia" w:hAnsiTheme="majorHAnsi" w:cstheme="majorBidi"/>
       <w:i/>
       <w:iCs/>
       <w:color w:val="243F60" w:themeColor="accent1" w:themeShade="7F"/>
@@ -20123,7 +19931,7 @@
     <w:semiHidden/>
     <w:rsid w:val="00FC693F"/>
     <w:rPr>
-      <w:rFonts w:ascii="Times New Roman" w:hAnsi="Times New Roman" w:cs="Times New Roman" w:eastAsia="Times New Roman"/>
+      <w:rFonts w:asciiTheme="majorHAnsi" w:eastAsiaTheme="majorEastAsia" w:hAnsiTheme="majorHAnsi" w:cstheme="majorBidi"/>
       <w:i/>
       <w:iCs/>
       <w:color w:val="404040" w:themeColor="text1" w:themeTint="BF"/>
@@ -20137,7 +19945,7 @@
     <w:semiHidden/>
     <w:rsid w:val="00FC693F"/>
     <w:rPr>
-      <w:rFonts w:ascii="Times New Roman" w:hAnsi="Times New Roman" w:cs="Times New Roman" w:eastAsia="Times New Roman"/>
+      <w:rFonts w:asciiTheme="majorHAnsi" w:eastAsiaTheme="majorEastAsia" w:hAnsiTheme="majorHAnsi" w:cstheme="majorBidi"/>
       <w:color w:val="4F81BD" w:themeColor="accent1"/>
       <w:sz w:val="20"/>
       <w:szCs w:val="20"/>
@@ -20151,7 +19959,7 @@
     <w:semiHidden/>
     <w:rsid w:val="00FC693F"/>
     <w:rPr>
-      <w:rFonts w:ascii="Times New Roman" w:hAnsi="Times New Roman" w:cs="Times New Roman" w:eastAsia="Times New Roman"/>
+      <w:rFonts w:asciiTheme="majorHAnsi" w:eastAsiaTheme="majorEastAsia" w:hAnsiTheme="majorHAnsi" w:cstheme="majorBidi"/>
       <w:i/>
       <w:iCs/>
       <w:color w:val="404040" w:themeColor="text1" w:themeTint="BF"/>
@@ -25000,7 +24808,7 @@
       <w:spacing w:after="0" w:line="240" w:lineRule="auto"/>
     </w:pPr>
     <w:rPr>
-      <w:rFonts w:ascii="Times New Roman" w:hAnsi="Times New Roman" w:cs="Times New Roman" w:eastAsia="Times New Roman"/>
+      <w:rFonts w:asciiTheme="majorHAnsi" w:eastAsiaTheme="majorEastAsia" w:hAnsiTheme="majorHAnsi" w:cstheme="majorBidi"/>
       <w:color w:val="000000" w:themeColor="text1"/>
     </w:rPr>
     <w:tblPr>
@@ -25128,7 +24936,7 @@
       <w:spacing w:after="0" w:line="240" w:lineRule="auto"/>
     </w:pPr>
     <w:rPr>
-      <w:rFonts w:ascii="Times New Roman" w:hAnsi="Times New Roman" w:cs="Times New Roman" w:eastAsia="Times New Roman"/>
+      <w:rFonts w:asciiTheme="majorHAnsi" w:eastAsiaTheme="majorEastAsia" w:hAnsiTheme="majorHAnsi" w:cstheme="majorBidi"/>
       <w:color w:val="000000" w:themeColor="text1"/>
     </w:rPr>
     <w:tblPr>
@@ -25256,7 +25064,7 @@
       <w:spacing w:after="0" w:line="240" w:lineRule="auto"/>
     </w:pPr>
     <w:rPr>
-      <w:rFonts w:ascii="Times New Roman" w:hAnsi="Times New Roman" w:cs="Times New Roman" w:eastAsia="Times New Roman"/>
+      <w:rFonts w:asciiTheme="majorHAnsi" w:eastAsiaTheme="majorEastAsia" w:hAnsiTheme="majorHAnsi" w:cstheme="majorBidi"/>
       <w:color w:val="000000" w:themeColor="text1"/>
     </w:rPr>
     <w:tblPr>
@@ -25384,7 +25192,7 @@
       <w:spacing w:after="0" w:line="240" w:lineRule="auto"/>
     </w:pPr>
     <w:rPr>
-      <w:rFonts w:ascii="Times New Roman" w:hAnsi="Times New Roman" w:cs="Times New Roman" w:eastAsia="Times New Roman"/>
+      <w:rFonts w:asciiTheme="majorHAnsi" w:eastAsiaTheme="majorEastAsia" w:hAnsiTheme="majorHAnsi" w:cstheme="majorBidi"/>
       <w:color w:val="000000" w:themeColor="text1"/>
     </w:rPr>
     <w:tblPr>
@@ -25512,7 +25320,7 @@
       <w:spacing w:after="0" w:line="240" w:lineRule="auto"/>
     </w:pPr>
     <w:rPr>
-      <w:rFonts w:ascii="Times New Roman" w:hAnsi="Times New Roman" w:cs="Times New Roman" w:eastAsia="Times New Roman"/>
+      <w:rFonts w:asciiTheme="majorHAnsi" w:eastAsiaTheme="majorEastAsia" w:hAnsiTheme="majorHAnsi" w:cstheme="majorBidi"/>
       <w:color w:val="000000" w:themeColor="text1"/>
     </w:rPr>
     <w:tblPr>
@@ -25640,7 +25448,7 @@
       <w:spacing w:after="0" w:line="240" w:lineRule="auto"/>
     </w:pPr>
     <w:rPr>
-      <w:rFonts w:ascii="Times New Roman" w:hAnsi="Times New Roman" w:cs="Times New Roman" w:eastAsia="Times New Roman"/>
+      <w:rFonts w:asciiTheme="majorHAnsi" w:eastAsiaTheme="majorEastAsia" w:hAnsiTheme="majorHAnsi" w:cstheme="majorBidi"/>
       <w:color w:val="000000" w:themeColor="text1"/>
     </w:rPr>
     <w:tblPr>
@@ -25768,7 +25576,7 @@
       <w:spacing w:after="0" w:line="240" w:lineRule="auto"/>
     </w:pPr>
     <w:rPr>
-      <w:rFonts w:ascii="Times New Roman" w:hAnsi="Times New Roman" w:cs="Times New Roman" w:eastAsia="Times New Roman"/>
+      <w:rFonts w:asciiTheme="majorHAnsi" w:eastAsiaTheme="majorEastAsia" w:hAnsiTheme="majorHAnsi" w:cstheme="majorBidi"/>
       <w:color w:val="000000" w:themeColor="text1"/>
     </w:rPr>
     <w:tblPr>
@@ -26407,7 +26215,7 @@
       <w:spacing w:after="0" w:line="240" w:lineRule="auto"/>
     </w:pPr>
     <w:rPr>
-      <w:rFonts w:ascii="Times New Roman" w:hAnsi="Times New Roman" w:cs="Times New Roman" w:eastAsia="Times New Roman"/>
+      <w:rFonts w:asciiTheme="majorHAnsi" w:eastAsiaTheme="majorEastAsia" w:hAnsiTheme="majorHAnsi" w:cstheme="majorBidi"/>
       <w:color w:val="000000" w:themeColor="text1"/>
     </w:rPr>
     <w:tblPr>
@@ -26532,7 +26340,7 @@
       <w:spacing w:after="0" w:line="240" w:lineRule="auto"/>
     </w:pPr>
     <w:rPr>
-      <w:rFonts w:ascii="Times New Roman" w:hAnsi="Times New Roman" w:cs="Times New Roman" w:eastAsia="Times New Roman"/>
+      <w:rFonts w:asciiTheme="majorHAnsi" w:eastAsiaTheme="majorEastAsia" w:hAnsiTheme="majorHAnsi" w:cstheme="majorBidi"/>
       <w:color w:val="000000" w:themeColor="text1"/>
     </w:rPr>
     <w:tblPr>
@@ -26657,7 +26465,7 @@
       <w:spacing w:after="0" w:line="240" w:lineRule="auto"/>
     </w:pPr>
     <w:rPr>
-      <w:rFonts w:ascii="Times New Roman" w:hAnsi="Times New Roman" w:cs="Times New Roman" w:eastAsia="Times New Roman"/>
+      <w:rFonts w:asciiTheme="majorHAnsi" w:eastAsiaTheme="majorEastAsia" w:hAnsiTheme="majorHAnsi" w:cstheme="majorBidi"/>
       <w:color w:val="000000" w:themeColor="text1"/>
     </w:rPr>
     <w:tblPr>
@@ -26782,7 +26590,7 @@
       <w:spacing w:after="0" w:line="240" w:lineRule="auto"/>
     </w:pPr>
     <w:rPr>
-      <w:rFonts w:ascii="Times New Roman" w:hAnsi="Times New Roman" w:cs="Times New Roman" w:eastAsia="Times New Roman"/>
+      <w:rFonts w:asciiTheme="majorHAnsi" w:eastAsiaTheme="majorEastAsia" w:hAnsiTheme="majorHAnsi" w:cstheme="majorBidi"/>
       <w:color w:val="000000" w:themeColor="text1"/>
     </w:rPr>
     <w:tblPr>
@@ -26907,7 +26715,7 @@
       <w:spacing w:after="0" w:line="240" w:lineRule="auto"/>
     </w:pPr>
     <w:rPr>
-      <w:rFonts w:ascii="Times New Roman" w:hAnsi="Times New Roman" w:cs="Times New Roman" w:eastAsia="Times New Roman"/>
+      <w:rFonts w:asciiTheme="majorHAnsi" w:eastAsiaTheme="majorEastAsia" w:hAnsiTheme="majorHAnsi" w:cstheme="majorBidi"/>
       <w:color w:val="000000" w:themeColor="text1"/>
     </w:rPr>
     <w:tblPr>
@@ -27032,7 +26840,7 @@
       <w:spacing w:after="0" w:line="240" w:lineRule="auto"/>
     </w:pPr>
     <w:rPr>
-      <w:rFonts w:ascii="Times New Roman" w:hAnsi="Times New Roman" w:cs="Times New Roman" w:eastAsia="Times New Roman"/>
+      <w:rFonts w:asciiTheme="majorHAnsi" w:eastAsiaTheme="majorEastAsia" w:hAnsiTheme="majorHAnsi" w:cstheme="majorBidi"/>
       <w:color w:val="000000" w:themeColor="text1"/>
     </w:rPr>
     <w:tblPr>
@@ -27157,7 +26965,7 @@
       <w:spacing w:after="0" w:line="240" w:lineRule="auto"/>
     </w:pPr>
     <w:rPr>
-      <w:rFonts w:ascii="Times New Roman" w:hAnsi="Times New Roman" w:cs="Times New Roman" w:eastAsia="Times New Roman"/>
+      <w:rFonts w:asciiTheme="majorHAnsi" w:eastAsiaTheme="majorEastAsia" w:hAnsiTheme="majorHAnsi" w:cstheme="majorBidi"/>
       <w:color w:val="000000" w:themeColor="text1"/>
     </w:rPr>
     <w:tblPr>
@@ -31110,7 +30918,7 @@
     </a:clrScheme>
     <a:fontScheme name="Office">
       <a:majorFont>
-        <a:latin typeface="Times New Roman"/>
+        <a:latin typeface="Calibri"/>
         <a:ea typeface=""/>
         <a:cs typeface=""/>
         <a:font script="Jpan" typeface="ＭＳ ゴシック"/>
@@ -31145,7 +30953,7 @@
         <a:font script="Geor" typeface="Sylfaen"/>
       </a:majorFont>
       <a:minorFont>
-        <a:latin typeface="Times New Roman"/>
+        <a:latin typeface="Cambria"/>
         <a:ea typeface=""/>
         <a:cs typeface=""/>
         <a:font script="Jpan" typeface="ＭＳ 明朝"/>
@@ -31175,7 +30983,7 @@
         <a:font script="Laoo" typeface="DokChampa"/>
         <a:font script="Sinh" typeface="Iskoola Pota"/>
         <a:font script="Mong" typeface="Mongolian Baiti"/>
-        <a:font script="Viet" typeface="Times New Roman"/>
+        <a:font script="Viet" typeface="Arial"/>
         <a:font script="Uigh" typeface="Microsoft Uighur"/>
         <a:font script="Geor" typeface="Sylfaen"/>
       </a:minorFont>
